--- a/swh/docx/010.content.docx
+++ b/swh/docx/010.content.docx
@@ -150,26 +150,6 @@
           <w:lang w:val="sw_KE" w:bidi="sw_KE"/>
         </w:rPr>
         <w:t>H</w:t>
-      </w:r>
-      <w:r>
-        <w:rPr>
-          <w:lang w:val="sw_KE" w:bidi="sw_KE"/>
-        </w:rPr>
-      </w:r>
-    </w:p>
-    <w:p>
-      <w:pPr/>
-      <w:r>
-        <w:rPr>
-          <w:lang w:val="sw_KE" w:bidi="sw_KE"/>
-        </w:rPr>
-      </w:r>
-      <w:r>
-        <w:rPr>
-          <w:i/>
-          <w:lang w:val="sw_KE" w:bidi="sw_KE"/>
-        </w:rPr>
-        <w:t>Haki kwa Imani, Haki ya Kijamii, Haki ya Kweli, Haki ya Mungu, Hasira, Hasira ya Mungu, Hatari za Dhambi, Hekalu Kuu, Hekima, Hekima ya Solomoni, Hema la Kukutania, Hesabu za Kifumbo, Hofu ya Bwana, Hukumu ya Mungu kwa Watu Wake, Huzuni ya Mungu juu ya Uasi wa Imani</w:t>
       </w:r>
       <w:r>
         <w:rPr>

--- a/swh/docx/010.content.docx
+++ b/swh/docx/010.content.docx
@@ -19,7 +19,7 @@
         <w:rPr>
           <w:lang w:val="sw_KE" w:bidi="sw_KE"/>
         </w:rPr>
-        <w:t>Resource: Study Notes - Themes (Tyndale)</w:t>
+        <w:t>Resource: Tyndale Open Study Notes</w:t>
       </w:r>
       <w:r>
         <w:rPr>
@@ -112,7 +112,7 @@
         <w:rPr>
           <w:lang w:val="sw_KE" w:bidi="sw_KE"/>
         </w:rPr>
-        <w:t>Study Notes - Themes (Tyndale)</w:t>
+        <w:t>Tyndale Open Study Notes</w:t>
       </w:r>
     </w:p>
     <w:p>

--- a/swh/docx/010.content.docx
+++ b/swh/docx/010.content.docx
@@ -19,7 +19,7 @@
         <w:rPr>
           <w:lang w:val="sw_KE" w:bidi="sw_KE"/>
         </w:rPr>
-        <w:t>Resource: Tyndale Open Study Notes</w:t>
+        <w:t>Resource: Aquifer Open Study Notes (Themes)</w:t>
       </w:r>
       <w:r>
         <w:rPr>
@@ -112,7 +112,7 @@
         <w:rPr>
           <w:lang w:val="sw_KE" w:bidi="sw_KE"/>
         </w:rPr>
-        <w:t>Tyndale Open Study Notes</w:t>
+        <w:t>Aquifer Open Study Notes (Themes)</w:t>
       </w:r>
     </w:p>
     <w:p>

--- a/swh/docx/010.content.docx
+++ b/swh/docx/010.content.docx
@@ -233,18 +233,12 @@
         </w:rPr>
         <w:t>Manabii wa Agano la Kale walielewa kwamba ibada ya kweli inahitaji kumjua Mungu na matarajio yake. Mungu aliamua kwamba hekalu huko Yerusalemu lingekuwa mahali kuu kwa ibada ya watu wake. Sauti ya Bwana ilitoka Sayuni na Yerusalemu (</w:t>
       </w:r>
-      <w:hyperlink r:id="rId13">
-        <w:r>
-          <w:rPr>
-            <w:lang w:val="sw_KE" w:bidi="sw_KE"/>
-          </w:rPr>
-          <w:rPr>
-            <w:color w:val="0000EE"/>
-            <w:u w:val="single"/>
-          </w:rPr>
-          <w:t>Amosi 1:2</w:t>
-        </w:r>
-      </w:hyperlink>
+      <w:r>
+        <w:rPr>
+          <w:lang w:val="sw_KE" w:bidi="sw_KE"/>
+        </w:rPr>
+        <w:t>Amosi 1:2</w:t>
+      </w:r>
       <w:r>
         <w:rPr>
           <w:lang w:val="sw_KE" w:bidi="sw_KE"/>
@@ -265,18 +259,12 @@
         </w:rPr>
         <w:t>Baada ya ufalme wa Israeli kugawanyika katika sehemu mbili, Yeroboamu, ambaye alikuwa mfalme wa ufalme wa kaskazini, alianzisha maeneo mapya ya ibada. Alijaribu kuwazuia watu wake kusafiri kwenda Yerusalemu kuabudu Mungu. Kwa muda, maeneo mbalimbali ya ibada yalionekana katika falme za kaskazini na kusini. Hata hivyo, haijalishi ni dhabihu ngapi zilifanywa au jinsi sherehe zilivyokuwa za kifahari, haya hayakuwa maeneo ambayo Mungu alikuwa ameyachagua kwa ajili ya ibada (</w:t>
       </w:r>
-      <w:hyperlink r:id="rId14">
-        <w:r>
-          <w:rPr>
-            <w:lang w:val="sw_KE" w:bidi="sw_KE"/>
-          </w:rPr>
-          <w:rPr>
-            <w:color w:val="0000EE"/>
-            <w:u w:val="single"/>
-          </w:rPr>
-          <w:t>5:4–5</w:t>
-        </w:r>
-      </w:hyperlink>
+      <w:r>
+        <w:rPr>
+          <w:lang w:val="sw_KE" w:bidi="sw_KE"/>
+        </w:rPr>
+        <w:t>5:4–5</w:t>
+      </w:r>
       <w:r>
         <w:rPr>
           <w:lang w:val="sw_KE" w:bidi="sw_KE"/>
@@ -297,36 +285,24 @@
         </w:rPr>
         <w:t xml:space="preserve">Katika Agano Jipya, ibada haijazuiliwa kwa mahali maalum. Wakristo wanaweza kuabudu popote wanapokusanyika (tazama </w:t>
       </w:r>
-      <w:hyperlink r:id="rId15">
-        <w:r>
-          <w:rPr>
-            <w:lang w:val="sw_KE" w:bidi="sw_KE"/>
-          </w:rPr>
-          <w:rPr>
-            <w:color w:val="0000EE"/>
-            <w:u w:val="single"/>
-          </w:rPr>
-          <w:t>Mathayo 18:20</w:t>
-        </w:r>
-      </w:hyperlink>
+      <w:r>
+        <w:rPr>
+          <w:lang w:val="sw_KE" w:bidi="sw_KE"/>
+        </w:rPr>
+        <w:t>Mathayo 18:20</w:t>
+      </w:r>
       <w:r>
         <w:rPr>
           <w:lang w:val="sw_KE" w:bidi="sw_KE"/>
         </w:rPr>
         <w:t>). Hata hivyo, ibada lazima ifuate mwongozo wa Mungu "katika roho na kweli" (</w:t>
       </w:r>
-      <w:hyperlink r:id="rId16">
-        <w:r>
-          <w:rPr>
-            <w:lang w:val="sw_KE" w:bidi="sw_KE"/>
-          </w:rPr>
-          <w:rPr>
-            <w:color w:val="0000EE"/>
-            <w:u w:val="single"/>
-          </w:rPr>
-          <w:t>Yohana 4:23–24</w:t>
-        </w:r>
-      </w:hyperlink>
+      <w:r>
+        <w:rPr>
+          <w:lang w:val="sw_KE" w:bidi="sw_KE"/>
+        </w:rPr>
+        <w:t>Yohana 4:23–24</w:t>
+      </w:r>
       <w:r>
         <w:rPr>
           <w:lang w:val="sw_KE" w:bidi="sw_KE"/>
@@ -356,342 +332,228 @@
           <w:lang w:val="sw_KE" w:bidi="sw_KE"/>
         </w:rPr>
       </w:r>
-      <w:hyperlink r:id="rId17">
-        <w:r>
-          <w:rPr>
-            <w:lang w:val="sw_KE" w:bidi="sw_KE"/>
-          </w:rPr>
-          <w:rPr>
-            <w:color w:val="0000EE"/>
-            <w:u w:val="single"/>
-          </w:rPr>
-          <w:t>Kumbukumbu la Torati 12:5</w:t>
-        </w:r>
-      </w:hyperlink>
-      <w:r>
-        <w:rPr>
-          <w:lang w:val="sw_KE" w:bidi="sw_KE"/>
-        </w:rPr>
-        <w:t xml:space="preserve">; </w:t>
-      </w:r>
-      <w:hyperlink r:id="rId18">
-        <w:r>
-          <w:rPr>
-            <w:lang w:val="sw_KE" w:bidi="sw_KE"/>
-          </w:rPr>
-          <w:rPr>
-            <w:color w:val="0000EE"/>
-            <w:u w:val="single"/>
-          </w:rPr>
-          <w:t>1 Wafalme 11:36</w:t>
-        </w:r>
-      </w:hyperlink>
-      <w:r>
-        <w:rPr>
-          <w:lang w:val="sw_KE" w:bidi="sw_KE"/>
-        </w:rPr>
-        <w:t xml:space="preserve">; </w:t>
-      </w:r>
-      <w:hyperlink r:id="rId19">
-        <w:r>
-          <w:rPr>
-            <w:lang w:val="sw_KE" w:bidi="sw_KE"/>
-          </w:rPr>
-          <w:rPr>
-            <w:color w:val="0000EE"/>
-            <w:u w:val="single"/>
-          </w:rPr>
-          <w:t>2 Mambo ya Nyakati 6:6</w:t>
-        </w:r>
-      </w:hyperlink>
-      <w:r>
-        <w:rPr>
-          <w:lang w:val="sw_KE" w:bidi="sw_KE"/>
-        </w:rPr>
-        <w:t xml:space="preserve">; </w:t>
-      </w:r>
-      <w:hyperlink r:id="rId20">
-        <w:r>
-          <w:rPr>
-            <w:lang w:val="sw_KE" w:bidi="sw_KE"/>
-          </w:rPr>
-          <w:rPr>
-            <w:color w:val="0000EE"/>
-            <w:u w:val="single"/>
-          </w:rPr>
-          <w:t>Nehemia 1:9</w:t>
-        </w:r>
-      </w:hyperlink>
-      <w:r>
-        <w:rPr>
-          <w:lang w:val="sw_KE" w:bidi="sw_KE"/>
-        </w:rPr>
-        <w:t xml:space="preserve">; </w:t>
-      </w:r>
-      <w:hyperlink r:id="rId21">
-        <w:r>
-          <w:rPr>
-            <w:lang w:val="sw_KE" w:bidi="sw_KE"/>
-          </w:rPr>
-          <w:rPr>
-            <w:color w:val="0000EE"/>
-            <w:u w:val="single"/>
-          </w:rPr>
-          <w:t>11:1</w:t>
-        </w:r>
-      </w:hyperlink>
-      <w:r>
-        <w:rPr>
-          <w:lang w:val="sw_KE" w:bidi="sw_KE"/>
-        </w:rPr>
-        <w:t xml:space="preserve">; </w:t>
-      </w:r>
-      <w:hyperlink r:id="rId22">
-        <w:r>
-          <w:rPr>
-            <w:lang w:val="sw_KE" w:bidi="sw_KE"/>
-          </w:rPr>
-          <w:rPr>
-            <w:color w:val="0000EE"/>
-            <w:u w:val="single"/>
-          </w:rPr>
-          <w:t>Isaya 2:3</w:t>
-        </w:r>
-      </w:hyperlink>
-      <w:r>
-        <w:rPr>
-          <w:lang w:val="sw_KE" w:bidi="sw_KE"/>
-        </w:rPr>
-        <w:t xml:space="preserve">; </w:t>
-      </w:r>
-      <w:hyperlink r:id="rId23">
-        <w:r>
-          <w:rPr>
-            <w:lang w:val="sw_KE" w:bidi="sw_KE"/>
-          </w:rPr>
-          <w:rPr>
-            <w:color w:val="0000EE"/>
-            <w:u w:val="single"/>
-          </w:rPr>
-          <w:t>52:1</w:t>
-        </w:r>
-      </w:hyperlink>
-      <w:r>
-        <w:rPr>
-          <w:lang w:val="sw_KE" w:bidi="sw_KE"/>
-        </w:rPr>
-        <w:t xml:space="preserve">; </w:t>
-      </w:r>
-      <w:hyperlink r:id="rId24">
-        <w:r>
-          <w:rPr>
-            <w:lang w:val="sw_KE" w:bidi="sw_KE"/>
-          </w:rPr>
-          <w:rPr>
-            <w:color w:val="0000EE"/>
-            <w:u w:val="single"/>
-          </w:rPr>
-          <w:t>56:7</w:t>
-        </w:r>
-      </w:hyperlink>
-      <w:r>
-        <w:rPr>
-          <w:lang w:val="sw_KE" w:bidi="sw_KE"/>
-        </w:rPr>
-        <w:t xml:space="preserve">; </w:t>
-      </w:r>
-      <w:hyperlink r:id="rId25">
-        <w:r>
-          <w:rPr>
-            <w:lang w:val="sw_KE" w:bidi="sw_KE"/>
-          </w:rPr>
-          <w:rPr>
-            <w:color w:val="0000EE"/>
-            <w:u w:val="single"/>
-          </w:rPr>
-          <w:t>Yoeli 3:17</w:t>
-        </w:r>
-      </w:hyperlink>
-      <w:r>
-        <w:rPr>
-          <w:lang w:val="sw_KE" w:bidi="sw_KE"/>
-        </w:rPr>
-        <w:t xml:space="preserve">; </w:t>
-      </w:r>
-      <w:hyperlink r:id="rId14">
-        <w:r>
-          <w:rPr>
-            <w:lang w:val="sw_KE" w:bidi="sw_KE"/>
-          </w:rPr>
-          <w:rPr>
-            <w:color w:val="0000EE"/>
-            <w:u w:val="single"/>
-          </w:rPr>
-          <w:t>Amosi 5:4–5</w:t>
-        </w:r>
-      </w:hyperlink>
-      <w:r>
-        <w:rPr>
-          <w:lang w:val="sw_KE" w:bidi="sw_KE"/>
-        </w:rPr>
-        <w:t xml:space="preserve">; </w:t>
-      </w:r>
-      <w:hyperlink r:id="rId26">
-        <w:r>
-          <w:rPr>
-            <w:lang w:val="sw_KE" w:bidi="sw_KE"/>
-          </w:rPr>
-          <w:rPr>
-            <w:color w:val="0000EE"/>
-            <w:u w:val="single"/>
-          </w:rPr>
-          <w:t>Zekaria 8:20–22</w:t>
-        </w:r>
-      </w:hyperlink>
-      <w:r>
-        <w:rPr>
-          <w:lang w:val="sw_KE" w:bidi="sw_KE"/>
-        </w:rPr>
-        <w:t xml:space="preserve">; </w:t>
-      </w:r>
-      <w:hyperlink r:id="rId27">
-        <w:r>
-          <w:rPr>
-            <w:lang w:val="sw_KE" w:bidi="sw_KE"/>
-          </w:rPr>
-          <w:rPr>
-            <w:color w:val="0000EE"/>
-            <w:u w:val="single"/>
-          </w:rPr>
-          <w:t>Mathayo 4:5</w:t>
-        </w:r>
-      </w:hyperlink>
-      <w:r>
-        <w:rPr>
-          <w:lang w:val="sw_KE" w:bidi="sw_KE"/>
-        </w:rPr>
-        <w:t xml:space="preserve">; </w:t>
-      </w:r>
-      <w:hyperlink r:id="rId28">
-        <w:r>
-          <w:rPr>
-            <w:lang w:val="sw_KE" w:bidi="sw_KE"/>
-          </w:rPr>
-          <w:rPr>
-            <w:color w:val="0000EE"/>
-            <w:u w:val="single"/>
-          </w:rPr>
-          <w:t>Luka 19:46</w:t>
-        </w:r>
-      </w:hyperlink>
-      <w:r>
-        <w:rPr>
-          <w:lang w:val="sw_KE" w:bidi="sw_KE"/>
-        </w:rPr>
-        <w:t xml:space="preserve">; </w:t>
-      </w:r>
-      <w:hyperlink r:id="rId29">
-        <w:r>
-          <w:rPr>
-            <w:lang w:val="sw_KE" w:bidi="sw_KE"/>
-          </w:rPr>
-          <w:rPr>
-            <w:color w:val="0000EE"/>
-            <w:u w:val="single"/>
-          </w:rPr>
-          <w:t>Yohana 2:16</w:t>
-        </w:r>
-      </w:hyperlink>
-      <w:r>
-        <w:rPr>
-          <w:lang w:val="sw_KE" w:bidi="sw_KE"/>
-        </w:rPr>
-        <w:t xml:space="preserve">; </w:t>
-      </w:r>
-      <w:hyperlink r:id="rId30">
-        <w:r>
-          <w:rPr>
-            <w:lang w:val="sw_KE" w:bidi="sw_KE"/>
-          </w:rPr>
-          <w:rPr>
-            <w:color w:val="0000EE"/>
-            <w:u w:val="single"/>
-          </w:rPr>
-          <w:t>4:21–24</w:t>
-        </w:r>
-      </w:hyperlink>
-      <w:r>
-        <w:rPr>
-          <w:lang w:val="sw_KE" w:bidi="sw_KE"/>
-        </w:rPr>
-        <w:t xml:space="preserve">; </w:t>
-      </w:r>
-      <w:hyperlink r:id="rId31">
-        <w:r>
-          <w:rPr>
-            <w:lang w:val="sw_KE" w:bidi="sw_KE"/>
-          </w:rPr>
-          <w:rPr>
-            <w:color w:val="0000EE"/>
-            <w:u w:val="single"/>
-          </w:rPr>
-          <w:t>Waebrania 12:18–29</w:t>
-        </w:r>
-      </w:hyperlink>
-      <w:r>
-        <w:rPr>
-          <w:lang w:val="sw_KE" w:bidi="sw_KE"/>
-        </w:rPr>
-        <w:t xml:space="preserve">; </w:t>
-      </w:r>
-      <w:hyperlink r:id="rId32">
-        <w:r>
-          <w:rPr>
-            <w:lang w:val="sw_KE" w:bidi="sw_KE"/>
-          </w:rPr>
-          <w:rPr>
-            <w:color w:val="0000EE"/>
-            <w:u w:val="single"/>
-          </w:rPr>
-          <w:t>Ufunuo 21:2</w:t>
-        </w:r>
-      </w:hyperlink>
+      <w:r>
+        <w:rPr>
+          <w:lang w:val="sw_KE" w:bidi="sw_KE"/>
+        </w:rPr>
+        <w:t>Kumbukumbu la Torati 12:5</w:t>
+      </w:r>
+      <w:r>
+        <w:rPr>
+          <w:lang w:val="sw_KE" w:bidi="sw_KE"/>
+        </w:rPr>
+        <w:t xml:space="preserve">; </w:t>
+      </w:r>
+      <w:r>
+        <w:rPr>
+          <w:lang w:val="sw_KE" w:bidi="sw_KE"/>
+        </w:rPr>
+        <w:t>1 Wafalme 11:36</w:t>
+      </w:r>
+      <w:r>
+        <w:rPr>
+          <w:lang w:val="sw_KE" w:bidi="sw_KE"/>
+        </w:rPr>
+        <w:t xml:space="preserve">; </w:t>
+      </w:r>
+      <w:r>
+        <w:rPr>
+          <w:lang w:val="sw_KE" w:bidi="sw_KE"/>
+        </w:rPr>
+        <w:t>2 Mambo ya Nyakati 6:6</w:t>
+      </w:r>
+      <w:r>
+        <w:rPr>
+          <w:lang w:val="sw_KE" w:bidi="sw_KE"/>
+        </w:rPr>
+        <w:t xml:space="preserve">; </w:t>
+      </w:r>
+      <w:r>
+        <w:rPr>
+          <w:lang w:val="sw_KE" w:bidi="sw_KE"/>
+        </w:rPr>
+        <w:t>Nehemia 1:9</w:t>
+      </w:r>
+      <w:r>
+        <w:rPr>
+          <w:lang w:val="sw_KE" w:bidi="sw_KE"/>
+        </w:rPr>
+        <w:t xml:space="preserve">; </w:t>
+      </w:r>
+      <w:r>
+        <w:rPr>
+          <w:lang w:val="sw_KE" w:bidi="sw_KE"/>
+        </w:rPr>
+        <w:t>11:1</w:t>
+      </w:r>
+      <w:r>
+        <w:rPr>
+          <w:lang w:val="sw_KE" w:bidi="sw_KE"/>
+        </w:rPr>
+        <w:t xml:space="preserve">; </w:t>
+      </w:r>
+      <w:r>
+        <w:rPr>
+          <w:lang w:val="sw_KE" w:bidi="sw_KE"/>
+        </w:rPr>
+        <w:t>Isaya 2:3</w:t>
+      </w:r>
+      <w:r>
+        <w:rPr>
+          <w:lang w:val="sw_KE" w:bidi="sw_KE"/>
+        </w:rPr>
+        <w:t xml:space="preserve">; </w:t>
+      </w:r>
+      <w:r>
+        <w:rPr>
+          <w:lang w:val="sw_KE" w:bidi="sw_KE"/>
+        </w:rPr>
+        <w:t>52:1</w:t>
+      </w:r>
+      <w:r>
+        <w:rPr>
+          <w:lang w:val="sw_KE" w:bidi="sw_KE"/>
+        </w:rPr>
+        <w:t xml:space="preserve">; </w:t>
+      </w:r>
+      <w:r>
+        <w:rPr>
+          <w:lang w:val="sw_KE" w:bidi="sw_KE"/>
+        </w:rPr>
+        <w:t>56:7</w:t>
+      </w:r>
+      <w:r>
+        <w:rPr>
+          <w:lang w:val="sw_KE" w:bidi="sw_KE"/>
+        </w:rPr>
+        <w:t xml:space="preserve">; </w:t>
+      </w:r>
+      <w:r>
+        <w:rPr>
+          <w:lang w:val="sw_KE" w:bidi="sw_KE"/>
+        </w:rPr>
+        <w:t>Yoeli 3:17</w:t>
+      </w:r>
+      <w:r>
+        <w:rPr>
+          <w:lang w:val="sw_KE" w:bidi="sw_KE"/>
+        </w:rPr>
+        <w:t xml:space="preserve">; </w:t>
+      </w:r>
+      <w:r>
+        <w:rPr>
+          <w:lang w:val="sw_KE" w:bidi="sw_KE"/>
+        </w:rPr>
+        <w:t>Amosi 5:4–5</w:t>
+      </w:r>
+      <w:r>
+        <w:rPr>
+          <w:lang w:val="sw_KE" w:bidi="sw_KE"/>
+        </w:rPr>
+        <w:t xml:space="preserve">; </w:t>
+      </w:r>
+      <w:r>
+        <w:rPr>
+          <w:lang w:val="sw_KE" w:bidi="sw_KE"/>
+        </w:rPr>
+        <w:t>Zekaria 8:20–22</w:t>
+      </w:r>
+      <w:r>
+        <w:rPr>
+          <w:lang w:val="sw_KE" w:bidi="sw_KE"/>
+        </w:rPr>
+        <w:t xml:space="preserve">; </w:t>
+      </w:r>
+      <w:r>
+        <w:rPr>
+          <w:lang w:val="sw_KE" w:bidi="sw_KE"/>
+        </w:rPr>
+        <w:t>Mathayo 4:5</w:t>
+      </w:r>
+      <w:r>
+        <w:rPr>
+          <w:lang w:val="sw_KE" w:bidi="sw_KE"/>
+        </w:rPr>
+        <w:t xml:space="preserve">; </w:t>
+      </w:r>
+      <w:r>
+        <w:rPr>
+          <w:lang w:val="sw_KE" w:bidi="sw_KE"/>
+        </w:rPr>
+        <w:t>Luka 19:46</w:t>
+      </w:r>
+      <w:r>
+        <w:rPr>
+          <w:lang w:val="sw_KE" w:bidi="sw_KE"/>
+        </w:rPr>
+        <w:t xml:space="preserve">; </w:t>
+      </w:r>
+      <w:r>
+        <w:rPr>
+          <w:lang w:val="sw_KE" w:bidi="sw_KE"/>
+        </w:rPr>
+        <w:t>Yohana 2:16</w:t>
+      </w:r>
+      <w:r>
+        <w:rPr>
+          <w:lang w:val="sw_KE" w:bidi="sw_KE"/>
+        </w:rPr>
+        <w:t xml:space="preserve">; </w:t>
+      </w:r>
+      <w:r>
+        <w:rPr>
+          <w:lang w:val="sw_KE" w:bidi="sw_KE"/>
+        </w:rPr>
+        <w:t>4:21–24</w:t>
+      </w:r>
+      <w:r>
+        <w:rPr>
+          <w:lang w:val="sw_KE" w:bidi="sw_KE"/>
+        </w:rPr>
+        <w:t xml:space="preserve">; </w:t>
+      </w:r>
+      <w:r>
+        <w:rPr>
+          <w:lang w:val="sw_KE" w:bidi="sw_KE"/>
+        </w:rPr>
+        <w:t>Waebrania 12:18–29</w:t>
+      </w:r>
+      <w:r>
+        <w:rPr>
+          <w:lang w:val="sw_KE" w:bidi="sw_KE"/>
+        </w:rPr>
+        <w:t xml:space="preserve">; </w:t>
+      </w:r>
+      <w:r>
+        <w:rPr>
+          <w:lang w:val="sw_KE" w:bidi="sw_KE"/>
+        </w:rPr>
+        <w:t>Ufunuo 21:2</w:t>
+      </w:r>
       <w:r>
         <w:rPr>
           <w:lang w:val="sw_KE" w:bidi="sw_KE"/>
         </w:rPr>
         <w:t xml:space="preserve">, </w:t>
       </w:r>
-      <w:hyperlink r:id="rId33">
-        <w:r>
-          <w:rPr>
-            <w:lang w:val="sw_KE" w:bidi="sw_KE"/>
-          </w:rPr>
-          <w:rPr>
-            <w:color w:val="0000EE"/>
-            <w:u w:val="single"/>
-          </w:rPr>
-          <w:t>10</w:t>
-        </w:r>
-      </w:hyperlink>
-      <w:r>
-        <w:rPr>
-          <w:lang w:val="sw_KE" w:bidi="sw_KE"/>
-        </w:rPr>
-        <w:t xml:space="preserve">; </w:t>
-      </w:r>
-      <w:hyperlink r:id="rId34">
-        <w:r>
-          <w:rPr>
-            <w:lang w:val="sw_KE" w:bidi="sw_KE"/>
-          </w:rPr>
-          <w:rPr>
-            <w:color w:val="0000EE"/>
-            <w:u w:val="single"/>
-          </w:rPr>
-          <w:t>22:19</w:t>
-        </w:r>
-      </w:hyperlink>
+      <w:r>
+        <w:rPr>
+          <w:lang w:val="sw_KE" w:bidi="sw_KE"/>
+        </w:rPr>
+        <w:t>10</w:t>
+      </w:r>
+      <w:r>
+        <w:rPr>
+          <w:lang w:val="sw_KE" w:bidi="sw_KE"/>
+        </w:rPr>
+        <w:t xml:space="preserve">; </w:t>
+      </w:r>
+      <w:r>
+        <w:rPr>
+          <w:lang w:val="sw_KE" w:bidi="sw_KE"/>
+        </w:rPr>
+        <w:t>22:19</w:t>
+      </w:r>
       <w:r>
         <w:rPr>
           <w:lang w:val="sw_KE" w:bidi="sw_KE"/>
@@ -740,36 +602,24 @@
         </w:rPr>
         <w:t>Tangu mwanzo wa uhusiano wa Mungu na Israeli, aliwapa njia za ibada yao kwake ili iwe ya kumpendeza (</w:t>
       </w:r>
-      <w:hyperlink r:id="rId35">
-        <w:r>
-          <w:rPr>
-            <w:lang w:val="sw_KE" w:bidi="sw_KE"/>
-          </w:rPr>
-          <w:rPr>
-            <w:color w:val="0000EE"/>
-            <w:u w:val="single"/>
-          </w:rPr>
-          <w:t>Kutoka 20–40</w:t>
-        </w:r>
-      </w:hyperlink>
-      <w:r>
-        <w:rPr>
-          <w:lang w:val="sw_KE" w:bidi="sw_KE"/>
-        </w:rPr>
-        <w:t xml:space="preserve">; </w:t>
-      </w:r>
-      <w:hyperlink r:id="rId36">
-        <w:r>
-          <w:rPr>
-            <w:lang w:val="sw_KE" w:bidi="sw_KE"/>
-          </w:rPr>
-          <w:rPr>
-            <w:color w:val="0000EE"/>
-            <w:u w:val="single"/>
-          </w:rPr>
-          <w:t>Mambo ya Walawi 1–8</w:t>
-        </w:r>
-      </w:hyperlink>
+      <w:r>
+        <w:rPr>
+          <w:lang w:val="sw_KE" w:bidi="sw_KE"/>
+        </w:rPr>
+        <w:t>Kutoka 20–40</w:t>
+      </w:r>
+      <w:r>
+        <w:rPr>
+          <w:lang w:val="sw_KE" w:bidi="sw_KE"/>
+        </w:rPr>
+        <w:t xml:space="preserve">; </w:t>
+      </w:r>
+      <w:r>
+        <w:rPr>
+          <w:lang w:val="sw_KE" w:bidi="sw_KE"/>
+        </w:rPr>
+        <w:t>Mambo ya Walawi 1–8</w:t>
+      </w:r>
       <w:r>
         <w:rPr>
           <w:lang w:val="sw_KE" w:bidi="sw_KE"/>
@@ -790,72 +640,48 @@
         </w:rPr>
         <w:t>Wakati Mfalme Solomoni alijenga hekalu kama mahali pa kudumu pa ibada, aliliunda kwa uangalifu "nyumba kwa ajili ya Jina la BWANA Mungu wangu" (</w:t>
       </w:r>
-      <w:hyperlink r:id="rId37">
-        <w:r>
-          <w:rPr>
-            <w:lang w:val="sw_KE" w:bidi="sw_KE"/>
-          </w:rPr>
-          <w:rPr>
-            <w:color w:val="0000EE"/>
-            <w:u w:val="single"/>
-          </w:rPr>
-          <w:t>1 Wafalme 5:3–5</w:t>
-        </w:r>
-      </w:hyperlink>
+      <w:r>
+        <w:rPr>
+          <w:lang w:val="sw_KE" w:bidi="sw_KE"/>
+        </w:rPr>
+        <w:t>1 Wafalme 5:3–5</w:t>
+      </w:r>
       <w:r>
         <w:rPr>
           <w:lang w:val="sw_KE" w:bidi="sw_KE"/>
         </w:rPr>
         <w:t>). Alifuata muundo uliotolewa, akaweka Sanduku la Agano katika patakatifu pa ndani, na akalitolea hekalu kwa Bwana (</w:t>
       </w:r>
-      <w:hyperlink r:id="rId38">
-        <w:r>
-          <w:rPr>
-            <w:lang w:val="sw_KE" w:bidi="sw_KE"/>
-          </w:rPr>
-          <w:rPr>
-            <w:color w:val="0000EE"/>
-            <w:u w:val="single"/>
-          </w:rPr>
-          <w:t>8:1–11</w:t>
-        </w:r>
-      </w:hyperlink>
+      <w:r>
+        <w:rPr>
+          <w:lang w:val="sw_KE" w:bidi="sw_KE"/>
+        </w:rPr>
+        <w:t>8:1–11</w:t>
+      </w:r>
       <w:r>
         <w:rPr>
           <w:lang w:val="sw_KE" w:bidi="sw_KE"/>
         </w:rPr>
         <w:t xml:space="preserve">; tazama </w:t>
       </w:r>
-      <w:hyperlink r:id="rId39">
-        <w:r>
-          <w:rPr>
-            <w:lang w:val="sw_KE" w:bidi="sw_KE"/>
-          </w:rPr>
-          <w:rPr>
-            <w:color w:val="0000EE"/>
-            <w:u w:val="single"/>
-          </w:rPr>
-          <w:t>Kumbukumbu la Torati 16:13–17</w:t>
-        </w:r>
-      </w:hyperlink>
+      <w:r>
+        <w:rPr>
+          <w:lang w:val="sw_KE" w:bidi="sw_KE"/>
+        </w:rPr>
+        <w:t>Kumbukumbu la Torati 16:13–17</w:t>
+      </w:r>
       <w:r>
         <w:rPr>
           <w:lang w:val="sw_KE" w:bidi="sw_KE"/>
         </w:rPr>
         <w:t xml:space="preserve">). Solomoni alitii kanuni za sheria (tazama, kwa mfano, </w:t>
       </w:r>
-      <w:hyperlink r:id="rId40">
-        <w:r>
-          <w:rPr>
-            <w:lang w:val="sw_KE" w:bidi="sw_KE"/>
-          </w:rPr>
-          <w:rPr>
-            <w:color w:val="0000EE"/>
-            <w:u w:val="single"/>
-          </w:rPr>
-          <w:t>Kutoka 25:10–22</w:t>
-        </w:r>
-      </w:hyperlink>
+      <w:r>
+        <w:rPr>
+          <w:lang w:val="sw_KE" w:bidi="sw_KE"/>
+        </w:rPr>
+        <w:t>Kutoka 25:10–22</w:t>
+      </w:r>
       <w:r>
         <w:rPr>
           <w:lang w:val="sw_KE" w:bidi="sw_KE"/>
@@ -876,54 +702,36 @@
         </w:rPr>
         <w:t>Watu mara nyingi huabudu kulingana na tamaa zao wenyewe badala ya kufuata maagizo ya Mungu. Israeli haikuwa tofauti. Katika miaka yake ya baadaye, Solomoni hakuwa mwaminifu kwa Bwana kwa kuabudu miungu mingine (</w:t>
       </w:r>
-      <w:hyperlink r:id="rId41">
-        <w:r>
-          <w:rPr>
-            <w:lang w:val="sw_KE" w:bidi="sw_KE"/>
-          </w:rPr>
-          <w:rPr>
-            <w:color w:val="0000EE"/>
-            <w:u w:val="single"/>
-          </w:rPr>
-          <w:t>1 Wafalme 11:4–8</w:t>
-        </w:r>
-      </w:hyperlink>
+      <w:r>
+        <w:rPr>
+          <w:lang w:val="sw_KE" w:bidi="sw_KE"/>
+        </w:rPr>
+        <w:t>1 Wafalme 11:4–8</w:t>
+      </w:r>
       <w:r>
         <w:rPr>
           <w:lang w:val="sw_KE" w:bidi="sw_KE"/>
         </w:rPr>
         <w:t>). Baada ya Solomoni kufa, Yeroboamu alianzisha dini pinzani ya kuabudu sanamu katika ufalme wa kaskazini. Alikiuka waziwazi sheria ya Mungu (</w:t>
       </w:r>
-      <w:hyperlink r:id="rId42">
-        <w:r>
-          <w:rPr>
-            <w:lang w:val="sw_KE" w:bidi="sw_KE"/>
-          </w:rPr>
-          <w:rPr>
-            <w:color w:val="0000EE"/>
-            <w:u w:val="single"/>
-          </w:rPr>
-          <w:t>14:9–10</w:t>
-        </w:r>
-      </w:hyperlink>
+      <w:r>
+        <w:rPr>
+          <w:lang w:val="sw_KE" w:bidi="sw_KE"/>
+        </w:rPr>
+        <w:t>14:9–10</w:t>
+      </w:r>
       <w:r>
         <w:rPr>
           <w:lang w:val="sw_KE" w:bidi="sw_KE"/>
         </w:rPr>
         <w:t xml:space="preserve">, </w:t>
       </w:r>
-      <w:hyperlink r:id="rId43">
-        <w:r>
-          <w:rPr>
-            <w:lang w:val="sw_KE" w:bidi="sw_KE"/>
-          </w:rPr>
-          <w:rPr>
-            <w:color w:val="0000EE"/>
-            <w:u w:val="single"/>
-          </w:rPr>
-          <w:t>15–16</w:t>
-        </w:r>
-      </w:hyperlink>
+      <w:r>
+        <w:rPr>
+          <w:lang w:val="sw_KE" w:bidi="sw_KE"/>
+        </w:rPr>
+        <w:t>15–16</w:t>
+      </w:r>
       <w:r>
         <w:rPr>
           <w:lang w:val="sw_KE" w:bidi="sw_KE"/>
@@ -944,126 +752,84 @@
         </w:rPr>
         <w:t xml:space="preserve">Ibada ya uongo ilikuwa ya kawaida katika ufalme wa kaskazini katika historia yake yote (kwa mfano, </w:t>
       </w:r>
-      <w:hyperlink r:id="rId44">
-        <w:r>
-          <w:rPr>
-            <w:lang w:val="sw_KE" w:bidi="sw_KE"/>
-          </w:rPr>
-          <w:rPr>
-            <w:color w:val="0000EE"/>
-            <w:u w:val="single"/>
-          </w:rPr>
-          <w:t>1 Wafalme 15:26</w:t>
-        </w:r>
-      </w:hyperlink>
-      <w:r>
-        <w:rPr>
-          <w:lang w:val="sw_KE" w:bidi="sw_KE"/>
-        </w:rPr>
-        <w:t xml:space="preserve">; </w:t>
-      </w:r>
-      <w:hyperlink r:id="rId45">
-        <w:r>
-          <w:rPr>
-            <w:lang w:val="sw_KE" w:bidi="sw_KE"/>
-          </w:rPr>
-          <w:rPr>
-            <w:color w:val="0000EE"/>
-            <w:u w:val="single"/>
-          </w:rPr>
-          <w:t>16:13</w:t>
-        </w:r>
-      </w:hyperlink>
+      <w:r>
+        <w:rPr>
+          <w:lang w:val="sw_KE" w:bidi="sw_KE"/>
+        </w:rPr>
+        <w:t>1 Wafalme 15:26</w:t>
+      </w:r>
+      <w:r>
+        <w:rPr>
+          <w:lang w:val="sw_KE" w:bidi="sw_KE"/>
+        </w:rPr>
+        <w:t xml:space="preserve">; </w:t>
+      </w:r>
+      <w:r>
+        <w:rPr>
+          <w:lang w:val="sw_KE" w:bidi="sw_KE"/>
+        </w:rPr>
+        <w:t>16:13</w:t>
+      </w:r>
       <w:r>
         <w:rPr>
           <w:lang w:val="sw_KE" w:bidi="sw_KE"/>
         </w:rPr>
         <w:t xml:space="preserve">, </w:t>
       </w:r>
-      <w:hyperlink r:id="rId46">
-        <w:r>
-          <w:rPr>
-            <w:lang w:val="sw_KE" w:bidi="sw_KE"/>
-          </w:rPr>
-          <w:rPr>
-            <w:color w:val="0000EE"/>
-            <w:u w:val="single"/>
-          </w:rPr>
-          <w:t>25–26</w:t>
-        </w:r>
-      </w:hyperlink>
+      <w:r>
+        <w:rPr>
+          <w:lang w:val="sw_KE" w:bidi="sw_KE"/>
+        </w:rPr>
+        <w:t>25–26</w:t>
+      </w:r>
       <w:r>
         <w:rPr>
           <w:lang w:val="sw_KE" w:bidi="sw_KE"/>
         </w:rPr>
         <w:t xml:space="preserve">, </w:t>
       </w:r>
-      <w:hyperlink r:id="rId47">
-        <w:r>
-          <w:rPr>
-            <w:lang w:val="sw_KE" w:bidi="sw_KE"/>
-          </w:rPr>
-          <w:rPr>
-            <w:color w:val="0000EE"/>
-            <w:u w:val="single"/>
-          </w:rPr>
-          <w:t>30–33</w:t>
-        </w:r>
-      </w:hyperlink>
-      <w:r>
-        <w:rPr>
-          <w:lang w:val="sw_KE" w:bidi="sw_KE"/>
-        </w:rPr>
-        <w:t xml:space="preserve">; </w:t>
-      </w:r>
-      <w:hyperlink r:id="rId48">
-        <w:r>
-          <w:rPr>
-            <w:lang w:val="sw_KE" w:bidi="sw_KE"/>
-          </w:rPr>
-          <w:rPr>
-            <w:color w:val="0000EE"/>
-            <w:u w:val="single"/>
-          </w:rPr>
-          <w:t>21:25–26</w:t>
-        </w:r>
-      </w:hyperlink>
+      <w:r>
+        <w:rPr>
+          <w:lang w:val="sw_KE" w:bidi="sw_KE"/>
+        </w:rPr>
+        <w:t>30–33</w:t>
+      </w:r>
+      <w:r>
+        <w:rPr>
+          <w:lang w:val="sw_KE" w:bidi="sw_KE"/>
+        </w:rPr>
+        <w:t xml:space="preserve">; </w:t>
+      </w:r>
+      <w:r>
+        <w:rPr>
+          <w:lang w:val="sw_KE" w:bidi="sw_KE"/>
+        </w:rPr>
+        <w:t>21:25–26</w:t>
+      </w:r>
       <w:r>
         <w:rPr>
           <w:lang w:val="sw_KE" w:bidi="sw_KE"/>
         </w:rPr>
         <w:t>). Wakati huo huo, katika ufalme wa kusini wa Yuda, madhabahu za kipagani za kienyeji zilikuwa kikwazo cha kiroho cha mara kwa mara (</w:t>
       </w:r>
-      <w:hyperlink r:id="rId49">
-        <w:r>
-          <w:rPr>
-            <w:lang w:val="sw_KE" w:bidi="sw_KE"/>
-          </w:rPr>
-          <w:rPr>
-            <w:color w:val="0000EE"/>
-            <w:u w:val="single"/>
-          </w:rPr>
-          <w:t>15:14</w:t>
-        </w:r>
-      </w:hyperlink>
-      <w:r>
-        <w:rPr>
-          <w:lang w:val="sw_KE" w:bidi="sw_KE"/>
-        </w:rPr>
-        <w:t xml:space="preserve">; </w:t>
-      </w:r>
-      <w:hyperlink r:id="rId50">
-        <w:r>
-          <w:rPr>
-            <w:lang w:val="sw_KE" w:bidi="sw_KE"/>
-          </w:rPr>
-          <w:rPr>
-            <w:color w:val="0000EE"/>
-            <w:u w:val="single"/>
-          </w:rPr>
-          <w:t>22:43</w:t>
-        </w:r>
-      </w:hyperlink>
+      <w:r>
+        <w:rPr>
+          <w:lang w:val="sw_KE" w:bidi="sw_KE"/>
+        </w:rPr>
+        <w:t>15:14</w:t>
+      </w:r>
+      <w:r>
+        <w:rPr>
+          <w:lang w:val="sw_KE" w:bidi="sw_KE"/>
+        </w:rPr>
+        <w:t xml:space="preserve">; </w:t>
+      </w:r>
+      <w:r>
+        <w:rPr>
+          <w:lang w:val="sw_KE" w:bidi="sw_KE"/>
+        </w:rPr>
+        <w:t>22:43</w:t>
+      </w:r>
       <w:r>
         <w:rPr>
           <w:lang w:val="sw_KE" w:bidi="sw_KE"/>
@@ -1084,288 +850,192 @@
         </w:rPr>
         <w:t>Kuna Mungu mmoja, na watu wake wanapaswa kumwabudu yeye pekee (</w:t>
       </w:r>
-      <w:hyperlink r:id="rId51">
-        <w:r>
-          <w:rPr>
-            <w:lang w:val="sw_KE" w:bidi="sw_KE"/>
-          </w:rPr>
-          <w:rPr>
-            <w:color w:val="0000EE"/>
-            <w:u w:val="single"/>
-          </w:rPr>
-          <w:t>1 Wafalme 8:23</w:t>
-        </w:r>
-      </w:hyperlink>
+      <w:r>
+        <w:rPr>
+          <w:lang w:val="sw_KE" w:bidi="sw_KE"/>
+        </w:rPr>
+        <w:t>1 Wafalme 8:23</w:t>
+      </w:r>
       <w:r>
         <w:rPr>
           <w:lang w:val="sw_KE" w:bidi="sw_KE"/>
         </w:rPr>
         <w:t xml:space="preserve">; tazama </w:t>
       </w:r>
-      <w:hyperlink r:id="rId52">
-        <w:r>
-          <w:rPr>
-            <w:lang w:val="sw_KE" w:bidi="sw_KE"/>
-          </w:rPr>
-          <w:rPr>
-            <w:color w:val="0000EE"/>
-            <w:u w:val="single"/>
-          </w:rPr>
-          <w:t>Kumbukumbu la Torati 5:7</w:t>
-        </w:r>
-      </w:hyperlink>
+      <w:r>
+        <w:rPr>
+          <w:lang w:val="sw_KE" w:bidi="sw_KE"/>
+        </w:rPr>
+        <w:t>Kumbukumbu la Torati 5:7</w:t>
+      </w:r>
       <w:r>
         <w:rPr>
           <w:lang w:val="sw_KE" w:bidi="sw_KE"/>
         </w:rPr>
         <w:t xml:space="preserve">, </w:t>
       </w:r>
-      <w:hyperlink r:id="rId53">
-        <w:r>
-          <w:rPr>
-            <w:lang w:val="sw_KE" w:bidi="sw_KE"/>
-          </w:rPr>
-          <w:rPr>
-            <w:color w:val="0000EE"/>
-            <w:u w:val="single"/>
-          </w:rPr>
-          <w:t>9</w:t>
-        </w:r>
-      </w:hyperlink>
-      <w:r>
-        <w:rPr>
-          <w:lang w:val="sw_KE" w:bidi="sw_KE"/>
-        </w:rPr>
-        <w:t xml:space="preserve">; </w:t>
-      </w:r>
-      <w:hyperlink r:id="rId54">
-        <w:r>
-          <w:rPr>
-            <w:lang w:val="sw_KE" w:bidi="sw_KE"/>
-          </w:rPr>
-          <w:rPr>
-            <w:color w:val="0000EE"/>
-            <w:u w:val="single"/>
-          </w:rPr>
-          <w:t>6:4</w:t>
-        </w:r>
-      </w:hyperlink>
-      <w:r>
-        <w:rPr>
-          <w:lang w:val="sw_KE" w:bidi="sw_KE"/>
-        </w:rPr>
-        <w:t xml:space="preserve">; </w:t>
-      </w:r>
-      <w:hyperlink r:id="rId55">
-        <w:r>
-          <w:rPr>
-            <w:lang w:val="sw_KE" w:bidi="sw_KE"/>
-          </w:rPr>
-          <w:rPr>
-            <w:color w:val="0000EE"/>
-            <w:u w:val="single"/>
-          </w:rPr>
-          <w:t>Yohana 14:6</w:t>
-        </w:r>
-      </w:hyperlink>
-      <w:r>
-        <w:rPr>
-          <w:lang w:val="sw_KE" w:bidi="sw_KE"/>
-        </w:rPr>
-        <w:t xml:space="preserve">; </w:t>
-      </w:r>
-      <w:hyperlink r:id="rId56">
-        <w:r>
-          <w:rPr>
-            <w:lang w:val="sw_KE" w:bidi="sw_KE"/>
-          </w:rPr>
-          <w:rPr>
-            <w:color w:val="0000EE"/>
-            <w:u w:val="single"/>
-          </w:rPr>
-          <w:t>Matendo 4:12</w:t>
-        </w:r>
-      </w:hyperlink>
+      <w:r>
+        <w:rPr>
+          <w:lang w:val="sw_KE" w:bidi="sw_KE"/>
+        </w:rPr>
+        <w:t>9</w:t>
+      </w:r>
+      <w:r>
+        <w:rPr>
+          <w:lang w:val="sw_KE" w:bidi="sw_KE"/>
+        </w:rPr>
+        <w:t xml:space="preserve">; </w:t>
+      </w:r>
+      <w:r>
+        <w:rPr>
+          <w:lang w:val="sw_KE" w:bidi="sw_KE"/>
+        </w:rPr>
+        <w:t>6:4</w:t>
+      </w:r>
+      <w:r>
+        <w:rPr>
+          <w:lang w:val="sw_KE" w:bidi="sw_KE"/>
+        </w:rPr>
+        <w:t xml:space="preserve">; </w:t>
+      </w:r>
+      <w:r>
+        <w:rPr>
+          <w:lang w:val="sw_KE" w:bidi="sw_KE"/>
+        </w:rPr>
+        <w:t>Yohana 14:6</w:t>
+      </w:r>
+      <w:r>
+        <w:rPr>
+          <w:lang w:val="sw_KE" w:bidi="sw_KE"/>
+        </w:rPr>
+        <w:t xml:space="preserve">; </w:t>
+      </w:r>
+      <w:r>
+        <w:rPr>
+          <w:lang w:val="sw_KE" w:bidi="sw_KE"/>
+        </w:rPr>
+        <w:t>Matendo 4:12</w:t>
+      </w:r>
       <w:r>
         <w:rPr>
           <w:lang w:val="sw_KE" w:bidi="sw_KE"/>
         </w:rPr>
         <w:t>). Ibada yetu inapaswa kutoka kwa moyo safi. Tunapaswa kubaki waaminifu kabisa kwa Bwana katika huduma iliyojitolea kwake (</w:t>
       </w:r>
-      <w:hyperlink r:id="rId49">
-        <w:r>
-          <w:rPr>
-            <w:lang w:val="sw_KE" w:bidi="sw_KE"/>
-          </w:rPr>
-          <w:rPr>
-            <w:color w:val="0000EE"/>
-            <w:u w:val="single"/>
-          </w:rPr>
-          <w:t>1 Wafalme 15:14</w:t>
-        </w:r>
-      </w:hyperlink>
-      <w:r>
-        <w:rPr>
-          <w:lang w:val="sw_KE" w:bidi="sw_KE"/>
-        </w:rPr>
-        <w:t xml:space="preserve">; </w:t>
-      </w:r>
-      <w:hyperlink r:id="rId57">
-        <w:r>
-          <w:rPr>
-            <w:lang w:val="sw_KE" w:bidi="sw_KE"/>
-          </w:rPr>
-          <w:rPr>
-            <w:color w:val="0000EE"/>
-            <w:u w:val="single"/>
-          </w:rPr>
-          <w:t>17:1</w:t>
-        </w:r>
-      </w:hyperlink>
+      <w:r>
+        <w:rPr>
+          <w:lang w:val="sw_KE" w:bidi="sw_KE"/>
+        </w:rPr>
+        <w:t>1 Wafalme 15:14</w:t>
+      </w:r>
+      <w:r>
+        <w:rPr>
+          <w:lang w:val="sw_KE" w:bidi="sw_KE"/>
+        </w:rPr>
+        <w:t xml:space="preserve">; </w:t>
+      </w:r>
+      <w:r>
+        <w:rPr>
+          <w:lang w:val="sw_KE" w:bidi="sw_KE"/>
+        </w:rPr>
+        <w:t>17:1</w:t>
+      </w:r>
       <w:r>
         <w:rPr>
           <w:lang w:val="sw_KE" w:bidi="sw_KE"/>
         </w:rPr>
         <w:t xml:space="preserve">; tazama </w:t>
       </w:r>
-      <w:hyperlink r:id="rId58">
-        <w:r>
-          <w:rPr>
-            <w:lang w:val="sw_KE" w:bidi="sw_KE"/>
-          </w:rPr>
-          <w:rPr>
-            <w:color w:val="0000EE"/>
-            <w:u w:val="single"/>
-          </w:rPr>
-          <w:t>Kumbukumbu la Torati 10:12</w:t>
-        </w:r>
-      </w:hyperlink>
+      <w:r>
+        <w:rPr>
+          <w:lang w:val="sw_KE" w:bidi="sw_KE"/>
+        </w:rPr>
+        <w:t>Kumbukumbu la Torati 10:12</w:t>
+      </w:r>
       <w:r>
         <w:rPr>
           <w:lang w:val="sw_KE" w:bidi="sw_KE"/>
         </w:rPr>
         <w:t xml:space="preserve">, </w:t>
       </w:r>
-      <w:hyperlink r:id="rId59">
-        <w:r>
-          <w:rPr>
-            <w:lang w:val="sw_KE" w:bidi="sw_KE"/>
-          </w:rPr>
-          <w:rPr>
-            <w:color w:val="0000EE"/>
-            <w:u w:val="single"/>
-          </w:rPr>
-          <w:t>20</w:t>
-        </w:r>
-      </w:hyperlink>
-      <w:r>
-        <w:rPr>
-          <w:lang w:val="sw_KE" w:bidi="sw_KE"/>
-        </w:rPr>
-        <w:t xml:space="preserve">; </w:t>
-      </w:r>
-      <w:hyperlink r:id="rId60">
-        <w:r>
-          <w:rPr>
-            <w:lang w:val="sw_KE" w:bidi="sw_KE"/>
-          </w:rPr>
-          <w:rPr>
-            <w:color w:val="0000EE"/>
-            <w:u w:val="single"/>
-          </w:rPr>
-          <w:t>Zaburi 24:3–4</w:t>
-        </w:r>
-      </w:hyperlink>
-      <w:r>
-        <w:rPr>
-          <w:lang w:val="sw_KE" w:bidi="sw_KE"/>
-        </w:rPr>
-        <w:t xml:space="preserve">; </w:t>
-      </w:r>
-      <w:hyperlink r:id="rId61">
-        <w:r>
-          <w:rPr>
-            <w:lang w:val="sw_KE" w:bidi="sw_KE"/>
-          </w:rPr>
-          <w:rPr>
-            <w:color w:val="0000EE"/>
-            <w:u w:val="single"/>
-          </w:rPr>
-          <w:t>Mathayo 4:10</w:t>
-        </w:r>
-      </w:hyperlink>
-      <w:r>
-        <w:rPr>
-          <w:lang w:val="sw_KE" w:bidi="sw_KE"/>
-        </w:rPr>
-        <w:t xml:space="preserve">; </w:t>
-      </w:r>
-      <w:hyperlink r:id="rId62">
-        <w:r>
-          <w:rPr>
-            <w:lang w:val="sw_KE" w:bidi="sw_KE"/>
-          </w:rPr>
-          <w:rPr>
-            <w:color w:val="0000EE"/>
-            <w:u w:val="single"/>
-          </w:rPr>
-          <w:t>Yohana 4:24</w:t>
-        </w:r>
-      </w:hyperlink>
+      <w:r>
+        <w:rPr>
+          <w:lang w:val="sw_KE" w:bidi="sw_KE"/>
+        </w:rPr>
+        <w:t>20</w:t>
+      </w:r>
+      <w:r>
+        <w:rPr>
+          <w:lang w:val="sw_KE" w:bidi="sw_KE"/>
+        </w:rPr>
+        <w:t xml:space="preserve">; </w:t>
+      </w:r>
+      <w:r>
+        <w:rPr>
+          <w:lang w:val="sw_KE" w:bidi="sw_KE"/>
+        </w:rPr>
+        <w:t>Zaburi 24:3–4</w:t>
+      </w:r>
+      <w:r>
+        <w:rPr>
+          <w:lang w:val="sw_KE" w:bidi="sw_KE"/>
+        </w:rPr>
+        <w:t xml:space="preserve">; </w:t>
+      </w:r>
+      <w:r>
+        <w:rPr>
+          <w:lang w:val="sw_KE" w:bidi="sw_KE"/>
+        </w:rPr>
+        <w:t>Mathayo 4:10</w:t>
+      </w:r>
+      <w:r>
+        <w:rPr>
+          <w:lang w:val="sw_KE" w:bidi="sw_KE"/>
+        </w:rPr>
+        <w:t xml:space="preserve">; </w:t>
+      </w:r>
+      <w:r>
+        <w:rPr>
+          <w:lang w:val="sw_KE" w:bidi="sw_KE"/>
+        </w:rPr>
+        <w:t>Yohana 4:24</w:t>
+      </w:r>
       <w:r>
         <w:rPr>
           <w:lang w:val="sw_KE" w:bidi="sw_KE"/>
         </w:rPr>
         <w:t>). Katika ibada yetu ya kila siku na kila wiki kwa Mungu, tunapaswa kuhisi uwepo wake, ukileta furaha ya kweli (</w:t>
       </w:r>
-      <w:hyperlink r:id="rId63">
-        <w:r>
-          <w:rPr>
-            <w:lang w:val="sw_KE" w:bidi="sw_KE"/>
-          </w:rPr>
-          <w:rPr>
-            <w:color w:val="0000EE"/>
-            <w:u w:val="single"/>
-          </w:rPr>
-          <w:t>1 Wafalme 8:56</w:t>
-        </w:r>
-      </w:hyperlink>
+      <w:r>
+        <w:rPr>
+          <w:lang w:val="sw_KE" w:bidi="sw_KE"/>
+        </w:rPr>
+        <w:t>1 Wafalme 8:56</w:t>
+      </w:r>
       <w:r>
         <w:rPr>
           <w:lang w:val="sw_KE" w:bidi="sw_KE"/>
         </w:rPr>
         <w:t xml:space="preserve">; linganisha </w:t>
       </w:r>
-      <w:hyperlink r:id="rId64">
-        <w:r>
-          <w:rPr>
-            <w:lang w:val="sw_KE" w:bidi="sw_KE"/>
-          </w:rPr>
-          <w:rPr>
-            <w:color w:val="0000EE"/>
-            <w:u w:val="single"/>
-          </w:rPr>
-          <w:t>Zaburi 63:1–3</w:t>
-        </w:r>
-      </w:hyperlink>
-      <w:r>
-        <w:rPr>
-          <w:lang w:val="sw_KE" w:bidi="sw_KE"/>
-        </w:rPr>
-        <w:t xml:space="preserve">; </w:t>
-      </w:r>
-      <w:hyperlink r:id="rId65">
-        <w:r>
-          <w:rPr>
-            <w:lang w:val="sw_KE" w:bidi="sw_KE"/>
-          </w:rPr>
-          <w:rPr>
-            <w:color w:val="0000EE"/>
-            <w:u w:val="single"/>
-          </w:rPr>
-          <w:t>Wafilipi 4:4</w:t>
-        </w:r>
-      </w:hyperlink>
+      <w:r>
+        <w:rPr>
+          <w:lang w:val="sw_KE" w:bidi="sw_KE"/>
+        </w:rPr>
+        <w:t>Zaburi 63:1–3</w:t>
+      </w:r>
+      <w:r>
+        <w:rPr>
+          <w:lang w:val="sw_KE" w:bidi="sw_KE"/>
+        </w:rPr>
+        <w:t xml:space="preserve">; </w:t>
+      </w:r>
+      <w:r>
+        <w:rPr>
+          <w:lang w:val="sw_KE" w:bidi="sw_KE"/>
+        </w:rPr>
+        <w:t>Wafilipi 4:4</w:t>
+      </w:r>
       <w:r>
         <w:rPr>
           <w:lang w:val="sw_KE" w:bidi="sw_KE"/>
@@ -1386,144 +1056,96 @@
         </w:rPr>
         <w:t>Hekalu la Israeli lilikuwa patakatifu lililokusudiwa kuvutia watu wote kuabudu (</w:t>
       </w:r>
-      <w:hyperlink r:id="rId66">
-        <w:r>
-          <w:rPr>
-            <w:lang w:val="sw_KE" w:bidi="sw_KE"/>
-          </w:rPr>
-          <w:rPr>
-            <w:color w:val="0000EE"/>
-            <w:u w:val="single"/>
-          </w:rPr>
-          <w:t>1 Wafalme 8:41–43</w:t>
-        </w:r>
-      </w:hyperlink>
+      <w:r>
+        <w:rPr>
+          <w:lang w:val="sw_KE" w:bidi="sw_KE"/>
+        </w:rPr>
+        <w:t>1 Wafalme 8:41–43</w:t>
+      </w:r>
       <w:r>
         <w:rPr>
           <w:lang w:val="sw_KE" w:bidi="sw_KE"/>
         </w:rPr>
         <w:t>). Vivyo hivyo, Wakristo, ambao ni hekalu la Mungu aliye hai, wanapaswa kuishi kwa njia inayovutia na kuhamasisha wengine kumjua Bwana na kumwabudu (</w:t>
       </w:r>
-      <w:hyperlink r:id="rId67">
-        <w:r>
-          <w:rPr>
-            <w:lang w:val="sw_KE" w:bidi="sw_KE"/>
-          </w:rPr>
-          <w:rPr>
-            <w:color w:val="0000EE"/>
-            <w:u w:val="single"/>
-          </w:rPr>
-          <w:t>1 Wakorintho 3:16–17</w:t>
-        </w:r>
-      </w:hyperlink>
-      <w:r>
-        <w:rPr>
-          <w:lang w:val="sw_KE" w:bidi="sw_KE"/>
-        </w:rPr>
-        <w:t xml:space="preserve">; </w:t>
-      </w:r>
-      <w:hyperlink r:id="rId68">
-        <w:r>
-          <w:rPr>
-            <w:lang w:val="sw_KE" w:bidi="sw_KE"/>
-          </w:rPr>
-          <w:rPr>
-            <w:color w:val="0000EE"/>
-            <w:u w:val="single"/>
-          </w:rPr>
-          <w:t>Mathayo 5:16</w:t>
-        </w:r>
-      </w:hyperlink>
-      <w:r>
-        <w:rPr>
-          <w:lang w:val="sw_KE" w:bidi="sw_KE"/>
-        </w:rPr>
-        <w:t xml:space="preserve">; </w:t>
-      </w:r>
-      <w:hyperlink r:id="rId69">
-        <w:r>
-          <w:rPr>
-            <w:lang w:val="sw_KE" w:bidi="sw_KE"/>
-          </w:rPr>
-          <w:rPr>
-            <w:color w:val="0000EE"/>
-            <w:u w:val="single"/>
-          </w:rPr>
-          <w:t>Matendo 2:40–47</w:t>
-        </w:r>
-      </w:hyperlink>
-      <w:r>
-        <w:rPr>
-          <w:lang w:val="sw_KE" w:bidi="sw_KE"/>
-        </w:rPr>
-        <w:t xml:space="preserve">; </w:t>
-      </w:r>
-      <w:hyperlink r:id="rId70">
-        <w:r>
-          <w:rPr>
-            <w:lang w:val="sw_KE" w:bidi="sw_KE"/>
-          </w:rPr>
-          <w:rPr>
-            <w:color w:val="0000EE"/>
-            <w:u w:val="single"/>
-          </w:rPr>
-          <w:t>2 Timotheo 4:5</w:t>
-        </w:r>
-      </w:hyperlink>
-      <w:r>
-        <w:rPr>
-          <w:lang w:val="sw_KE" w:bidi="sw_KE"/>
-        </w:rPr>
-        <w:t xml:space="preserve">; </w:t>
-      </w:r>
-      <w:hyperlink r:id="rId71">
-        <w:r>
-          <w:rPr>
-            <w:lang w:val="sw_KE" w:bidi="sw_KE"/>
-          </w:rPr>
-          <w:rPr>
-            <w:color w:val="0000EE"/>
-            <w:u w:val="single"/>
-          </w:rPr>
-          <w:t>1 Petro 2:12</w:t>
-        </w:r>
-      </w:hyperlink>
+      <w:r>
+        <w:rPr>
+          <w:lang w:val="sw_KE" w:bidi="sw_KE"/>
+        </w:rPr>
+        <w:t>1 Wakorintho 3:16–17</w:t>
+      </w:r>
+      <w:r>
+        <w:rPr>
+          <w:lang w:val="sw_KE" w:bidi="sw_KE"/>
+        </w:rPr>
+        <w:t xml:space="preserve">; </w:t>
+      </w:r>
+      <w:r>
+        <w:rPr>
+          <w:lang w:val="sw_KE" w:bidi="sw_KE"/>
+        </w:rPr>
+        <w:t>Mathayo 5:16</w:t>
+      </w:r>
+      <w:r>
+        <w:rPr>
+          <w:lang w:val="sw_KE" w:bidi="sw_KE"/>
+        </w:rPr>
+        <w:t xml:space="preserve">; </w:t>
+      </w:r>
+      <w:r>
+        <w:rPr>
+          <w:lang w:val="sw_KE" w:bidi="sw_KE"/>
+        </w:rPr>
+        <w:t>Matendo 2:40–47</w:t>
+      </w:r>
+      <w:r>
+        <w:rPr>
+          <w:lang w:val="sw_KE" w:bidi="sw_KE"/>
+        </w:rPr>
+        <w:t xml:space="preserve">; </w:t>
+      </w:r>
+      <w:r>
+        <w:rPr>
+          <w:lang w:val="sw_KE" w:bidi="sw_KE"/>
+        </w:rPr>
+        <w:t>2 Timotheo 4:5</w:t>
+      </w:r>
+      <w:r>
+        <w:rPr>
+          <w:lang w:val="sw_KE" w:bidi="sw_KE"/>
+        </w:rPr>
+        <w:t xml:space="preserve">; </w:t>
+      </w:r>
+      <w:r>
+        <w:rPr>
+          <w:lang w:val="sw_KE" w:bidi="sw_KE"/>
+        </w:rPr>
+        <w:t>1 Petro 2:12</w:t>
+      </w:r>
       <w:r>
         <w:rPr>
           <w:lang w:val="sw_KE" w:bidi="sw_KE"/>
         </w:rPr>
         <w:t>). Maisha yetu yote yanapaswa kujumuisha ibada ya kila siku ya Kristo, tukimtambua kama Bwana (</w:t>
       </w:r>
-      <w:hyperlink r:id="rId72">
-        <w:r>
-          <w:rPr>
-            <w:lang w:val="sw_KE" w:bidi="sw_KE"/>
-          </w:rPr>
-          <w:rPr>
-            <w:color w:val="0000EE"/>
-            <w:u w:val="single"/>
-          </w:rPr>
-          <w:t>1 Petro 3:15</w:t>
-        </w:r>
-      </w:hyperlink>
+      <w:r>
+        <w:rPr>
+          <w:lang w:val="sw_KE" w:bidi="sw_KE"/>
+        </w:rPr>
+        <w:t>1 Petro 3:15</w:t>
+      </w:r>
       <w:r>
         <w:rPr>
           <w:lang w:val="sw_KE" w:bidi="sw_KE"/>
         </w:rPr>
         <w:t>). Hatupaswi kuruhusu sanamu yoyote kuchukua nafasi ya Mungu katika maisha yetu (</w:t>
       </w:r>
-      <w:hyperlink r:id="rId73">
-        <w:r>
-          <w:rPr>
-            <w:lang w:val="sw_KE" w:bidi="sw_KE"/>
-          </w:rPr>
-          <w:rPr>
-            <w:color w:val="0000EE"/>
-            <w:u w:val="single"/>
-          </w:rPr>
-          <w:t>1 Yohana 5:21</w:t>
-        </w:r>
-      </w:hyperlink>
+      <w:r>
+        <w:rPr>
+          <w:lang w:val="sw_KE" w:bidi="sw_KE"/>
+        </w:rPr>
+        <w:t>1 Yohana 5:21</w:t>
+      </w:r>
       <w:r>
         <w:rPr>
           <w:lang w:val="sw_KE" w:bidi="sw_KE"/>
@@ -1553,576 +1175,384 @@
           <w:lang w:val="sw_KE" w:bidi="sw_KE"/>
         </w:rPr>
       </w:r>
-      <w:hyperlink r:id="rId74">
-        <w:r>
-          <w:rPr>
-            <w:lang w:val="sw_KE" w:bidi="sw_KE"/>
-          </w:rPr>
-          <w:rPr>
-            <w:color w:val="0000EE"/>
-            <w:u w:val="single"/>
-          </w:rPr>
-          <w:t>Mwanzo 8:20</w:t>
-        </w:r>
-      </w:hyperlink>
-      <w:r>
-        <w:rPr>
-          <w:lang w:val="sw_KE" w:bidi="sw_KE"/>
-        </w:rPr>
-        <w:t xml:space="preserve">; </w:t>
-      </w:r>
-      <w:hyperlink r:id="rId75">
-        <w:r>
-          <w:rPr>
-            <w:lang w:val="sw_KE" w:bidi="sw_KE"/>
-          </w:rPr>
-          <w:rPr>
-            <w:color w:val="0000EE"/>
-            <w:u w:val="single"/>
-          </w:rPr>
-          <w:t>Kutoka 4:31</w:t>
-        </w:r>
-      </w:hyperlink>
-      <w:r>
-        <w:rPr>
-          <w:lang w:val="sw_KE" w:bidi="sw_KE"/>
-        </w:rPr>
-        <w:t xml:space="preserve">; </w:t>
-      </w:r>
-      <w:hyperlink r:id="rId40">
-        <w:r>
-          <w:rPr>
-            <w:lang w:val="sw_KE" w:bidi="sw_KE"/>
-          </w:rPr>
-          <w:rPr>
-            <w:color w:val="0000EE"/>
-            <w:u w:val="single"/>
-          </w:rPr>
-          <w:t>25:10–22</w:t>
-        </w:r>
-      </w:hyperlink>
-      <w:r>
-        <w:rPr>
-          <w:lang w:val="sw_KE" w:bidi="sw_KE"/>
-        </w:rPr>
-        <w:t xml:space="preserve">; </w:t>
-      </w:r>
-      <w:hyperlink r:id="rId36">
-        <w:r>
-          <w:rPr>
-            <w:lang w:val="sw_KE" w:bidi="sw_KE"/>
-          </w:rPr>
-          <w:rPr>
-            <w:color w:val="0000EE"/>
-            <w:u w:val="single"/>
-          </w:rPr>
-          <w:t>Mambo ya Walawi 1:1–8:36</w:t>
-        </w:r>
-      </w:hyperlink>
-      <w:r>
-        <w:rPr>
-          <w:lang w:val="sw_KE" w:bidi="sw_KE"/>
-        </w:rPr>
-        <w:t xml:space="preserve">; </w:t>
-      </w:r>
-      <w:hyperlink r:id="rId76">
-        <w:r>
-          <w:rPr>
-            <w:lang w:val="sw_KE" w:bidi="sw_KE"/>
-          </w:rPr>
-          <w:rPr>
-            <w:color w:val="0000EE"/>
-            <w:u w:val="single"/>
-          </w:rPr>
-          <w:t>Kumbukumbu la Torati 5:7–9</w:t>
-        </w:r>
-      </w:hyperlink>
-      <w:r>
-        <w:rPr>
-          <w:lang w:val="sw_KE" w:bidi="sw_KE"/>
-        </w:rPr>
-        <w:t xml:space="preserve">; </w:t>
-      </w:r>
-      <w:hyperlink r:id="rId77">
-        <w:r>
-          <w:rPr>
-            <w:lang w:val="sw_KE" w:bidi="sw_KE"/>
-          </w:rPr>
-          <w:rPr>
-            <w:color w:val="0000EE"/>
-            <w:u w:val="single"/>
-          </w:rPr>
-          <w:t>6:4–9</w:t>
-        </w:r>
-      </w:hyperlink>
-      <w:r>
-        <w:rPr>
-          <w:lang w:val="sw_KE" w:bidi="sw_KE"/>
-        </w:rPr>
-        <w:t xml:space="preserve">; </w:t>
-      </w:r>
-      <w:hyperlink r:id="rId58">
-        <w:r>
-          <w:rPr>
-            <w:lang w:val="sw_KE" w:bidi="sw_KE"/>
-          </w:rPr>
-          <w:rPr>
-            <w:color w:val="0000EE"/>
-            <w:u w:val="single"/>
-          </w:rPr>
-          <w:t>10:12</w:t>
-        </w:r>
-      </w:hyperlink>
+      <w:r>
+        <w:rPr>
+          <w:lang w:val="sw_KE" w:bidi="sw_KE"/>
+        </w:rPr>
+        <w:t>Mwanzo 8:20</w:t>
+      </w:r>
+      <w:r>
+        <w:rPr>
+          <w:lang w:val="sw_KE" w:bidi="sw_KE"/>
+        </w:rPr>
+        <w:t xml:space="preserve">; </w:t>
+      </w:r>
+      <w:r>
+        <w:rPr>
+          <w:lang w:val="sw_KE" w:bidi="sw_KE"/>
+        </w:rPr>
+        <w:t>Kutoka 4:31</w:t>
+      </w:r>
+      <w:r>
+        <w:rPr>
+          <w:lang w:val="sw_KE" w:bidi="sw_KE"/>
+        </w:rPr>
+        <w:t xml:space="preserve">; </w:t>
+      </w:r>
+      <w:r>
+        <w:rPr>
+          <w:lang w:val="sw_KE" w:bidi="sw_KE"/>
+        </w:rPr>
+        <w:t>25:10–22</w:t>
+      </w:r>
+      <w:r>
+        <w:rPr>
+          <w:lang w:val="sw_KE" w:bidi="sw_KE"/>
+        </w:rPr>
+        <w:t xml:space="preserve">; </w:t>
+      </w:r>
+      <w:r>
+        <w:rPr>
+          <w:lang w:val="sw_KE" w:bidi="sw_KE"/>
+        </w:rPr>
+        <w:t>Mambo ya Walawi 1:1–8:36</w:t>
+      </w:r>
+      <w:r>
+        <w:rPr>
+          <w:lang w:val="sw_KE" w:bidi="sw_KE"/>
+        </w:rPr>
+        <w:t xml:space="preserve">; </w:t>
+      </w:r>
+      <w:r>
+        <w:rPr>
+          <w:lang w:val="sw_KE" w:bidi="sw_KE"/>
+        </w:rPr>
+        <w:t>Kumbukumbu la Torati 5:7–9</w:t>
+      </w:r>
+      <w:r>
+        <w:rPr>
+          <w:lang w:val="sw_KE" w:bidi="sw_KE"/>
+        </w:rPr>
+        <w:t xml:space="preserve">; </w:t>
+      </w:r>
+      <w:r>
+        <w:rPr>
+          <w:lang w:val="sw_KE" w:bidi="sw_KE"/>
+        </w:rPr>
+        <w:t>6:4–9</w:t>
+      </w:r>
+      <w:r>
+        <w:rPr>
+          <w:lang w:val="sw_KE" w:bidi="sw_KE"/>
+        </w:rPr>
+        <w:t xml:space="preserve">; </w:t>
+      </w:r>
+      <w:r>
+        <w:rPr>
+          <w:lang w:val="sw_KE" w:bidi="sw_KE"/>
+        </w:rPr>
+        <w:t>10:12</w:t>
+      </w:r>
       <w:r>
         <w:rPr>
           <w:lang w:val="sw_KE" w:bidi="sw_KE"/>
         </w:rPr>
         <w:t xml:space="preserve">, </w:t>
       </w:r>
-      <w:hyperlink r:id="rId59">
-        <w:r>
-          <w:rPr>
-            <w:lang w:val="sw_KE" w:bidi="sw_KE"/>
-          </w:rPr>
-          <w:rPr>
-            <w:color w:val="0000EE"/>
-            <w:u w:val="single"/>
-          </w:rPr>
-          <w:t>20</w:t>
-        </w:r>
-      </w:hyperlink>
-      <w:r>
-        <w:rPr>
-          <w:lang w:val="sw_KE" w:bidi="sw_KE"/>
-        </w:rPr>
-        <w:t xml:space="preserve">; </w:t>
-      </w:r>
-      <w:hyperlink r:id="rId39">
-        <w:r>
-          <w:rPr>
-            <w:lang w:val="sw_KE" w:bidi="sw_KE"/>
-          </w:rPr>
-          <w:rPr>
-            <w:color w:val="0000EE"/>
-            <w:u w:val="single"/>
-          </w:rPr>
-          <w:t>16:13–17</w:t>
-        </w:r>
-      </w:hyperlink>
-      <w:r>
-        <w:rPr>
-          <w:lang w:val="sw_KE" w:bidi="sw_KE"/>
-        </w:rPr>
-        <w:t xml:space="preserve">; </w:t>
-      </w:r>
-      <w:hyperlink r:id="rId78">
-        <w:r>
-          <w:rPr>
-            <w:lang w:val="sw_KE" w:bidi="sw_KE"/>
-          </w:rPr>
-          <w:rPr>
-            <w:color w:val="0000EE"/>
-            <w:u w:val="single"/>
-          </w:rPr>
-          <w:t>26:1–15</w:t>
-        </w:r>
-      </w:hyperlink>
-      <w:r>
-        <w:rPr>
-          <w:lang w:val="sw_KE" w:bidi="sw_KE"/>
-        </w:rPr>
-        <w:t xml:space="preserve">; </w:t>
-      </w:r>
-      <w:hyperlink r:id="rId37">
-        <w:r>
-          <w:rPr>
-            <w:lang w:val="sw_KE" w:bidi="sw_KE"/>
-          </w:rPr>
-          <w:rPr>
-            <w:color w:val="0000EE"/>
-            <w:u w:val="single"/>
-          </w:rPr>
-          <w:t>1 Wafalme 5:3–5</w:t>
-        </w:r>
-      </w:hyperlink>
-      <w:r>
-        <w:rPr>
-          <w:lang w:val="sw_KE" w:bidi="sw_KE"/>
-        </w:rPr>
-        <w:t xml:space="preserve">; </w:t>
-      </w:r>
-      <w:hyperlink r:id="rId79">
-        <w:r>
-          <w:rPr>
-            <w:lang w:val="sw_KE" w:bidi="sw_KE"/>
-          </w:rPr>
-          <w:rPr>
-            <w:color w:val="0000EE"/>
-            <w:u w:val="single"/>
-          </w:rPr>
-          <w:t>Zaburi 24:3–6</w:t>
-        </w:r>
-      </w:hyperlink>
-      <w:r>
-        <w:rPr>
-          <w:lang w:val="sw_KE" w:bidi="sw_KE"/>
-        </w:rPr>
-        <w:t xml:space="preserve">; </w:t>
-      </w:r>
-      <w:hyperlink r:id="rId80">
-        <w:r>
-          <w:rPr>
-            <w:lang w:val="sw_KE" w:bidi="sw_KE"/>
-          </w:rPr>
-          <w:rPr>
-            <w:color w:val="0000EE"/>
-            <w:u w:val="single"/>
-          </w:rPr>
-          <w:t>51:1–19</w:t>
-        </w:r>
-      </w:hyperlink>
-      <w:r>
-        <w:rPr>
-          <w:lang w:val="sw_KE" w:bidi="sw_KE"/>
-        </w:rPr>
-        <w:t xml:space="preserve">; </w:t>
-      </w:r>
-      <w:hyperlink r:id="rId81">
-        <w:r>
-          <w:rPr>
-            <w:lang w:val="sw_KE" w:bidi="sw_KE"/>
-          </w:rPr>
-          <w:rPr>
-            <w:color w:val="0000EE"/>
-            <w:u w:val="single"/>
-          </w:rPr>
-          <w:t>Hosea 6:6</w:t>
-        </w:r>
-      </w:hyperlink>
-      <w:r>
-        <w:rPr>
-          <w:lang w:val="sw_KE" w:bidi="sw_KE"/>
-        </w:rPr>
-        <w:t xml:space="preserve">; </w:t>
-      </w:r>
-      <w:hyperlink r:id="rId82">
-        <w:r>
-          <w:rPr>
-            <w:lang w:val="sw_KE" w:bidi="sw_KE"/>
-          </w:rPr>
-          <w:rPr>
-            <w:color w:val="0000EE"/>
-            <w:u w:val="single"/>
-          </w:rPr>
-          <w:t>14:1–2</w:t>
-        </w:r>
-      </w:hyperlink>
-      <w:r>
-        <w:rPr>
-          <w:lang w:val="sw_KE" w:bidi="sw_KE"/>
-        </w:rPr>
-        <w:t xml:space="preserve">; </w:t>
-      </w:r>
-      <w:hyperlink r:id="rId83">
-        <w:r>
-          <w:rPr>
-            <w:lang w:val="sw_KE" w:bidi="sw_KE"/>
-          </w:rPr>
-          <w:rPr>
-            <w:color w:val="0000EE"/>
-            <w:u w:val="single"/>
-          </w:rPr>
-          <w:t>Mika 6:6–8</w:t>
-        </w:r>
-      </w:hyperlink>
-      <w:r>
-        <w:rPr>
-          <w:lang w:val="sw_KE" w:bidi="sw_KE"/>
-        </w:rPr>
-        <w:t xml:space="preserve">; </w:t>
-      </w:r>
-      <w:hyperlink r:id="rId61">
-        <w:r>
-          <w:rPr>
-            <w:lang w:val="sw_KE" w:bidi="sw_KE"/>
-          </w:rPr>
-          <w:rPr>
-            <w:color w:val="0000EE"/>
-            <w:u w:val="single"/>
-          </w:rPr>
-          <w:t>Mathayo 4:10</w:t>
-        </w:r>
-      </w:hyperlink>
-      <w:r>
-        <w:rPr>
-          <w:lang w:val="sw_KE" w:bidi="sw_KE"/>
-        </w:rPr>
-        <w:t xml:space="preserve">; </w:t>
-      </w:r>
-      <w:hyperlink r:id="rId68">
-        <w:r>
-          <w:rPr>
-            <w:lang w:val="sw_KE" w:bidi="sw_KE"/>
-          </w:rPr>
-          <w:rPr>
-            <w:color w:val="0000EE"/>
-            <w:u w:val="single"/>
-          </w:rPr>
-          <w:t>5:16</w:t>
-        </w:r>
-      </w:hyperlink>
-      <w:r>
-        <w:rPr>
-          <w:lang w:val="sw_KE" w:bidi="sw_KE"/>
-        </w:rPr>
-        <w:t xml:space="preserve">; </w:t>
-      </w:r>
-      <w:hyperlink r:id="rId84">
-        <w:r>
-          <w:rPr>
-            <w:lang w:val="sw_KE" w:bidi="sw_KE"/>
-          </w:rPr>
-          <w:rPr>
-            <w:color w:val="0000EE"/>
-            <w:u w:val="single"/>
-          </w:rPr>
-          <w:t>6:1–18</w:t>
-        </w:r>
-      </w:hyperlink>
-      <w:r>
-        <w:rPr>
-          <w:lang w:val="sw_KE" w:bidi="sw_KE"/>
-        </w:rPr>
-        <w:t xml:space="preserve">; </w:t>
-      </w:r>
-      <w:hyperlink r:id="rId85">
-        <w:r>
-          <w:rPr>
-            <w:lang w:val="sw_KE" w:bidi="sw_KE"/>
-          </w:rPr>
-          <w:rPr>
-            <w:color w:val="0000EE"/>
-            <w:u w:val="single"/>
-          </w:rPr>
-          <w:t>Yohana 4:19–24</w:t>
-        </w:r>
-      </w:hyperlink>
-      <w:r>
-        <w:rPr>
-          <w:lang w:val="sw_KE" w:bidi="sw_KE"/>
-        </w:rPr>
-        <w:t xml:space="preserve">; </w:t>
-      </w:r>
-      <w:hyperlink r:id="rId86">
-        <w:r>
-          <w:rPr>
-            <w:lang w:val="sw_KE" w:bidi="sw_KE"/>
-          </w:rPr>
-          <w:rPr>
-            <w:color w:val="0000EE"/>
-            <w:u w:val="single"/>
-          </w:rPr>
-          <w:t>5:23</w:t>
-        </w:r>
-      </w:hyperlink>
-      <w:r>
-        <w:rPr>
-          <w:lang w:val="sw_KE" w:bidi="sw_KE"/>
-        </w:rPr>
-        <w:t xml:space="preserve">; </w:t>
-      </w:r>
-      <w:hyperlink r:id="rId55">
-        <w:r>
-          <w:rPr>
-            <w:lang w:val="sw_KE" w:bidi="sw_KE"/>
-          </w:rPr>
-          <w:rPr>
-            <w:color w:val="0000EE"/>
-            <w:u w:val="single"/>
-          </w:rPr>
-          <w:t>14:6</w:t>
-        </w:r>
-      </w:hyperlink>
-      <w:r>
-        <w:rPr>
-          <w:lang w:val="sw_KE" w:bidi="sw_KE"/>
-        </w:rPr>
-        <w:t xml:space="preserve">; </w:t>
-      </w:r>
-      <w:hyperlink r:id="rId69">
-        <w:r>
-          <w:rPr>
-            <w:lang w:val="sw_KE" w:bidi="sw_KE"/>
-          </w:rPr>
-          <w:rPr>
-            <w:color w:val="0000EE"/>
-            <w:u w:val="single"/>
-          </w:rPr>
-          <w:t>Matendo 2:40–47</w:t>
-        </w:r>
-      </w:hyperlink>
-      <w:r>
-        <w:rPr>
-          <w:lang w:val="sw_KE" w:bidi="sw_KE"/>
-        </w:rPr>
-        <w:t xml:space="preserve">; </w:t>
-      </w:r>
-      <w:hyperlink r:id="rId87">
-        <w:r>
-          <w:rPr>
-            <w:lang w:val="sw_KE" w:bidi="sw_KE"/>
-          </w:rPr>
-          <w:rPr>
-            <w:color w:val="0000EE"/>
-            <w:u w:val="single"/>
-          </w:rPr>
-          <w:t>Warumi 12:1–2</w:t>
-        </w:r>
-      </w:hyperlink>
-      <w:r>
-        <w:rPr>
-          <w:lang w:val="sw_KE" w:bidi="sw_KE"/>
-        </w:rPr>
-        <w:t xml:space="preserve">; </w:t>
-      </w:r>
-      <w:hyperlink r:id="rId67">
-        <w:r>
-          <w:rPr>
-            <w:lang w:val="sw_KE" w:bidi="sw_KE"/>
-          </w:rPr>
-          <w:rPr>
-            <w:color w:val="0000EE"/>
-            <w:u w:val="single"/>
-          </w:rPr>
-          <w:t>1 Wakorintho 3:16–17</w:t>
-        </w:r>
-      </w:hyperlink>
-      <w:r>
-        <w:rPr>
-          <w:lang w:val="sw_KE" w:bidi="sw_KE"/>
-        </w:rPr>
-        <w:t xml:space="preserve">; </w:t>
-      </w:r>
-      <w:hyperlink r:id="rId88">
-        <w:r>
-          <w:rPr>
-            <w:lang w:val="sw_KE" w:bidi="sw_KE"/>
-          </w:rPr>
-          <w:rPr>
-            <w:color w:val="0000EE"/>
-            <w:u w:val="single"/>
-          </w:rPr>
-          <w:t>14:1–40</w:t>
-        </w:r>
-      </w:hyperlink>
-      <w:r>
-        <w:rPr>
-          <w:lang w:val="sw_KE" w:bidi="sw_KE"/>
-        </w:rPr>
-        <w:t xml:space="preserve">; </w:t>
-      </w:r>
-      <w:hyperlink r:id="rId89">
-        <w:r>
-          <w:rPr>
-            <w:lang w:val="sw_KE" w:bidi="sw_KE"/>
-          </w:rPr>
-          <w:rPr>
-            <w:color w:val="0000EE"/>
-            <w:u w:val="single"/>
-          </w:rPr>
-          <w:t>Wafilipi 3:3</w:t>
-        </w:r>
-      </w:hyperlink>
-      <w:r>
-        <w:rPr>
-          <w:lang w:val="sw_KE" w:bidi="sw_KE"/>
-        </w:rPr>
-        <w:t xml:space="preserve">; </w:t>
-      </w:r>
-      <w:hyperlink r:id="rId90">
-        <w:r>
-          <w:rPr>
-            <w:lang w:val="sw_KE" w:bidi="sw_KE"/>
-          </w:rPr>
-          <w:rPr>
-            <w:color w:val="0000EE"/>
-            <w:u w:val="single"/>
-          </w:rPr>
-          <w:t>Waebrania 10:1–25</w:t>
-        </w:r>
-      </w:hyperlink>
-      <w:r>
-        <w:rPr>
-          <w:lang w:val="sw_KE" w:bidi="sw_KE"/>
-        </w:rPr>
-        <w:t xml:space="preserve">; </w:t>
-      </w:r>
-      <w:hyperlink r:id="rId72">
-        <w:r>
-          <w:rPr>
-            <w:lang w:val="sw_KE" w:bidi="sw_KE"/>
-          </w:rPr>
-          <w:rPr>
-            <w:color w:val="0000EE"/>
-            <w:u w:val="single"/>
-          </w:rPr>
-          <w:t>1 Petro 3:15</w:t>
-        </w:r>
-      </w:hyperlink>
-      <w:r>
-        <w:rPr>
-          <w:lang w:val="sw_KE" w:bidi="sw_KE"/>
-        </w:rPr>
-        <w:t xml:space="preserve">; </w:t>
-      </w:r>
-      <w:hyperlink r:id="rId73">
-        <w:r>
-          <w:rPr>
-            <w:lang w:val="sw_KE" w:bidi="sw_KE"/>
-          </w:rPr>
-          <w:rPr>
-            <w:color w:val="0000EE"/>
-            <w:u w:val="single"/>
-          </w:rPr>
-          <w:t>1 Yohana 5:21</w:t>
-        </w:r>
-      </w:hyperlink>
-      <w:r>
-        <w:rPr>
-          <w:lang w:val="sw_KE" w:bidi="sw_KE"/>
-        </w:rPr>
-        <w:t xml:space="preserve">; </w:t>
-      </w:r>
-      <w:hyperlink r:id="rId91">
-        <w:r>
-          <w:rPr>
-            <w:lang w:val="sw_KE" w:bidi="sw_KE"/>
-          </w:rPr>
-          <w:rPr>
-            <w:color w:val="0000EE"/>
-            <w:u w:val="single"/>
-          </w:rPr>
-          <w:t>Ufunuo 5:9–13</w:t>
-        </w:r>
-      </w:hyperlink>
-      <w:r>
-        <w:rPr>
-          <w:lang w:val="sw_KE" w:bidi="sw_KE"/>
-        </w:rPr>
-        <w:t xml:space="preserve">; </w:t>
-      </w:r>
-      <w:hyperlink r:id="rId92">
-        <w:r>
-          <w:rPr>
-            <w:lang w:val="sw_KE" w:bidi="sw_KE"/>
-          </w:rPr>
-          <w:rPr>
-            <w:color w:val="0000EE"/>
-            <w:u w:val="single"/>
-          </w:rPr>
-          <w:t>15:3</w:t>
-        </w:r>
-      </w:hyperlink>
+      <w:r>
+        <w:rPr>
+          <w:lang w:val="sw_KE" w:bidi="sw_KE"/>
+        </w:rPr>
+        <w:t>20</w:t>
+      </w:r>
+      <w:r>
+        <w:rPr>
+          <w:lang w:val="sw_KE" w:bidi="sw_KE"/>
+        </w:rPr>
+        <w:t xml:space="preserve">; </w:t>
+      </w:r>
+      <w:r>
+        <w:rPr>
+          <w:lang w:val="sw_KE" w:bidi="sw_KE"/>
+        </w:rPr>
+        <w:t>16:13–17</w:t>
+      </w:r>
+      <w:r>
+        <w:rPr>
+          <w:lang w:val="sw_KE" w:bidi="sw_KE"/>
+        </w:rPr>
+        <w:t xml:space="preserve">; </w:t>
+      </w:r>
+      <w:r>
+        <w:rPr>
+          <w:lang w:val="sw_KE" w:bidi="sw_KE"/>
+        </w:rPr>
+        <w:t>26:1–15</w:t>
+      </w:r>
+      <w:r>
+        <w:rPr>
+          <w:lang w:val="sw_KE" w:bidi="sw_KE"/>
+        </w:rPr>
+        <w:t xml:space="preserve">; </w:t>
+      </w:r>
+      <w:r>
+        <w:rPr>
+          <w:lang w:val="sw_KE" w:bidi="sw_KE"/>
+        </w:rPr>
+        <w:t>1 Wafalme 5:3–5</w:t>
+      </w:r>
+      <w:r>
+        <w:rPr>
+          <w:lang w:val="sw_KE" w:bidi="sw_KE"/>
+        </w:rPr>
+        <w:t xml:space="preserve">; </w:t>
+      </w:r>
+      <w:r>
+        <w:rPr>
+          <w:lang w:val="sw_KE" w:bidi="sw_KE"/>
+        </w:rPr>
+        <w:t>Zaburi 24:3–6</w:t>
+      </w:r>
+      <w:r>
+        <w:rPr>
+          <w:lang w:val="sw_KE" w:bidi="sw_KE"/>
+        </w:rPr>
+        <w:t xml:space="preserve">; </w:t>
+      </w:r>
+      <w:r>
+        <w:rPr>
+          <w:lang w:val="sw_KE" w:bidi="sw_KE"/>
+        </w:rPr>
+        <w:t>51:1–19</w:t>
+      </w:r>
+      <w:r>
+        <w:rPr>
+          <w:lang w:val="sw_KE" w:bidi="sw_KE"/>
+        </w:rPr>
+        <w:t xml:space="preserve">; </w:t>
+      </w:r>
+      <w:r>
+        <w:rPr>
+          <w:lang w:val="sw_KE" w:bidi="sw_KE"/>
+        </w:rPr>
+        <w:t>Hosea 6:6</w:t>
+      </w:r>
+      <w:r>
+        <w:rPr>
+          <w:lang w:val="sw_KE" w:bidi="sw_KE"/>
+        </w:rPr>
+        <w:t xml:space="preserve">; </w:t>
+      </w:r>
+      <w:r>
+        <w:rPr>
+          <w:lang w:val="sw_KE" w:bidi="sw_KE"/>
+        </w:rPr>
+        <w:t>14:1–2</w:t>
+      </w:r>
+      <w:r>
+        <w:rPr>
+          <w:lang w:val="sw_KE" w:bidi="sw_KE"/>
+        </w:rPr>
+        <w:t xml:space="preserve">; </w:t>
+      </w:r>
+      <w:r>
+        <w:rPr>
+          <w:lang w:val="sw_KE" w:bidi="sw_KE"/>
+        </w:rPr>
+        <w:t>Mika 6:6–8</w:t>
+      </w:r>
+      <w:r>
+        <w:rPr>
+          <w:lang w:val="sw_KE" w:bidi="sw_KE"/>
+        </w:rPr>
+        <w:t xml:space="preserve">; </w:t>
+      </w:r>
+      <w:r>
+        <w:rPr>
+          <w:lang w:val="sw_KE" w:bidi="sw_KE"/>
+        </w:rPr>
+        <w:t>Mathayo 4:10</w:t>
+      </w:r>
+      <w:r>
+        <w:rPr>
+          <w:lang w:val="sw_KE" w:bidi="sw_KE"/>
+        </w:rPr>
+        <w:t xml:space="preserve">; </w:t>
+      </w:r>
+      <w:r>
+        <w:rPr>
+          <w:lang w:val="sw_KE" w:bidi="sw_KE"/>
+        </w:rPr>
+        <w:t>5:16</w:t>
+      </w:r>
+      <w:r>
+        <w:rPr>
+          <w:lang w:val="sw_KE" w:bidi="sw_KE"/>
+        </w:rPr>
+        <w:t xml:space="preserve">; </w:t>
+      </w:r>
+      <w:r>
+        <w:rPr>
+          <w:lang w:val="sw_KE" w:bidi="sw_KE"/>
+        </w:rPr>
+        <w:t>6:1–18</w:t>
+      </w:r>
+      <w:r>
+        <w:rPr>
+          <w:lang w:val="sw_KE" w:bidi="sw_KE"/>
+        </w:rPr>
+        <w:t xml:space="preserve">; </w:t>
+      </w:r>
+      <w:r>
+        <w:rPr>
+          <w:lang w:val="sw_KE" w:bidi="sw_KE"/>
+        </w:rPr>
+        <w:t>Yohana 4:19–24</w:t>
+      </w:r>
+      <w:r>
+        <w:rPr>
+          <w:lang w:val="sw_KE" w:bidi="sw_KE"/>
+        </w:rPr>
+        <w:t xml:space="preserve">; </w:t>
+      </w:r>
+      <w:r>
+        <w:rPr>
+          <w:lang w:val="sw_KE" w:bidi="sw_KE"/>
+        </w:rPr>
+        <w:t>5:23</w:t>
+      </w:r>
+      <w:r>
+        <w:rPr>
+          <w:lang w:val="sw_KE" w:bidi="sw_KE"/>
+        </w:rPr>
+        <w:t xml:space="preserve">; </w:t>
+      </w:r>
+      <w:r>
+        <w:rPr>
+          <w:lang w:val="sw_KE" w:bidi="sw_KE"/>
+        </w:rPr>
+        <w:t>14:6</w:t>
+      </w:r>
+      <w:r>
+        <w:rPr>
+          <w:lang w:val="sw_KE" w:bidi="sw_KE"/>
+        </w:rPr>
+        <w:t xml:space="preserve">; </w:t>
+      </w:r>
+      <w:r>
+        <w:rPr>
+          <w:lang w:val="sw_KE" w:bidi="sw_KE"/>
+        </w:rPr>
+        <w:t>Matendo 2:40–47</w:t>
+      </w:r>
+      <w:r>
+        <w:rPr>
+          <w:lang w:val="sw_KE" w:bidi="sw_KE"/>
+        </w:rPr>
+        <w:t xml:space="preserve">; </w:t>
+      </w:r>
+      <w:r>
+        <w:rPr>
+          <w:lang w:val="sw_KE" w:bidi="sw_KE"/>
+        </w:rPr>
+        <w:t>Warumi 12:1–2</w:t>
+      </w:r>
+      <w:r>
+        <w:rPr>
+          <w:lang w:val="sw_KE" w:bidi="sw_KE"/>
+        </w:rPr>
+        <w:t xml:space="preserve">; </w:t>
+      </w:r>
+      <w:r>
+        <w:rPr>
+          <w:lang w:val="sw_KE" w:bidi="sw_KE"/>
+        </w:rPr>
+        <w:t>1 Wakorintho 3:16–17</w:t>
+      </w:r>
+      <w:r>
+        <w:rPr>
+          <w:lang w:val="sw_KE" w:bidi="sw_KE"/>
+        </w:rPr>
+        <w:t xml:space="preserve">; </w:t>
+      </w:r>
+      <w:r>
+        <w:rPr>
+          <w:lang w:val="sw_KE" w:bidi="sw_KE"/>
+        </w:rPr>
+        <w:t>14:1–40</w:t>
+      </w:r>
+      <w:r>
+        <w:rPr>
+          <w:lang w:val="sw_KE" w:bidi="sw_KE"/>
+        </w:rPr>
+        <w:t xml:space="preserve">; </w:t>
+      </w:r>
+      <w:r>
+        <w:rPr>
+          <w:lang w:val="sw_KE" w:bidi="sw_KE"/>
+        </w:rPr>
+        <w:t>Wafilipi 3:3</w:t>
+      </w:r>
+      <w:r>
+        <w:rPr>
+          <w:lang w:val="sw_KE" w:bidi="sw_KE"/>
+        </w:rPr>
+        <w:t xml:space="preserve">; </w:t>
+      </w:r>
+      <w:r>
+        <w:rPr>
+          <w:lang w:val="sw_KE" w:bidi="sw_KE"/>
+        </w:rPr>
+        <w:t>Waebrania 10:1–25</w:t>
+      </w:r>
+      <w:r>
+        <w:rPr>
+          <w:lang w:val="sw_KE" w:bidi="sw_KE"/>
+        </w:rPr>
+        <w:t xml:space="preserve">; </w:t>
+      </w:r>
+      <w:r>
+        <w:rPr>
+          <w:lang w:val="sw_KE" w:bidi="sw_KE"/>
+        </w:rPr>
+        <w:t>1 Petro 3:15</w:t>
+      </w:r>
+      <w:r>
+        <w:rPr>
+          <w:lang w:val="sw_KE" w:bidi="sw_KE"/>
+        </w:rPr>
+        <w:t xml:space="preserve">; </w:t>
+      </w:r>
+      <w:r>
+        <w:rPr>
+          <w:lang w:val="sw_KE" w:bidi="sw_KE"/>
+        </w:rPr>
+        <w:t>1 Yohana 5:21</w:t>
+      </w:r>
+      <w:r>
+        <w:rPr>
+          <w:lang w:val="sw_KE" w:bidi="sw_KE"/>
+        </w:rPr>
+        <w:t xml:space="preserve">; </w:t>
+      </w:r>
+      <w:r>
+        <w:rPr>
+          <w:lang w:val="sw_KE" w:bidi="sw_KE"/>
+        </w:rPr>
+        <w:t>Ufunuo 5:9–13</w:t>
+      </w:r>
+      <w:r>
+        <w:rPr>
+          <w:lang w:val="sw_KE" w:bidi="sw_KE"/>
+        </w:rPr>
+        <w:t xml:space="preserve">; </w:t>
+      </w:r>
+      <w:r>
+        <w:rPr>
+          <w:lang w:val="sw_KE" w:bidi="sw_KE"/>
+        </w:rPr>
+        <w:t>15:3</w:t>
+      </w:r>
       <w:r>
         <w:rPr>
           <w:lang w:val="sw_KE" w:bidi="sw_KE"/>
@@ -2171,18 +1601,12 @@
         </w:rPr>
         <w:t>Kwenye Mashariki ya Kale, wafalme walihitajika kutoa kwa ajili ya hekalu la taifa lao. Mfalme Daudi, ambaye alianza ukoo wa kifalme wa wafalme wa Yuda, alifanya Yerusalemu kuwa mji mkuu wa Israeli (</w:t>
       </w:r>
-      <w:hyperlink r:id="rId93">
-        <w:r>
-          <w:rPr>
-            <w:lang w:val="sw_KE" w:bidi="sw_KE"/>
-          </w:rPr>
-          <w:rPr>
-            <w:color w:val="0000EE"/>
-            <w:u w:val="single"/>
-          </w:rPr>
-          <w:t>2 Samweli 5:4–10</w:t>
-        </w:r>
-      </w:hyperlink>
+      <w:r>
+        <w:rPr>
+          <w:lang w:val="sw_KE" w:bidi="sw_KE"/>
+        </w:rPr>
+        <w:t>2 Samweli 5:4–10</w:t>
+      </w:r>
       <w:r>
         <w:rPr>
           <w:lang w:val="sw_KE" w:bidi="sw_KE"/>
@@ -2203,18 +1627,12 @@
         </w:rPr>
         <w:t xml:space="preserve">Solomoni alitumia miaka saba kujenga hekalu huko Yerusalemu. Alianza katika mwaka wa nne wa utawala wake (967 Kabla ya Kristo (KK). Hekalu hilo lilikuwa kubwa, likiwa na urefu wa mita 27 (futi 90), upana wa mita 9 (futi 30), na karibu urefu wa mita 13 (futi 45). Kiingilio chake (portiko au ukumbi) kilikuwa na kina cha mita 4.5 (futi 15), kikienea upana wote (tazama </w:t>
       </w:r>
-      <w:hyperlink r:id="rId94">
-        <w:r>
-          <w:rPr>
-            <w:lang w:val="sw_KE" w:bidi="sw_KE"/>
-          </w:rPr>
-          <w:rPr>
-            <w:color w:val="0000EE"/>
-            <w:u w:val="single"/>
-          </w:rPr>
-          <w:t>1 Wafalme 6:2–10</w:t>
-        </w:r>
-      </w:hyperlink>
+      <w:r>
+        <w:rPr>
+          <w:lang w:val="sw_KE" w:bidi="sw_KE"/>
+        </w:rPr>
+        <w:t>1 Wafalme 6:2–10</w:t>
+      </w:r>
       <w:r>
         <w:rPr>
           <w:lang w:val="sw_KE" w:bidi="sw_KE"/>
@@ -2235,18 +1653,12 @@
         </w:rPr>
         <w:t>Alitumia mbinu za kisasa zaidi za ujenzi zilizokuwepo wakati huo. Gharama haikuwa tatizo kwa ujenzi, mapambo, au vifaa. Hata hivyo, Solomoni alikiri kuwa haikutosha kumjengea makao Mungu wa milele (</w:t>
       </w:r>
-      <w:hyperlink r:id="rId95">
-        <w:r>
-          <w:rPr>
-            <w:lang w:val="sw_KE" w:bidi="sw_KE"/>
-          </w:rPr>
-          <w:rPr>
-            <w:color w:val="0000EE"/>
-            <w:u w:val="single"/>
-          </w:rPr>
-          <w:t>1 Wafalme 8:27</w:t>
-        </w:r>
-      </w:hyperlink>
+      <w:r>
+        <w:rPr>
+          <w:lang w:val="sw_KE" w:bidi="sw_KE"/>
+        </w:rPr>
+        <w:t>1 Wafalme 8:27</w:t>
+      </w:r>
       <w:r>
         <w:rPr>
           <w:lang w:val="sw_KE" w:bidi="sw_KE"/>
@@ -2267,18 +1679,12 @@
         </w:rPr>
         <w:t>Hekalu, karibu na jumba la mfalme, lilionyesha utawala wa Mungu juu ya uumbaji na mataifa yote. “BWANA yuko katika hekalu lake takatifu; dunia yote na iwe kimya mbele zake” (</w:t>
       </w:r>
-      <w:hyperlink r:id="rId96">
-        <w:r>
-          <w:rPr>
-            <w:lang w:val="sw_KE" w:bidi="sw_KE"/>
-          </w:rPr>
-          <w:rPr>
-            <w:color w:val="0000EE"/>
-            <w:u w:val="single"/>
-          </w:rPr>
-          <w:t>Habakuki 2:20</w:t>
-        </w:r>
-      </w:hyperlink>
+      <w:r>
+        <w:rPr>
+          <w:lang w:val="sw_KE" w:bidi="sw_KE"/>
+        </w:rPr>
+        <w:t>Habakuki 2:20</w:t>
+      </w:r>
       <w:r>
         <w:rPr>
           <w:lang w:val="sw_KE" w:bidi="sw_KE"/>
@@ -2299,54 +1705,36 @@
         </w:rPr>
         <w:t xml:space="preserve">Mungu aliwapa wafalme jukumu la kujitolea kwake na kukuza ibada sahihi katika hekalu. Hekalu lilithibitisha kuwa Mungu aliidhinisha mfalme wa kibinadamu kuwakilisha utawala wa kimungu. </w:t>
       </w:r>
-      <w:hyperlink r:id="rId97">
-        <w:r>
-          <w:rPr>
-            <w:lang w:val="sw_KE" w:bidi="sw_KE"/>
-          </w:rPr>
-          <w:rPr>
-            <w:color w:val="0000EE"/>
-            <w:u w:val="single"/>
-          </w:rPr>
-          <w:t>Zaburi 132</w:t>
-        </w:r>
-      </w:hyperlink>
+      <w:r>
+        <w:rPr>
+          <w:lang w:val="sw_KE" w:bidi="sw_KE"/>
+        </w:rPr>
+        <w:t>Zaburi 132</w:t>
+      </w:r>
       <w:r>
         <w:rPr>
           <w:lang w:val="sw_KE" w:bidi="sw_KE"/>
         </w:rPr>
         <w:t xml:space="preserve"> ilielezea jukumu hili kwa kusherehekea kurudi kwa Daudi na Sanduku la Agano Yerusalemu (</w:t>
       </w:r>
-      <w:hyperlink r:id="rId98">
-        <w:r>
-          <w:rPr>
-            <w:lang w:val="sw_KE" w:bidi="sw_KE"/>
-          </w:rPr>
-          <w:rPr>
-            <w:color w:val="0000EE"/>
-            <w:u w:val="single"/>
-          </w:rPr>
-          <w:t>Zaburi 132:6–12</w:t>
-        </w:r>
-      </w:hyperlink>
+      <w:r>
+        <w:rPr>
+          <w:lang w:val="sw_KE" w:bidi="sw_KE"/>
+        </w:rPr>
+        <w:t>Zaburi 132:6–12</w:t>
+      </w:r>
       <w:r>
         <w:rPr>
           <w:lang w:val="sw_KE" w:bidi="sw_KE"/>
         </w:rPr>
         <w:t>). Solomoni alitumia zaburi hii mwishoni mwa sala yake alipoanzisha hekalu (</w:t>
       </w:r>
-      <w:hyperlink r:id="rId99">
-        <w:r>
-          <w:rPr>
-            <w:lang w:val="sw_KE" w:bidi="sw_KE"/>
-          </w:rPr>
-          <w:rPr>
-            <w:color w:val="0000EE"/>
-            <w:u w:val="single"/>
-          </w:rPr>
-          <w:t>2 Mambo ya Nyakati 6:41–42</w:t>
-        </w:r>
-      </w:hyperlink>
+      <w:r>
+        <w:rPr>
+          <w:lang w:val="sw_KE" w:bidi="sw_KE"/>
+        </w:rPr>
+        <w:t>2 Mambo ya Nyakati 6:41–42</w:t>
+      </w:r>
       <w:r>
         <w:rPr>
           <w:lang w:val="sw_KE" w:bidi="sw_KE"/>
@@ -2367,36 +1755,24 @@
         </w:rPr>
         <w:t xml:space="preserve">Baadaye, Kristo na kanisa walitimiza jukumu la hekalu katika kuonyesha uwepo wa Mungu. Yesu alionyesha mabadiliko kutoka kwa majengo ya hekalu hadi mwili wake mwenyewe kama hekalu la kiroho (tazama </w:t>
       </w:r>
-      <w:hyperlink r:id="rId100">
-        <w:r>
-          <w:rPr>
-            <w:lang w:val="sw_KE" w:bidi="sw_KE"/>
-          </w:rPr>
-          <w:rPr>
-            <w:color w:val="0000EE"/>
-            <w:u w:val="single"/>
-          </w:rPr>
-          <w:t>Yohana 2:19</w:t>
-        </w:r>
-      </w:hyperlink>
+      <w:r>
+        <w:rPr>
+          <w:lang w:val="sw_KE" w:bidi="sw_KE"/>
+        </w:rPr>
+        <w:t>Yohana 2:19</w:t>
+      </w:r>
       <w:r>
         <w:rPr>
           <w:lang w:val="sw_KE" w:bidi="sw_KE"/>
         </w:rPr>
         <w:t>). Wanafunzi walianza kuelewa mabadiliko haya baada ya ufufuo wa Kristo (</w:t>
       </w:r>
-      <w:hyperlink r:id="rId101">
-        <w:r>
-          <w:rPr>
-            <w:lang w:val="sw_KE" w:bidi="sw_KE"/>
-          </w:rPr>
-          <w:rPr>
-            <w:color w:val="0000EE"/>
-            <w:u w:val="single"/>
-          </w:rPr>
-          <w:t>Yohana 2:21–22</w:t>
-        </w:r>
-      </w:hyperlink>
+      <w:r>
+        <w:rPr>
+          <w:lang w:val="sw_KE" w:bidi="sw_KE"/>
+        </w:rPr>
+        <w:t>Yohana 2:21–22</w:t>
+      </w:r>
       <w:r>
         <w:rPr>
           <w:lang w:val="sw_KE" w:bidi="sw_KE"/>
@@ -2417,54 +1793,36 @@
         </w:rPr>
         <w:t>Mtume Paulo alielezea kanisa kama mahali patakatifu mpya ambapo Wayahudi na wasio Wayahudi (mataifa) wanapatanishwa. Akitumia taswira ya hekalu, alieleza jinsi Yesu "amevunja ukuta wa uadui" katika mwili wa Kristo (kanisa) ili kuunda watu mmoja (</w:t>
       </w:r>
-      <w:hyperlink r:id="rId102">
-        <w:r>
-          <w:rPr>
-            <w:lang w:val="sw_KE" w:bidi="sw_KE"/>
-          </w:rPr>
-          <w:rPr>
-            <w:color w:val="0000EE"/>
-            <w:u w:val="single"/>
-          </w:rPr>
-          <w:t>Waefeso 2:14–15</w:t>
-        </w:r>
-      </w:hyperlink>
+      <w:r>
+        <w:rPr>
+          <w:lang w:val="sw_KE" w:bidi="sw_KE"/>
+        </w:rPr>
+        <w:t>Waefeso 2:14–15</w:t>
+      </w:r>
       <w:r>
         <w:rPr>
           <w:lang w:val="sw_KE" w:bidi="sw_KE"/>
         </w:rPr>
         <w:t>). Kanisa ni hekalu takatifu la Mungu, lililojengwa juu ya msingi wa mitume na manabii (</w:t>
       </w:r>
-      <w:hyperlink r:id="rId103">
-        <w:r>
-          <w:rPr>
-            <w:lang w:val="sw_KE" w:bidi="sw_KE"/>
-          </w:rPr>
-          <w:rPr>
-            <w:color w:val="0000EE"/>
-            <w:u w:val="single"/>
-          </w:rPr>
-          <w:t>Waefeso 2:20–22</w:t>
-        </w:r>
-      </w:hyperlink>
+      <w:r>
+        <w:rPr>
+          <w:lang w:val="sw_KE" w:bidi="sw_KE"/>
+        </w:rPr>
+        <w:t>Waefeso 2:20–22</w:t>
+      </w:r>
       <w:r>
         <w:rPr>
           <w:lang w:val="sw_KE" w:bidi="sw_KE"/>
         </w:rPr>
         <w:t>). Limeundwa kutoka kwa "mawe hai," yaani Wakristo, ambao Mungu anawaunganisha pamoja kuzunguka Yesu Kristo, jiwe kuu la pembeni (</w:t>
       </w:r>
-      <w:hyperlink r:id="rId104">
-        <w:r>
-          <w:rPr>
-            <w:lang w:val="sw_KE" w:bidi="sw_KE"/>
-          </w:rPr>
-          <w:rPr>
-            <w:color w:val="0000EE"/>
-            <w:u w:val="single"/>
-          </w:rPr>
-          <w:t>1 Petro 2:4–5</w:t>
-        </w:r>
-      </w:hyperlink>
+      <w:r>
+        <w:rPr>
+          <w:lang w:val="sw_KE" w:bidi="sw_KE"/>
+        </w:rPr>
+        <w:t>1 Petro 2:4–5</w:t>
+      </w:r>
       <w:r>
         <w:rPr>
           <w:lang w:val="sw_KE" w:bidi="sw_KE"/>
@@ -2494,378 +1852,252 @@
           <w:lang w:val="sw_KE" w:bidi="sw_KE"/>
         </w:rPr>
       </w:r>
-      <w:hyperlink r:id="rId105">
-        <w:r>
-          <w:rPr>
-            <w:lang w:val="sw_KE" w:bidi="sw_KE"/>
-          </w:rPr>
-          <w:rPr>
-            <w:color w:val="0000EE"/>
-            <w:u w:val="single"/>
-          </w:rPr>
-          <w:t>1 Wafalme 8:27–53</w:t>
-        </w:r>
-      </w:hyperlink>
-      <w:r>
-        <w:rPr>
-          <w:lang w:val="sw_KE" w:bidi="sw_KE"/>
-        </w:rPr>
-        <w:t xml:space="preserve">; </w:t>
-      </w:r>
-      <w:hyperlink r:id="rId106">
-        <w:r>
-          <w:rPr>
-            <w:lang w:val="sw_KE" w:bidi="sw_KE"/>
-          </w:rPr>
-          <w:rPr>
-            <w:color w:val="0000EE"/>
-            <w:u w:val="single"/>
-          </w:rPr>
-          <w:t>1 Mambo ya Nyakati 22:1–19</w:t>
-        </w:r>
-      </w:hyperlink>
-      <w:r>
-        <w:rPr>
-          <w:lang w:val="sw_KE" w:bidi="sw_KE"/>
-        </w:rPr>
-        <w:t xml:space="preserve">; </w:t>
-      </w:r>
-      <w:hyperlink r:id="rId107">
-        <w:r>
-          <w:rPr>
-            <w:lang w:val="sw_KE" w:bidi="sw_KE"/>
-          </w:rPr>
-          <w:rPr>
-            <w:color w:val="0000EE"/>
-            <w:u w:val="single"/>
-          </w:rPr>
-          <w:t>2 Mambo ya Nyakati 5:2–14</w:t>
-        </w:r>
-      </w:hyperlink>
-      <w:r>
-        <w:rPr>
-          <w:lang w:val="sw_KE" w:bidi="sw_KE"/>
-        </w:rPr>
-        <w:t xml:space="preserve">; </w:t>
-      </w:r>
-      <w:hyperlink r:id="rId99">
-        <w:r>
-          <w:rPr>
-            <w:lang w:val="sw_KE" w:bidi="sw_KE"/>
-          </w:rPr>
-          <w:rPr>
-            <w:color w:val="0000EE"/>
-            <w:u w:val="single"/>
-          </w:rPr>
-          <w:t>6:41–42</w:t>
-        </w:r>
-      </w:hyperlink>
-      <w:r>
-        <w:rPr>
-          <w:lang w:val="sw_KE" w:bidi="sw_KE"/>
-        </w:rPr>
-        <w:t xml:space="preserve">; </w:t>
-      </w:r>
-      <w:hyperlink r:id="rId108">
-        <w:r>
-          <w:rPr>
-            <w:lang w:val="sw_KE" w:bidi="sw_KE"/>
-          </w:rPr>
-          <w:rPr>
-            <w:color w:val="0000EE"/>
-            <w:u w:val="single"/>
-          </w:rPr>
-          <w:t>7:12–16</w:t>
-        </w:r>
-      </w:hyperlink>
-      <w:r>
-        <w:rPr>
-          <w:lang w:val="sw_KE" w:bidi="sw_KE"/>
-        </w:rPr>
-        <w:t xml:space="preserve">; </w:t>
-      </w:r>
-      <w:hyperlink r:id="rId109">
-        <w:r>
-          <w:rPr>
-            <w:lang w:val="sw_KE" w:bidi="sw_KE"/>
-          </w:rPr>
-          <w:rPr>
-            <w:color w:val="0000EE"/>
-            <w:u w:val="single"/>
-          </w:rPr>
-          <w:t>Zaburi 48:9</w:t>
-        </w:r>
-      </w:hyperlink>
-      <w:r>
-        <w:rPr>
-          <w:lang w:val="sw_KE" w:bidi="sw_KE"/>
-        </w:rPr>
-        <w:t xml:space="preserve">; </w:t>
-      </w:r>
-      <w:hyperlink r:id="rId110">
-        <w:r>
-          <w:rPr>
-            <w:lang w:val="sw_KE" w:bidi="sw_KE"/>
-          </w:rPr>
-          <w:rPr>
-            <w:color w:val="0000EE"/>
-            <w:u w:val="single"/>
-          </w:rPr>
-          <w:t>65:4</w:t>
-        </w:r>
-      </w:hyperlink>
-      <w:r>
-        <w:rPr>
-          <w:lang w:val="sw_KE" w:bidi="sw_KE"/>
-        </w:rPr>
-        <w:t xml:space="preserve">; </w:t>
-      </w:r>
-      <w:hyperlink r:id="rId111">
-        <w:r>
-          <w:rPr>
-            <w:lang w:val="sw_KE" w:bidi="sw_KE"/>
-          </w:rPr>
-          <w:rPr>
-            <w:color w:val="0000EE"/>
-            <w:u w:val="single"/>
-          </w:rPr>
-          <w:t>66:13</w:t>
-        </w:r>
-      </w:hyperlink>
-      <w:r>
-        <w:rPr>
-          <w:lang w:val="sw_KE" w:bidi="sw_KE"/>
-        </w:rPr>
-        <w:t xml:space="preserve">; </w:t>
-      </w:r>
-      <w:hyperlink r:id="rId112">
-        <w:r>
-          <w:rPr>
-            <w:lang w:val="sw_KE" w:bidi="sw_KE"/>
-          </w:rPr>
-          <w:rPr>
-            <w:color w:val="0000EE"/>
-            <w:u w:val="single"/>
-          </w:rPr>
-          <w:t>138:2</w:t>
-        </w:r>
-      </w:hyperlink>
-      <w:r>
-        <w:rPr>
-          <w:lang w:val="sw_KE" w:bidi="sw_KE"/>
-        </w:rPr>
-        <w:t xml:space="preserve">; </w:t>
-      </w:r>
-      <w:hyperlink r:id="rId113">
-        <w:r>
-          <w:rPr>
-            <w:lang w:val="sw_KE" w:bidi="sw_KE"/>
-          </w:rPr>
-          <w:rPr>
-            <w:color w:val="0000EE"/>
-            <w:u w:val="single"/>
-          </w:rPr>
-          <w:t>Yeremia 7:3–11</w:t>
-        </w:r>
-      </w:hyperlink>
-      <w:r>
-        <w:rPr>
-          <w:lang w:val="sw_KE" w:bidi="sw_KE"/>
-        </w:rPr>
-        <w:t xml:space="preserve">; </w:t>
-      </w:r>
-      <w:hyperlink r:id="rId114">
-        <w:r>
-          <w:rPr>
-            <w:lang w:val="sw_KE" w:bidi="sw_KE"/>
-          </w:rPr>
-          <w:rPr>
-            <w:color w:val="0000EE"/>
-            <w:u w:val="single"/>
-          </w:rPr>
-          <w:t>11:15</w:t>
-        </w:r>
-      </w:hyperlink>
-      <w:r>
-        <w:rPr>
-          <w:lang w:val="sw_KE" w:bidi="sw_KE"/>
-        </w:rPr>
-        <w:t xml:space="preserve">; </w:t>
-      </w:r>
-      <w:hyperlink r:id="rId115">
-        <w:r>
-          <w:rPr>
-            <w:lang w:val="sw_KE" w:bidi="sw_KE"/>
-          </w:rPr>
-          <w:rPr>
-            <w:color w:val="0000EE"/>
-            <w:u w:val="single"/>
-          </w:rPr>
-          <w:t>Ezekieli 8:6–16</w:t>
-        </w:r>
-      </w:hyperlink>
-      <w:r>
-        <w:rPr>
-          <w:lang w:val="sw_KE" w:bidi="sw_KE"/>
-        </w:rPr>
-        <w:t xml:space="preserve">; </w:t>
-      </w:r>
-      <w:hyperlink r:id="rId116">
-        <w:r>
-          <w:rPr>
-            <w:lang w:val="sw_KE" w:bidi="sw_KE"/>
-          </w:rPr>
-          <w:rPr>
-            <w:color w:val="0000EE"/>
-            <w:u w:val="single"/>
-          </w:rPr>
-          <w:t>44:1–31</w:t>
-        </w:r>
-      </w:hyperlink>
-      <w:r>
-        <w:rPr>
-          <w:lang w:val="sw_KE" w:bidi="sw_KE"/>
-        </w:rPr>
-        <w:t xml:space="preserve">; </w:t>
-      </w:r>
-      <w:hyperlink r:id="rId117">
-        <w:r>
-          <w:rPr>
-            <w:lang w:val="sw_KE" w:bidi="sw_KE"/>
-          </w:rPr>
-          <w:rPr>
-            <w:color w:val="0000EE"/>
-            <w:u w:val="single"/>
-          </w:rPr>
-          <w:t>Yoeli 1:14</w:t>
-        </w:r>
-      </w:hyperlink>
-      <w:r>
-        <w:rPr>
-          <w:lang w:val="sw_KE" w:bidi="sw_KE"/>
-        </w:rPr>
-        <w:t xml:space="preserve">; </w:t>
-      </w:r>
-      <w:hyperlink r:id="rId118">
-        <w:r>
-          <w:rPr>
-            <w:lang w:val="sw_KE" w:bidi="sw_KE"/>
-          </w:rPr>
-          <w:rPr>
-            <w:color w:val="0000EE"/>
-            <w:u w:val="single"/>
-          </w:rPr>
-          <w:t>2:17</w:t>
-        </w:r>
-      </w:hyperlink>
-      <w:r>
-        <w:rPr>
-          <w:lang w:val="sw_KE" w:bidi="sw_KE"/>
-        </w:rPr>
-        <w:t xml:space="preserve">; </w:t>
-      </w:r>
-      <w:hyperlink r:id="rId96">
-        <w:r>
-          <w:rPr>
-            <w:lang w:val="sw_KE" w:bidi="sw_KE"/>
-          </w:rPr>
-          <w:rPr>
-            <w:color w:val="0000EE"/>
-            <w:u w:val="single"/>
-          </w:rPr>
-          <w:t>Habakuki 2:20</w:t>
-        </w:r>
-      </w:hyperlink>
-      <w:r>
-        <w:rPr>
-          <w:lang w:val="sw_KE" w:bidi="sw_KE"/>
-        </w:rPr>
-        <w:t xml:space="preserve">; </w:t>
-      </w:r>
-      <w:hyperlink r:id="rId119">
-        <w:r>
-          <w:rPr>
-            <w:lang w:val="sw_KE" w:bidi="sw_KE"/>
-          </w:rPr>
-          <w:rPr>
-            <w:color w:val="0000EE"/>
-            <w:u w:val="single"/>
-          </w:rPr>
-          <w:t>Hagai 2:7</w:t>
-        </w:r>
-      </w:hyperlink>
-      <w:r>
-        <w:rPr>
-          <w:lang w:val="sw_KE" w:bidi="sw_KE"/>
-        </w:rPr>
-        <w:t xml:space="preserve">; </w:t>
-      </w:r>
-      <w:hyperlink r:id="rId120">
-        <w:r>
-          <w:rPr>
-            <w:lang w:val="sw_KE" w:bidi="sw_KE"/>
-          </w:rPr>
-          <w:rPr>
-            <w:color w:val="0000EE"/>
-            <w:u w:val="single"/>
-          </w:rPr>
-          <w:t>Yohana 2:19–22</w:t>
-        </w:r>
-      </w:hyperlink>
-      <w:r>
-        <w:rPr>
-          <w:lang w:val="sw_KE" w:bidi="sw_KE"/>
-        </w:rPr>
-        <w:t xml:space="preserve">; </w:t>
-      </w:r>
-      <w:hyperlink r:id="rId102">
-        <w:r>
-          <w:rPr>
-            <w:lang w:val="sw_KE" w:bidi="sw_KE"/>
-          </w:rPr>
-          <w:rPr>
-            <w:color w:val="0000EE"/>
-            <w:u w:val="single"/>
-          </w:rPr>
-          <w:t>Waefeso 2:14–15</w:t>
-        </w:r>
-      </w:hyperlink>
+      <w:r>
+        <w:rPr>
+          <w:lang w:val="sw_KE" w:bidi="sw_KE"/>
+        </w:rPr>
+        <w:t>1 Wafalme 8:27–53</w:t>
+      </w:r>
+      <w:r>
+        <w:rPr>
+          <w:lang w:val="sw_KE" w:bidi="sw_KE"/>
+        </w:rPr>
+        <w:t xml:space="preserve">; </w:t>
+      </w:r>
+      <w:r>
+        <w:rPr>
+          <w:lang w:val="sw_KE" w:bidi="sw_KE"/>
+        </w:rPr>
+        <w:t>1 Mambo ya Nyakati 22:1–19</w:t>
+      </w:r>
+      <w:r>
+        <w:rPr>
+          <w:lang w:val="sw_KE" w:bidi="sw_KE"/>
+        </w:rPr>
+        <w:t xml:space="preserve">; </w:t>
+      </w:r>
+      <w:r>
+        <w:rPr>
+          <w:lang w:val="sw_KE" w:bidi="sw_KE"/>
+        </w:rPr>
+        <w:t>2 Mambo ya Nyakati 5:2–14</w:t>
+      </w:r>
+      <w:r>
+        <w:rPr>
+          <w:lang w:val="sw_KE" w:bidi="sw_KE"/>
+        </w:rPr>
+        <w:t xml:space="preserve">; </w:t>
+      </w:r>
+      <w:r>
+        <w:rPr>
+          <w:lang w:val="sw_KE" w:bidi="sw_KE"/>
+        </w:rPr>
+        <w:t>6:41–42</w:t>
+      </w:r>
+      <w:r>
+        <w:rPr>
+          <w:lang w:val="sw_KE" w:bidi="sw_KE"/>
+        </w:rPr>
+        <w:t xml:space="preserve">; </w:t>
+      </w:r>
+      <w:r>
+        <w:rPr>
+          <w:lang w:val="sw_KE" w:bidi="sw_KE"/>
+        </w:rPr>
+        <w:t>7:12–16</w:t>
+      </w:r>
+      <w:r>
+        <w:rPr>
+          <w:lang w:val="sw_KE" w:bidi="sw_KE"/>
+        </w:rPr>
+        <w:t xml:space="preserve">; </w:t>
+      </w:r>
+      <w:r>
+        <w:rPr>
+          <w:lang w:val="sw_KE" w:bidi="sw_KE"/>
+        </w:rPr>
+        <w:t>Zaburi 48:9</w:t>
+      </w:r>
+      <w:r>
+        <w:rPr>
+          <w:lang w:val="sw_KE" w:bidi="sw_KE"/>
+        </w:rPr>
+        <w:t xml:space="preserve">; </w:t>
+      </w:r>
+      <w:r>
+        <w:rPr>
+          <w:lang w:val="sw_KE" w:bidi="sw_KE"/>
+        </w:rPr>
+        <w:t>65:4</w:t>
+      </w:r>
+      <w:r>
+        <w:rPr>
+          <w:lang w:val="sw_KE" w:bidi="sw_KE"/>
+        </w:rPr>
+        <w:t xml:space="preserve">; </w:t>
+      </w:r>
+      <w:r>
+        <w:rPr>
+          <w:lang w:val="sw_KE" w:bidi="sw_KE"/>
+        </w:rPr>
+        <w:t>66:13</w:t>
+      </w:r>
+      <w:r>
+        <w:rPr>
+          <w:lang w:val="sw_KE" w:bidi="sw_KE"/>
+        </w:rPr>
+        <w:t xml:space="preserve">; </w:t>
+      </w:r>
+      <w:r>
+        <w:rPr>
+          <w:lang w:val="sw_KE" w:bidi="sw_KE"/>
+        </w:rPr>
+        <w:t>138:2</w:t>
+      </w:r>
+      <w:r>
+        <w:rPr>
+          <w:lang w:val="sw_KE" w:bidi="sw_KE"/>
+        </w:rPr>
+        <w:t xml:space="preserve">; </w:t>
+      </w:r>
+      <w:r>
+        <w:rPr>
+          <w:lang w:val="sw_KE" w:bidi="sw_KE"/>
+        </w:rPr>
+        <w:t>Yeremia 7:3–11</w:t>
+      </w:r>
+      <w:r>
+        <w:rPr>
+          <w:lang w:val="sw_KE" w:bidi="sw_KE"/>
+        </w:rPr>
+        <w:t xml:space="preserve">; </w:t>
+      </w:r>
+      <w:r>
+        <w:rPr>
+          <w:lang w:val="sw_KE" w:bidi="sw_KE"/>
+        </w:rPr>
+        <w:t>11:15</w:t>
+      </w:r>
+      <w:r>
+        <w:rPr>
+          <w:lang w:val="sw_KE" w:bidi="sw_KE"/>
+        </w:rPr>
+        <w:t xml:space="preserve">; </w:t>
+      </w:r>
+      <w:r>
+        <w:rPr>
+          <w:lang w:val="sw_KE" w:bidi="sw_KE"/>
+        </w:rPr>
+        <w:t>Ezekieli 8:6–16</w:t>
+      </w:r>
+      <w:r>
+        <w:rPr>
+          <w:lang w:val="sw_KE" w:bidi="sw_KE"/>
+        </w:rPr>
+        <w:t xml:space="preserve">; </w:t>
+      </w:r>
+      <w:r>
+        <w:rPr>
+          <w:lang w:val="sw_KE" w:bidi="sw_KE"/>
+        </w:rPr>
+        <w:t>44:1–31</w:t>
+      </w:r>
+      <w:r>
+        <w:rPr>
+          <w:lang w:val="sw_KE" w:bidi="sw_KE"/>
+        </w:rPr>
+        <w:t xml:space="preserve">; </w:t>
+      </w:r>
+      <w:r>
+        <w:rPr>
+          <w:lang w:val="sw_KE" w:bidi="sw_KE"/>
+        </w:rPr>
+        <w:t>Yoeli 1:14</w:t>
+      </w:r>
+      <w:r>
+        <w:rPr>
+          <w:lang w:val="sw_KE" w:bidi="sw_KE"/>
+        </w:rPr>
+        <w:t xml:space="preserve">; </w:t>
+      </w:r>
+      <w:r>
+        <w:rPr>
+          <w:lang w:val="sw_KE" w:bidi="sw_KE"/>
+        </w:rPr>
+        <w:t>2:17</w:t>
+      </w:r>
+      <w:r>
+        <w:rPr>
+          <w:lang w:val="sw_KE" w:bidi="sw_KE"/>
+        </w:rPr>
+        <w:t xml:space="preserve">; </w:t>
+      </w:r>
+      <w:r>
+        <w:rPr>
+          <w:lang w:val="sw_KE" w:bidi="sw_KE"/>
+        </w:rPr>
+        <w:t>Habakuki 2:20</w:t>
+      </w:r>
+      <w:r>
+        <w:rPr>
+          <w:lang w:val="sw_KE" w:bidi="sw_KE"/>
+        </w:rPr>
+        <w:t xml:space="preserve">; </w:t>
+      </w:r>
+      <w:r>
+        <w:rPr>
+          <w:lang w:val="sw_KE" w:bidi="sw_KE"/>
+        </w:rPr>
+        <w:t>Hagai 2:7</w:t>
+      </w:r>
+      <w:r>
+        <w:rPr>
+          <w:lang w:val="sw_KE" w:bidi="sw_KE"/>
+        </w:rPr>
+        <w:t xml:space="preserve">; </w:t>
+      </w:r>
+      <w:r>
+        <w:rPr>
+          <w:lang w:val="sw_KE" w:bidi="sw_KE"/>
+        </w:rPr>
+        <w:t>Yohana 2:19–22</w:t>
+      </w:r>
+      <w:r>
+        <w:rPr>
+          <w:lang w:val="sw_KE" w:bidi="sw_KE"/>
+        </w:rPr>
+        <w:t xml:space="preserve">; </w:t>
+      </w:r>
+      <w:r>
+        <w:rPr>
+          <w:lang w:val="sw_KE" w:bidi="sw_KE"/>
+        </w:rPr>
+        <w:t>Waefeso 2:14–15</w:t>
+      </w:r>
       <w:r>
         <w:rPr>
           <w:lang w:val="sw_KE" w:bidi="sw_KE"/>
         </w:rPr>
         <w:t xml:space="preserve">, </w:t>
       </w:r>
-      <w:hyperlink r:id="rId103">
-        <w:r>
-          <w:rPr>
-            <w:lang w:val="sw_KE" w:bidi="sw_KE"/>
-          </w:rPr>
-          <w:rPr>
-            <w:color w:val="0000EE"/>
-            <w:u w:val="single"/>
-          </w:rPr>
-          <w:t>20–22</w:t>
-        </w:r>
-      </w:hyperlink>
-      <w:r>
-        <w:rPr>
-          <w:lang w:val="sw_KE" w:bidi="sw_KE"/>
-        </w:rPr>
-        <w:t xml:space="preserve">; </w:t>
-      </w:r>
-      <w:hyperlink r:id="rId104">
-        <w:r>
-          <w:rPr>
-            <w:lang w:val="sw_KE" w:bidi="sw_KE"/>
-          </w:rPr>
-          <w:rPr>
-            <w:color w:val="0000EE"/>
-            <w:u w:val="single"/>
-          </w:rPr>
-          <w:t>1 Petro 2:4–5</w:t>
-        </w:r>
-      </w:hyperlink>
+      <w:r>
+        <w:rPr>
+          <w:lang w:val="sw_KE" w:bidi="sw_KE"/>
+        </w:rPr>
+        <w:t>20–22</w:t>
+      </w:r>
+      <w:r>
+        <w:rPr>
+          <w:lang w:val="sw_KE" w:bidi="sw_KE"/>
+        </w:rPr>
+        <w:t xml:space="preserve">; </w:t>
+      </w:r>
+      <w:r>
+        <w:rPr>
+          <w:lang w:val="sw_KE" w:bidi="sw_KE"/>
+        </w:rPr>
+        <w:t>1 Petro 2:4–5</w:t>
+      </w:r>
       <w:r>
         <w:rPr>
           <w:lang w:val="sw_KE" w:bidi="sw_KE"/>
@@ -2927,162 +2159,108 @@
         </w:rPr>
         <w:t xml:space="preserve"> inayopatikana mara nyingi katika Agano Jipya (kwa mfano, tazama </w:t>
       </w:r>
-      <w:hyperlink r:id="rId121">
-        <w:r>
-          <w:rPr>
-            <w:lang w:val="sw_KE" w:bidi="sw_KE"/>
-          </w:rPr>
-          <w:rPr>
-            <w:color w:val="0000EE"/>
-            <w:u w:val="single"/>
-          </w:rPr>
-          <w:t>Mathayo 8:8–10</w:t>
-        </w:r>
-      </w:hyperlink>
-      <w:r>
-        <w:rPr>
-          <w:lang w:val="sw_KE" w:bidi="sw_KE"/>
-        </w:rPr>
-        <w:t xml:space="preserve">; </w:t>
-      </w:r>
-      <w:hyperlink r:id="rId122">
-        <w:r>
-          <w:rPr>
-            <w:lang w:val="sw_KE" w:bidi="sw_KE"/>
-          </w:rPr>
-          <w:rPr>
-            <w:color w:val="0000EE"/>
-            <w:u w:val="single"/>
-          </w:rPr>
-          <w:t>Marko 11:22</w:t>
-        </w:r>
-      </w:hyperlink>
-      <w:r>
-        <w:rPr>
-          <w:lang w:val="sw_KE" w:bidi="sw_KE"/>
-        </w:rPr>
-        <w:t xml:space="preserve">; </w:t>
-      </w:r>
-      <w:hyperlink r:id="rId123">
-        <w:r>
-          <w:rPr>
-            <w:lang w:val="sw_KE" w:bidi="sw_KE"/>
-          </w:rPr>
-          <w:rPr>
-            <w:color w:val="0000EE"/>
-            <w:u w:val="single"/>
-          </w:rPr>
-          <w:t>Matendo 20:21</w:t>
-        </w:r>
-      </w:hyperlink>
-      <w:r>
-        <w:rPr>
-          <w:lang w:val="sw_KE" w:bidi="sw_KE"/>
-        </w:rPr>
-        <w:t xml:space="preserve">; </w:t>
-      </w:r>
-      <w:hyperlink r:id="rId124">
-        <w:r>
-          <w:rPr>
-            <w:lang w:val="sw_KE" w:bidi="sw_KE"/>
-          </w:rPr>
-          <w:rPr>
-            <w:color w:val="0000EE"/>
-            <w:u w:val="single"/>
-          </w:rPr>
-          <w:t>Warumi 1:17</w:t>
-        </w:r>
-      </w:hyperlink>
-      <w:r>
-        <w:rPr>
-          <w:lang w:val="sw_KE" w:bidi="sw_KE"/>
-        </w:rPr>
-        <w:t xml:space="preserve">; </w:t>
-      </w:r>
-      <w:hyperlink r:id="rId125">
-        <w:r>
-          <w:rPr>
-            <w:lang w:val="sw_KE" w:bidi="sw_KE"/>
-          </w:rPr>
-          <w:rPr>
-            <w:color w:val="0000EE"/>
-            <w:u w:val="single"/>
-          </w:rPr>
-          <w:t>3:27–31</w:t>
-        </w:r>
-      </w:hyperlink>
-      <w:r>
-        <w:rPr>
-          <w:lang w:val="sw_KE" w:bidi="sw_KE"/>
-        </w:rPr>
-        <w:t xml:space="preserve">; </w:t>
-      </w:r>
-      <w:hyperlink r:id="rId126">
-        <w:r>
-          <w:rPr>
-            <w:lang w:val="sw_KE" w:bidi="sw_KE"/>
-          </w:rPr>
-          <w:rPr>
-            <w:color w:val="0000EE"/>
-            <w:u w:val="single"/>
-          </w:rPr>
-          <w:t>4:3–5</w:t>
-        </w:r>
-      </w:hyperlink>
-      <w:r>
-        <w:rPr>
-          <w:lang w:val="sw_KE" w:bidi="sw_KE"/>
-        </w:rPr>
-        <w:t xml:space="preserve">; </w:t>
-      </w:r>
-      <w:hyperlink r:id="rId127">
-        <w:r>
-          <w:rPr>
-            <w:lang w:val="sw_KE" w:bidi="sw_KE"/>
-          </w:rPr>
-          <w:rPr>
-            <w:color w:val="0000EE"/>
-            <w:u w:val="single"/>
-          </w:rPr>
-          <w:t>Waebrania 11:1–39</w:t>
-        </w:r>
-      </w:hyperlink>
-      <w:r>
-        <w:rPr>
-          <w:lang w:val="sw_KE" w:bidi="sw_KE"/>
-        </w:rPr>
-        <w:t xml:space="preserve">; </w:t>
-      </w:r>
-      <w:hyperlink r:id="rId128">
-        <w:r>
-          <w:rPr>
-            <w:lang w:val="sw_KE" w:bidi="sw_KE"/>
-          </w:rPr>
-          <w:rPr>
-            <w:color w:val="0000EE"/>
-            <w:u w:val="single"/>
-          </w:rPr>
-          <w:t>Yakobo 2:14–24</w:t>
-        </w:r>
-      </w:hyperlink>
-      <w:r>
-        <w:rPr>
-          <w:lang w:val="sw_KE" w:bidi="sw_KE"/>
-        </w:rPr>
-        <w:t xml:space="preserve">; </w:t>
-      </w:r>
-      <w:hyperlink r:id="rId129">
-        <w:r>
-          <w:rPr>
-            <w:lang w:val="sw_KE" w:bidi="sw_KE"/>
-          </w:rPr>
-          <w:rPr>
-            <w:color w:val="0000EE"/>
-            <w:u w:val="single"/>
-          </w:rPr>
-          <w:t>1 Petro 1:5–7</w:t>
-        </w:r>
-      </w:hyperlink>
+      <w:r>
+        <w:rPr>
+          <w:lang w:val="sw_KE" w:bidi="sw_KE"/>
+        </w:rPr>
+        <w:t>Mathayo 8:8–10</w:t>
+      </w:r>
+      <w:r>
+        <w:rPr>
+          <w:lang w:val="sw_KE" w:bidi="sw_KE"/>
+        </w:rPr>
+        <w:t xml:space="preserve">; </w:t>
+      </w:r>
+      <w:r>
+        <w:rPr>
+          <w:lang w:val="sw_KE" w:bidi="sw_KE"/>
+        </w:rPr>
+        <w:t>Marko 11:22</w:t>
+      </w:r>
+      <w:r>
+        <w:rPr>
+          <w:lang w:val="sw_KE" w:bidi="sw_KE"/>
+        </w:rPr>
+        <w:t xml:space="preserve">; </w:t>
+      </w:r>
+      <w:r>
+        <w:rPr>
+          <w:lang w:val="sw_KE" w:bidi="sw_KE"/>
+        </w:rPr>
+        <w:t>Matendo 20:21</w:t>
+      </w:r>
+      <w:r>
+        <w:rPr>
+          <w:lang w:val="sw_KE" w:bidi="sw_KE"/>
+        </w:rPr>
+        <w:t xml:space="preserve">; </w:t>
+      </w:r>
+      <w:r>
+        <w:rPr>
+          <w:lang w:val="sw_KE" w:bidi="sw_KE"/>
+        </w:rPr>
+        <w:t>Warumi 1:17</w:t>
+      </w:r>
+      <w:r>
+        <w:rPr>
+          <w:lang w:val="sw_KE" w:bidi="sw_KE"/>
+        </w:rPr>
+        <w:t xml:space="preserve">; </w:t>
+      </w:r>
+      <w:r>
+        <w:rPr>
+          <w:lang w:val="sw_KE" w:bidi="sw_KE"/>
+        </w:rPr>
+        <w:t>3:27–31</w:t>
+      </w:r>
+      <w:r>
+        <w:rPr>
+          <w:lang w:val="sw_KE" w:bidi="sw_KE"/>
+        </w:rPr>
+        <w:t xml:space="preserve">; </w:t>
+      </w:r>
+      <w:r>
+        <w:rPr>
+          <w:lang w:val="sw_KE" w:bidi="sw_KE"/>
+        </w:rPr>
+        <w:t>4:3–5</w:t>
+      </w:r>
+      <w:r>
+        <w:rPr>
+          <w:lang w:val="sw_KE" w:bidi="sw_KE"/>
+        </w:rPr>
+        <w:t xml:space="preserve">; </w:t>
+      </w:r>
+      <w:r>
+        <w:rPr>
+          <w:lang w:val="sw_KE" w:bidi="sw_KE"/>
+        </w:rPr>
+        <w:t>Waebrania 11:1–39</w:t>
+      </w:r>
+      <w:r>
+        <w:rPr>
+          <w:lang w:val="sw_KE" w:bidi="sw_KE"/>
+        </w:rPr>
+        <w:t xml:space="preserve">; </w:t>
+      </w:r>
+      <w:r>
+        <w:rPr>
+          <w:lang w:val="sw_KE" w:bidi="sw_KE"/>
+        </w:rPr>
+        <w:t>Yakobo 2:14–24</w:t>
+      </w:r>
+      <w:r>
+        <w:rPr>
+          <w:lang w:val="sw_KE" w:bidi="sw_KE"/>
+        </w:rPr>
+        <w:t xml:space="preserve">; </w:t>
+      </w:r>
+      <w:r>
+        <w:rPr>
+          <w:lang w:val="sw_KE" w:bidi="sw_KE"/>
+        </w:rPr>
+        <w:t>1 Petro 1:5–7</w:t>
+      </w:r>
       <w:r>
         <w:rPr>
           <w:lang w:val="sw_KE" w:bidi="sw_KE"/>
@@ -3143,72 +2321,48 @@
         </w:rPr>
         <w:t>Imani pia inahusisha kujitolea kukubali mwaliko wake wa kumtumaini ili kubadilisha jinsi mtu anavyoishi. Imani ni kazi ambayo Mungu anataka kutoka kwetu (</w:t>
       </w:r>
-      <w:hyperlink r:id="rId130">
-        <w:r>
-          <w:rPr>
-            <w:lang w:val="sw_KE" w:bidi="sw_KE"/>
-          </w:rPr>
-          <w:rPr>
-            <w:color w:val="0000EE"/>
-            <w:u w:val="single"/>
-          </w:rPr>
-          <w:t>Yohana 6:29</w:t>
-        </w:r>
-      </w:hyperlink>
+      <w:r>
+        <w:rPr>
+          <w:lang w:val="sw_KE" w:bidi="sw_KE"/>
+        </w:rPr>
+        <w:t>Yohana 6:29</w:t>
+      </w:r>
       <w:r>
         <w:rPr>
           <w:lang w:val="sw_KE" w:bidi="sw_KE"/>
         </w:rPr>
         <w:t>). Tunaonyesha imani kwa kufuata mafundisho ya Yesu, kumpenda, na kutii amri zake (</w:t>
       </w:r>
-      <w:hyperlink r:id="rId131">
-        <w:r>
-          <w:rPr>
-            <w:lang w:val="sw_KE" w:bidi="sw_KE"/>
-          </w:rPr>
-          <w:rPr>
-            <w:color w:val="0000EE"/>
-            <w:u w:val="single"/>
-          </w:rPr>
-          <w:t>Yohana 8:31</w:t>
-        </w:r>
-      </w:hyperlink>
-      <w:r>
-        <w:rPr>
-          <w:lang w:val="sw_KE" w:bidi="sw_KE"/>
-        </w:rPr>
-        <w:t xml:space="preserve">; </w:t>
-      </w:r>
-      <w:hyperlink r:id="rId132">
-        <w:r>
-          <w:rPr>
-            <w:lang w:val="sw_KE" w:bidi="sw_KE"/>
-          </w:rPr>
-          <w:rPr>
-            <w:color w:val="0000EE"/>
-            <w:u w:val="single"/>
-          </w:rPr>
-          <w:t>15:1–17</w:t>
-        </w:r>
-      </w:hyperlink>
+      <w:r>
+        <w:rPr>
+          <w:lang w:val="sw_KE" w:bidi="sw_KE"/>
+        </w:rPr>
+        <w:t>Yohana 8:31</w:t>
+      </w:r>
+      <w:r>
+        <w:rPr>
+          <w:lang w:val="sw_KE" w:bidi="sw_KE"/>
+        </w:rPr>
+        <w:t xml:space="preserve">; </w:t>
+      </w:r>
+      <w:r>
+        <w:rPr>
+          <w:lang w:val="sw_KE" w:bidi="sw_KE"/>
+        </w:rPr>
+        <w:t>15:1–17</w:t>
+      </w:r>
       <w:r>
         <w:rPr>
           <w:lang w:val="sw_KE" w:bidi="sw_KE"/>
         </w:rPr>
         <w:t xml:space="preserve">; tazama </w:t>
       </w:r>
-      <w:hyperlink r:id="rId133">
-        <w:r>
-          <w:rPr>
-            <w:lang w:val="sw_KE" w:bidi="sw_KE"/>
-          </w:rPr>
-          <w:rPr>
-            <w:color w:val="0000EE"/>
-            <w:u w:val="single"/>
-          </w:rPr>
-          <w:t>1 Yohana 5:10</w:t>
-        </w:r>
-      </w:hyperlink>
+      <w:r>
+        <w:rPr>
+          <w:lang w:val="sw_KE" w:bidi="sw_KE"/>
+        </w:rPr>
+        <w:t>1 Yohana 5:10</w:t>
+      </w:r>
       <w:r>
         <w:rPr>
           <w:lang w:val="sw_KE" w:bidi="sw_KE"/>
@@ -3238,324 +2392,216 @@
           <w:lang w:val="sw_KE" w:bidi="sw_KE"/>
         </w:rPr>
       </w:r>
-      <w:hyperlink r:id="rId134">
-        <w:r>
-          <w:rPr>
-            <w:lang w:val="sw_KE" w:bidi="sw_KE"/>
-          </w:rPr>
-          <w:rPr>
-            <w:color w:val="0000EE"/>
-            <w:u w:val="single"/>
-          </w:rPr>
-          <w:t>Mwanzo 15:6</w:t>
-        </w:r>
-      </w:hyperlink>
-      <w:r>
-        <w:rPr>
-          <w:lang w:val="sw_KE" w:bidi="sw_KE"/>
-        </w:rPr>
-        <w:t xml:space="preserve">; </w:t>
-      </w:r>
-      <w:hyperlink r:id="rId135">
-        <w:r>
-          <w:rPr>
-            <w:lang w:val="sw_KE" w:bidi="sw_KE"/>
-          </w:rPr>
-          <w:rPr>
-            <w:color w:val="0000EE"/>
-            <w:u w:val="single"/>
-          </w:rPr>
-          <w:t>Isaya 28:16</w:t>
-        </w:r>
-      </w:hyperlink>
-      <w:r>
-        <w:rPr>
-          <w:lang w:val="sw_KE" w:bidi="sw_KE"/>
-        </w:rPr>
-        <w:t xml:space="preserve">; </w:t>
-      </w:r>
-      <w:hyperlink r:id="rId136">
-        <w:r>
-          <w:rPr>
-            <w:lang w:val="sw_KE" w:bidi="sw_KE"/>
-          </w:rPr>
-          <w:rPr>
-            <w:color w:val="0000EE"/>
-            <w:u w:val="single"/>
-          </w:rPr>
-          <w:t>Marko 1:15</w:t>
-        </w:r>
-      </w:hyperlink>
-      <w:r>
-        <w:rPr>
-          <w:lang w:val="sw_KE" w:bidi="sw_KE"/>
-        </w:rPr>
-        <w:t xml:space="preserve">; </w:t>
-      </w:r>
-      <w:hyperlink r:id="rId137">
-        <w:r>
-          <w:rPr>
-            <w:lang w:val="sw_KE" w:bidi="sw_KE"/>
-          </w:rPr>
-          <w:rPr>
-            <w:color w:val="0000EE"/>
-            <w:u w:val="single"/>
-          </w:rPr>
-          <w:t>Marko 9:23–24</w:t>
-        </w:r>
-      </w:hyperlink>
-      <w:r>
-        <w:rPr>
-          <w:lang w:val="sw_KE" w:bidi="sw_KE"/>
-        </w:rPr>
-        <w:t xml:space="preserve">; </w:t>
-      </w:r>
-      <w:hyperlink r:id="rId138">
-        <w:r>
-          <w:rPr>
-            <w:lang w:val="sw_KE" w:bidi="sw_KE"/>
-          </w:rPr>
-          <w:rPr>
-            <w:color w:val="0000EE"/>
-            <w:u w:val="single"/>
-          </w:rPr>
-          <w:t>Yohana 1:12–13</w:t>
-        </w:r>
-      </w:hyperlink>
-      <w:r>
-        <w:rPr>
-          <w:lang w:val="sw_KE" w:bidi="sw_KE"/>
-        </w:rPr>
-        <w:t xml:space="preserve">; </w:t>
-      </w:r>
-      <w:hyperlink r:id="rId139">
-        <w:r>
-          <w:rPr>
-            <w:lang w:val="sw_KE" w:bidi="sw_KE"/>
-          </w:rPr>
-          <w:rPr>
-            <w:color w:val="0000EE"/>
-            <w:u w:val="single"/>
-          </w:rPr>
-          <w:t>Yohana 3:10–18</w:t>
-        </w:r>
-      </w:hyperlink>
-      <w:r>
-        <w:rPr>
-          <w:lang w:val="sw_KE" w:bidi="sw_KE"/>
-        </w:rPr>
-        <w:t xml:space="preserve">; </w:t>
-      </w:r>
-      <w:hyperlink r:id="rId140">
-        <w:r>
-          <w:rPr>
-            <w:lang w:val="sw_KE" w:bidi="sw_KE"/>
-          </w:rPr>
-          <w:rPr>
-            <w:color w:val="0000EE"/>
-            <w:u w:val="single"/>
-          </w:rPr>
-          <w:t>Yohana 5:24</w:t>
-        </w:r>
-      </w:hyperlink>
-      <w:r>
-        <w:rPr>
-          <w:lang w:val="sw_KE" w:bidi="sw_KE"/>
-        </w:rPr>
-        <w:t xml:space="preserve">; </w:t>
-      </w:r>
-      <w:hyperlink r:id="rId141">
-        <w:r>
-          <w:rPr>
-            <w:lang w:val="sw_KE" w:bidi="sw_KE"/>
-          </w:rPr>
-          <w:rPr>
-            <w:color w:val="0000EE"/>
-            <w:u w:val="single"/>
-          </w:rPr>
-          <w:t>Yohana 6:35–36</w:t>
-        </w:r>
-      </w:hyperlink>
-      <w:r>
-        <w:rPr>
-          <w:lang w:val="sw_KE" w:bidi="sw_KE"/>
-        </w:rPr>
-        <w:t xml:space="preserve">; </w:t>
-      </w:r>
-      <w:hyperlink r:id="rId142">
-        <w:r>
-          <w:rPr>
-            <w:lang w:val="sw_KE" w:bidi="sw_KE"/>
-          </w:rPr>
-          <w:rPr>
-            <w:color w:val="0000EE"/>
-            <w:u w:val="single"/>
-          </w:rPr>
-          <w:t>Yohana 7:38</w:t>
-        </w:r>
-      </w:hyperlink>
-      <w:r>
-        <w:rPr>
-          <w:lang w:val="sw_KE" w:bidi="sw_KE"/>
-        </w:rPr>
-        <w:t xml:space="preserve">; </w:t>
-      </w:r>
-      <w:hyperlink r:id="rId143">
-        <w:r>
-          <w:rPr>
-            <w:lang w:val="sw_KE" w:bidi="sw_KE"/>
-          </w:rPr>
-          <w:rPr>
-            <w:color w:val="0000EE"/>
-            <w:u w:val="single"/>
-          </w:rPr>
-          <w:t>Yohana 9:35–38</w:t>
-        </w:r>
-      </w:hyperlink>
-      <w:r>
-        <w:rPr>
-          <w:lang w:val="sw_KE" w:bidi="sw_KE"/>
-        </w:rPr>
-        <w:t xml:space="preserve">; </w:t>
-      </w:r>
-      <w:hyperlink r:id="rId144">
-        <w:r>
-          <w:rPr>
-            <w:lang w:val="sw_KE" w:bidi="sw_KE"/>
-          </w:rPr>
-          <w:rPr>
-            <w:color w:val="0000EE"/>
-            <w:u w:val="single"/>
-          </w:rPr>
-          <w:t>Yohana 11:25–27</w:t>
-        </w:r>
-      </w:hyperlink>
-      <w:r>
-        <w:rPr>
-          <w:lang w:val="sw_KE" w:bidi="sw_KE"/>
-        </w:rPr>
-        <w:t xml:space="preserve">; </w:t>
-      </w:r>
-      <w:hyperlink r:id="rId145">
-        <w:r>
-          <w:rPr>
-            <w:lang w:val="sw_KE" w:bidi="sw_KE"/>
-          </w:rPr>
-          <w:rPr>
-            <w:color w:val="0000EE"/>
-            <w:u w:val="single"/>
-          </w:rPr>
-          <w:t>Yohana 12:37</w:t>
-        </w:r>
-      </w:hyperlink>
-      <w:r>
-        <w:rPr>
-          <w:lang w:val="sw_KE" w:bidi="sw_KE"/>
-        </w:rPr>
-        <w:t xml:space="preserve">; </w:t>
-      </w:r>
-      <w:hyperlink r:id="rId146">
-        <w:r>
-          <w:rPr>
-            <w:lang w:val="sw_KE" w:bidi="sw_KE"/>
-          </w:rPr>
-          <w:rPr>
-            <w:color w:val="0000EE"/>
-            <w:u w:val="single"/>
-          </w:rPr>
-          <w:t>Yohana 20:25–31</w:t>
-        </w:r>
-      </w:hyperlink>
-      <w:r>
-        <w:rPr>
-          <w:lang w:val="sw_KE" w:bidi="sw_KE"/>
-        </w:rPr>
-        <w:t xml:space="preserve">; </w:t>
-      </w:r>
-      <w:hyperlink r:id="rId147">
-        <w:r>
-          <w:rPr>
-            <w:lang w:val="sw_KE" w:bidi="sw_KE"/>
-          </w:rPr>
-          <w:rPr>
-            <w:color w:val="0000EE"/>
-            <w:u w:val="single"/>
-          </w:rPr>
-          <w:t>Matendo 10:43</w:t>
-        </w:r>
-      </w:hyperlink>
-      <w:r>
-        <w:rPr>
-          <w:lang w:val="sw_KE" w:bidi="sw_KE"/>
-        </w:rPr>
-        <w:t xml:space="preserve">; </w:t>
-      </w:r>
-      <w:hyperlink r:id="rId148">
-        <w:r>
-          <w:rPr>
-            <w:lang w:val="sw_KE" w:bidi="sw_KE"/>
-          </w:rPr>
-          <w:rPr>
-            <w:color w:val="0000EE"/>
-            <w:u w:val="single"/>
-          </w:rPr>
-          <w:t>Matendo 13:39</w:t>
-        </w:r>
-      </w:hyperlink>
-      <w:r>
-        <w:rPr>
-          <w:lang w:val="sw_KE" w:bidi="sw_KE"/>
-        </w:rPr>
-        <w:t xml:space="preserve">; </w:t>
-      </w:r>
-      <w:hyperlink r:id="rId149">
-        <w:r>
-          <w:rPr>
-            <w:lang w:val="sw_KE" w:bidi="sw_KE"/>
-          </w:rPr>
-          <w:rPr>
-            <w:color w:val="0000EE"/>
-            <w:u w:val="single"/>
-          </w:rPr>
-          <w:t>Warumi 1:16</w:t>
-        </w:r>
-      </w:hyperlink>
-      <w:r>
-        <w:rPr>
-          <w:lang w:val="sw_KE" w:bidi="sw_KE"/>
-        </w:rPr>
-        <w:t xml:space="preserve">; </w:t>
-      </w:r>
-      <w:hyperlink r:id="rId150">
-        <w:r>
-          <w:rPr>
-            <w:lang w:val="sw_KE" w:bidi="sw_KE"/>
-          </w:rPr>
-          <w:rPr>
-            <w:color w:val="0000EE"/>
-            <w:u w:val="single"/>
-          </w:rPr>
-          <w:t>Warumi 10:9–10</w:t>
-        </w:r>
-      </w:hyperlink>
-      <w:r>
-        <w:rPr>
-          <w:lang w:val="sw_KE" w:bidi="sw_KE"/>
-        </w:rPr>
-        <w:t xml:space="preserve">; </w:t>
-      </w:r>
-      <w:hyperlink r:id="rId151">
-        <w:r>
-          <w:rPr>
-            <w:lang w:val="sw_KE" w:bidi="sw_KE"/>
-          </w:rPr>
-          <w:rPr>
-            <w:color w:val="0000EE"/>
-            <w:u w:val="single"/>
-          </w:rPr>
-          <w:t>Waebrania 4:3</w:t>
-        </w:r>
-      </w:hyperlink>
+      <w:r>
+        <w:rPr>
+          <w:lang w:val="sw_KE" w:bidi="sw_KE"/>
+        </w:rPr>
+        <w:t>Mwanzo 15:6</w:t>
+      </w:r>
+      <w:r>
+        <w:rPr>
+          <w:lang w:val="sw_KE" w:bidi="sw_KE"/>
+        </w:rPr>
+        <w:t xml:space="preserve">; </w:t>
+      </w:r>
+      <w:r>
+        <w:rPr>
+          <w:lang w:val="sw_KE" w:bidi="sw_KE"/>
+        </w:rPr>
+        <w:t>Isaya 28:16</w:t>
+      </w:r>
+      <w:r>
+        <w:rPr>
+          <w:lang w:val="sw_KE" w:bidi="sw_KE"/>
+        </w:rPr>
+        <w:t xml:space="preserve">; </w:t>
+      </w:r>
+      <w:r>
+        <w:rPr>
+          <w:lang w:val="sw_KE" w:bidi="sw_KE"/>
+        </w:rPr>
+        <w:t>Marko 1:15</w:t>
+      </w:r>
+      <w:r>
+        <w:rPr>
+          <w:lang w:val="sw_KE" w:bidi="sw_KE"/>
+        </w:rPr>
+        <w:t xml:space="preserve">; </w:t>
+      </w:r>
+      <w:r>
+        <w:rPr>
+          <w:lang w:val="sw_KE" w:bidi="sw_KE"/>
+        </w:rPr>
+        <w:t>Marko 9:23–24</w:t>
+      </w:r>
+      <w:r>
+        <w:rPr>
+          <w:lang w:val="sw_KE" w:bidi="sw_KE"/>
+        </w:rPr>
+        <w:t xml:space="preserve">; </w:t>
+      </w:r>
+      <w:r>
+        <w:rPr>
+          <w:lang w:val="sw_KE" w:bidi="sw_KE"/>
+        </w:rPr>
+        <w:t>Yohana 1:12–13</w:t>
+      </w:r>
+      <w:r>
+        <w:rPr>
+          <w:lang w:val="sw_KE" w:bidi="sw_KE"/>
+        </w:rPr>
+        <w:t xml:space="preserve">; </w:t>
+      </w:r>
+      <w:r>
+        <w:rPr>
+          <w:lang w:val="sw_KE" w:bidi="sw_KE"/>
+        </w:rPr>
+        <w:t>Yohana 3:10–18</w:t>
+      </w:r>
+      <w:r>
+        <w:rPr>
+          <w:lang w:val="sw_KE" w:bidi="sw_KE"/>
+        </w:rPr>
+        <w:t xml:space="preserve">; </w:t>
+      </w:r>
+      <w:r>
+        <w:rPr>
+          <w:lang w:val="sw_KE" w:bidi="sw_KE"/>
+        </w:rPr>
+        <w:t>Yohana 5:24</w:t>
+      </w:r>
+      <w:r>
+        <w:rPr>
+          <w:lang w:val="sw_KE" w:bidi="sw_KE"/>
+        </w:rPr>
+        <w:t xml:space="preserve">; </w:t>
+      </w:r>
+      <w:r>
+        <w:rPr>
+          <w:lang w:val="sw_KE" w:bidi="sw_KE"/>
+        </w:rPr>
+        <w:t>Yohana 6:35–36</w:t>
+      </w:r>
+      <w:r>
+        <w:rPr>
+          <w:lang w:val="sw_KE" w:bidi="sw_KE"/>
+        </w:rPr>
+        <w:t xml:space="preserve">; </w:t>
+      </w:r>
+      <w:r>
+        <w:rPr>
+          <w:lang w:val="sw_KE" w:bidi="sw_KE"/>
+        </w:rPr>
+        <w:t>Yohana 7:38</w:t>
+      </w:r>
+      <w:r>
+        <w:rPr>
+          <w:lang w:val="sw_KE" w:bidi="sw_KE"/>
+        </w:rPr>
+        <w:t xml:space="preserve">; </w:t>
+      </w:r>
+      <w:r>
+        <w:rPr>
+          <w:lang w:val="sw_KE" w:bidi="sw_KE"/>
+        </w:rPr>
+        <w:t>Yohana 9:35–38</w:t>
+      </w:r>
+      <w:r>
+        <w:rPr>
+          <w:lang w:val="sw_KE" w:bidi="sw_KE"/>
+        </w:rPr>
+        <w:t xml:space="preserve">; </w:t>
+      </w:r>
+      <w:r>
+        <w:rPr>
+          <w:lang w:val="sw_KE" w:bidi="sw_KE"/>
+        </w:rPr>
+        <w:t>Yohana 11:25–27</w:t>
+      </w:r>
+      <w:r>
+        <w:rPr>
+          <w:lang w:val="sw_KE" w:bidi="sw_KE"/>
+        </w:rPr>
+        <w:t xml:space="preserve">; </w:t>
+      </w:r>
+      <w:r>
+        <w:rPr>
+          <w:lang w:val="sw_KE" w:bidi="sw_KE"/>
+        </w:rPr>
+        <w:t>Yohana 12:37</w:t>
+      </w:r>
+      <w:r>
+        <w:rPr>
+          <w:lang w:val="sw_KE" w:bidi="sw_KE"/>
+        </w:rPr>
+        <w:t xml:space="preserve">; </w:t>
+      </w:r>
+      <w:r>
+        <w:rPr>
+          <w:lang w:val="sw_KE" w:bidi="sw_KE"/>
+        </w:rPr>
+        <w:t>Yohana 20:25–31</w:t>
+      </w:r>
+      <w:r>
+        <w:rPr>
+          <w:lang w:val="sw_KE" w:bidi="sw_KE"/>
+        </w:rPr>
+        <w:t xml:space="preserve">; </w:t>
+      </w:r>
+      <w:r>
+        <w:rPr>
+          <w:lang w:val="sw_KE" w:bidi="sw_KE"/>
+        </w:rPr>
+        <w:t>Matendo 10:43</w:t>
+      </w:r>
+      <w:r>
+        <w:rPr>
+          <w:lang w:val="sw_KE" w:bidi="sw_KE"/>
+        </w:rPr>
+        <w:t xml:space="preserve">; </w:t>
+      </w:r>
+      <w:r>
+        <w:rPr>
+          <w:lang w:val="sw_KE" w:bidi="sw_KE"/>
+        </w:rPr>
+        <w:t>Matendo 13:39</w:t>
+      </w:r>
+      <w:r>
+        <w:rPr>
+          <w:lang w:val="sw_KE" w:bidi="sw_KE"/>
+        </w:rPr>
+        <w:t xml:space="preserve">; </w:t>
+      </w:r>
+      <w:r>
+        <w:rPr>
+          <w:lang w:val="sw_KE" w:bidi="sw_KE"/>
+        </w:rPr>
+        <w:t>Warumi 1:16</w:t>
+      </w:r>
+      <w:r>
+        <w:rPr>
+          <w:lang w:val="sw_KE" w:bidi="sw_KE"/>
+        </w:rPr>
+        <w:t xml:space="preserve">; </w:t>
+      </w:r>
+      <w:r>
+        <w:rPr>
+          <w:lang w:val="sw_KE" w:bidi="sw_KE"/>
+        </w:rPr>
+        <w:t>Warumi 10:9–10</w:t>
+      </w:r>
+      <w:r>
+        <w:rPr>
+          <w:lang w:val="sw_KE" w:bidi="sw_KE"/>
+        </w:rPr>
+        <w:t xml:space="preserve">; </w:t>
+      </w:r>
+      <w:r>
+        <w:rPr>
+          <w:lang w:val="sw_KE" w:bidi="sw_KE"/>
+        </w:rPr>
+        <w:t>Waebrania 4:3</w:t>
+      </w:r>
       <w:r>
         <w:rPr>
           <w:lang w:val="sw_KE" w:bidi="sw_KE"/>
@@ -3604,54 +2650,36 @@
         </w:rPr>
         <w:t xml:space="preserve">Yesu alifundisha kwamba hatuokolewi kwa kufanya mambo mazuri ("kazi"). Badala yake, alifundisha kwamba tunahitaji kubadilishwa ndani. Mabadiliko haya (au uongofu) hutokea wakati Mungu anafanya kazi ndani yetu kupitia neema yake. Mungu anapotubadilisha, tunaanza kuishi tofauti na kumtii kwa asili. Mtu akiwa na uhusiano wa kweli na Yesu Kristo, atafanya mambo mazuri kama matokeo (tazama, kwa mfano, </w:t>
       </w:r>
-      <w:hyperlink r:id="rId152">
-        <w:r>
-          <w:rPr>
-            <w:lang w:val="sw_KE" w:bidi="sw_KE"/>
-          </w:rPr>
-          <w:rPr>
-            <w:color w:val="0000EE"/>
-            <w:u w:val="single"/>
-          </w:rPr>
-          <w:t>Mathayo 7:15–20</w:t>
-        </w:r>
-      </w:hyperlink>
-      <w:r>
-        <w:rPr>
-          <w:lang w:val="sw_KE" w:bidi="sw_KE"/>
-        </w:rPr>
-        <w:t xml:space="preserve">; </w:t>
-      </w:r>
-      <w:hyperlink r:id="rId153">
-        <w:r>
-          <w:rPr>
-            <w:lang w:val="sw_KE" w:bidi="sw_KE"/>
-          </w:rPr>
-          <w:rPr>
-            <w:color w:val="0000EE"/>
-            <w:u w:val="single"/>
-          </w:rPr>
-          <w:t>12:33–37</w:t>
-        </w:r>
-      </w:hyperlink>
-      <w:r>
-        <w:rPr>
-          <w:lang w:val="sw_KE" w:bidi="sw_KE"/>
-        </w:rPr>
-        <w:t xml:space="preserve">; </w:t>
-      </w:r>
-      <w:hyperlink r:id="rId154">
-        <w:r>
-          <w:rPr>
-            <w:lang w:val="sw_KE" w:bidi="sw_KE"/>
-          </w:rPr>
-          <w:rPr>
-            <w:color w:val="0000EE"/>
-            <w:u w:val="single"/>
-          </w:rPr>
-          <w:t>15:15–20</w:t>
-        </w:r>
-      </w:hyperlink>
+      <w:r>
+        <w:rPr>
+          <w:lang w:val="sw_KE" w:bidi="sw_KE"/>
+        </w:rPr>
+        <w:t>Mathayo 7:15–20</w:t>
+      </w:r>
+      <w:r>
+        <w:rPr>
+          <w:lang w:val="sw_KE" w:bidi="sw_KE"/>
+        </w:rPr>
+        <w:t xml:space="preserve">; </w:t>
+      </w:r>
+      <w:r>
+        <w:rPr>
+          <w:lang w:val="sw_KE" w:bidi="sw_KE"/>
+        </w:rPr>
+        <w:t>12:33–37</w:t>
+      </w:r>
+      <w:r>
+        <w:rPr>
+          <w:lang w:val="sw_KE" w:bidi="sw_KE"/>
+        </w:rPr>
+        <w:t xml:space="preserve">; </w:t>
+      </w:r>
+      <w:r>
+        <w:rPr>
+          <w:lang w:val="sw_KE" w:bidi="sw_KE"/>
+        </w:rPr>
+        <w:t>15:15–20</w:t>
+      </w:r>
       <w:r>
         <w:rPr>
           <w:lang w:val="sw_KE" w:bidi="sw_KE"/>
@@ -3672,162 +2700,108 @@
         </w:rPr>
         <w:t xml:space="preserve">Mfano wa kondoo na mbuzi unaonyesha jinsi imani na matendo vinavyoungana kwa karibu. Uhusiano huu kati ya imani, matendo, na idhini ya mwisho ya Mungu ni mada ya kawaida katika mafundisho ya Yesu (kwa mfano, </w:t>
       </w:r>
-      <w:hyperlink r:id="rId155">
-        <w:r>
-          <w:rPr>
-            <w:lang w:val="sw_KE" w:bidi="sw_KE"/>
-          </w:rPr>
-          <w:rPr>
-            <w:color w:val="0000EE"/>
-            <w:u w:val="single"/>
-          </w:rPr>
-          <w:t>Mathayo 7:13–27</w:t>
-        </w:r>
-      </w:hyperlink>
-      <w:r>
-        <w:rPr>
-          <w:lang w:val="sw_KE" w:bidi="sw_KE"/>
-        </w:rPr>
-        <w:t xml:space="preserve">; </w:t>
-      </w:r>
-      <w:hyperlink r:id="rId156">
-        <w:r>
-          <w:rPr>
-            <w:lang w:val="sw_KE" w:bidi="sw_KE"/>
-          </w:rPr>
-          <w:rPr>
-            <w:color w:val="0000EE"/>
-            <w:u w:val="single"/>
-          </w:rPr>
-          <w:t>13:3–9</w:t>
-        </w:r>
-      </w:hyperlink>
+      <w:r>
+        <w:rPr>
+          <w:lang w:val="sw_KE" w:bidi="sw_KE"/>
+        </w:rPr>
+        <w:t>Mathayo 7:13–27</w:t>
+      </w:r>
+      <w:r>
+        <w:rPr>
+          <w:lang w:val="sw_KE" w:bidi="sw_KE"/>
+        </w:rPr>
+        <w:t xml:space="preserve">; </w:t>
+      </w:r>
+      <w:r>
+        <w:rPr>
+          <w:lang w:val="sw_KE" w:bidi="sw_KE"/>
+        </w:rPr>
+        <w:t>13:3–9</w:t>
+      </w:r>
       <w:r>
         <w:rPr>
           <w:lang w:val="sw_KE" w:bidi="sw_KE"/>
         </w:rPr>
         <w:t xml:space="preserve">, </w:t>
       </w:r>
-      <w:hyperlink r:id="rId157">
-        <w:r>
-          <w:rPr>
-            <w:lang w:val="sw_KE" w:bidi="sw_KE"/>
-          </w:rPr>
-          <w:rPr>
-            <w:color w:val="0000EE"/>
-            <w:u w:val="single"/>
-          </w:rPr>
-          <w:t>18–23</w:t>
-        </w:r>
-      </w:hyperlink>
-      <w:r>
-        <w:rPr>
-          <w:lang w:val="sw_KE" w:bidi="sw_KE"/>
-        </w:rPr>
-        <w:t xml:space="preserve">; </w:t>
-      </w:r>
-      <w:hyperlink r:id="rId158">
-        <w:r>
-          <w:rPr>
-            <w:lang w:val="sw_KE" w:bidi="sw_KE"/>
-          </w:rPr>
-          <w:rPr>
-            <w:color w:val="0000EE"/>
-            <w:u w:val="single"/>
-          </w:rPr>
-          <w:t>16:27</w:t>
-        </w:r>
-      </w:hyperlink>
+      <w:r>
+        <w:rPr>
+          <w:lang w:val="sw_KE" w:bidi="sw_KE"/>
+        </w:rPr>
+        <w:t>18–23</w:t>
+      </w:r>
+      <w:r>
+        <w:rPr>
+          <w:lang w:val="sw_KE" w:bidi="sw_KE"/>
+        </w:rPr>
+        <w:t xml:space="preserve">; </w:t>
+      </w:r>
+      <w:r>
+        <w:rPr>
+          <w:lang w:val="sw_KE" w:bidi="sw_KE"/>
+        </w:rPr>
+        <w:t>16:27</w:t>
+      </w:r>
       <w:r>
         <w:rPr>
           <w:lang w:val="sw_KE" w:bidi="sw_KE"/>
         </w:rPr>
         <w:t>). Kwa Yesu, matendo yanaonyesha wazi imani, ambayo huanza na toba. Toba ni mabadiliko ya moyo na akili yanayosababisha mtu kuacha kutenda dhambi na kuwa mtiifu zaidi kwa Mungu (</w:t>
       </w:r>
-      <w:hyperlink r:id="rId159">
-        <w:r>
-          <w:rPr>
-            <w:lang w:val="sw_KE" w:bidi="sw_KE"/>
-          </w:rPr>
-          <w:rPr>
-            <w:color w:val="0000EE"/>
-            <w:u w:val="single"/>
-          </w:rPr>
-          <w:t>Mathayo 4:17</w:t>
-        </w:r>
-      </w:hyperlink>
+      <w:r>
+        <w:rPr>
+          <w:lang w:val="sw_KE" w:bidi="sw_KE"/>
+        </w:rPr>
+        <w:t>Mathayo 4:17</w:t>
+      </w:r>
       <w:r>
         <w:rPr>
           <w:lang w:val="sw_KE" w:bidi="sw_KE"/>
         </w:rPr>
         <w:t xml:space="preserve">; tazama pia </w:t>
       </w:r>
-      <w:hyperlink r:id="rId160">
-        <w:r>
-          <w:rPr>
-            <w:lang w:val="sw_KE" w:bidi="sw_KE"/>
-          </w:rPr>
-          <w:rPr>
-            <w:color w:val="0000EE"/>
-            <w:u w:val="single"/>
-          </w:rPr>
-          <w:t>3:2</w:t>
-        </w:r>
-      </w:hyperlink>
+      <w:r>
+        <w:rPr>
+          <w:lang w:val="sw_KE" w:bidi="sw_KE"/>
+        </w:rPr>
+        <w:t>3:2</w:t>
+      </w:r>
       <w:r>
         <w:rPr>
           <w:lang w:val="sw_KE" w:bidi="sw_KE"/>
         </w:rPr>
         <w:t xml:space="preserve">, </w:t>
       </w:r>
-      <w:hyperlink r:id="rId161">
-        <w:r>
-          <w:rPr>
-            <w:lang w:val="sw_KE" w:bidi="sw_KE"/>
-          </w:rPr>
-          <w:rPr>
-            <w:color w:val="0000EE"/>
-            <w:u w:val="single"/>
-          </w:rPr>
-          <w:t>8–10</w:t>
-        </w:r>
-      </w:hyperlink>
-      <w:r>
-        <w:rPr>
-          <w:lang w:val="sw_KE" w:bidi="sw_KE"/>
-        </w:rPr>
-        <w:t xml:space="preserve">; </w:t>
-      </w:r>
-      <w:hyperlink r:id="rId162">
-        <w:r>
-          <w:rPr>
-            <w:lang w:val="sw_KE" w:bidi="sw_KE"/>
-          </w:rPr>
-          <w:rPr>
-            <w:color w:val="0000EE"/>
-            <w:u w:val="single"/>
-          </w:rPr>
-          <w:t>11:20–24</w:t>
-        </w:r>
-      </w:hyperlink>
-      <w:r>
-        <w:rPr>
-          <w:lang w:val="sw_KE" w:bidi="sw_KE"/>
-        </w:rPr>
-        <w:t xml:space="preserve">; </w:t>
-      </w:r>
-      <w:hyperlink r:id="rId163">
-        <w:r>
-          <w:rPr>
-            <w:lang w:val="sw_KE" w:bidi="sw_KE"/>
-          </w:rPr>
-          <w:rPr>
-            <w:color w:val="0000EE"/>
-            <w:u w:val="single"/>
-          </w:rPr>
-          <w:t>12:38–42</w:t>
-        </w:r>
-      </w:hyperlink>
+      <w:r>
+        <w:rPr>
+          <w:lang w:val="sw_KE" w:bidi="sw_KE"/>
+        </w:rPr>
+        <w:t>8–10</w:t>
+      </w:r>
+      <w:r>
+        <w:rPr>
+          <w:lang w:val="sw_KE" w:bidi="sw_KE"/>
+        </w:rPr>
+        <w:t xml:space="preserve">; </w:t>
+      </w:r>
+      <w:r>
+        <w:rPr>
+          <w:lang w:val="sw_KE" w:bidi="sw_KE"/>
+        </w:rPr>
+        <w:t>11:20–24</w:t>
+      </w:r>
+      <w:r>
+        <w:rPr>
+          <w:lang w:val="sw_KE" w:bidi="sw_KE"/>
+        </w:rPr>
+        <w:t xml:space="preserve">; </w:t>
+      </w:r>
+      <w:r>
+        <w:rPr>
+          <w:lang w:val="sw_KE" w:bidi="sw_KE"/>
+        </w:rPr>
+        <w:t>12:38–42</w:t>
+      </w:r>
       <w:r>
         <w:rPr>
           <w:lang w:val="sw_KE" w:bidi="sw_KE"/>
@@ -3848,216 +2822,144 @@
         </w:rPr>
         <w:t xml:space="preserve">Baadhi ya watu hawaelewi maana ya wokovu kwa neema ya Mungu. Hii imeunda tofauti potofu kati ya imani na matendo. Wokovu hauji kwa matendo pekee, lakini pia unayajumuisha (tazama </w:t>
       </w:r>
-      <w:hyperlink r:id="rId164">
-        <w:r>
-          <w:rPr>
-            <w:lang w:val="sw_KE" w:bidi="sw_KE"/>
-          </w:rPr>
-          <w:rPr>
-            <w:color w:val="0000EE"/>
-            <w:u w:val="single"/>
-          </w:rPr>
-          <w:t>Wagalatia 5:6</w:t>
-        </w:r>
-      </w:hyperlink>
+      <w:r>
+        <w:rPr>
+          <w:lang w:val="sw_KE" w:bidi="sw_KE"/>
+        </w:rPr>
+        <w:t>Wagalatia 5:6</w:t>
+      </w:r>
       <w:r>
         <w:rPr>
           <w:lang w:val="sw_KE" w:bidi="sw_KE"/>
         </w:rPr>
         <w:t xml:space="preserve">, </w:t>
       </w:r>
-      <w:hyperlink r:id="rId165">
-        <w:r>
-          <w:rPr>
-            <w:lang w:val="sw_KE" w:bidi="sw_KE"/>
-          </w:rPr>
-          <w:rPr>
-            <w:color w:val="0000EE"/>
-            <w:u w:val="single"/>
-          </w:rPr>
-          <w:t>21</w:t>
-        </w:r>
-      </w:hyperlink>
-      <w:r>
-        <w:rPr>
-          <w:lang w:val="sw_KE" w:bidi="sw_KE"/>
-        </w:rPr>
-        <w:t xml:space="preserve">; </w:t>
-      </w:r>
-      <w:hyperlink r:id="rId166">
-        <w:r>
-          <w:rPr>
-            <w:lang w:val="sw_KE" w:bidi="sw_KE"/>
-          </w:rPr>
-          <w:rPr>
-            <w:color w:val="0000EE"/>
-            <w:u w:val="single"/>
-          </w:rPr>
-          <w:t>Waefeso 2:10</w:t>
-        </w:r>
-      </w:hyperlink>
-      <w:r>
-        <w:rPr>
-          <w:lang w:val="sw_KE" w:bidi="sw_KE"/>
-        </w:rPr>
-        <w:t xml:space="preserve">; </w:t>
-      </w:r>
-      <w:hyperlink r:id="rId167">
-        <w:r>
-          <w:rPr>
-            <w:lang w:val="sw_KE" w:bidi="sw_KE"/>
-          </w:rPr>
-          <w:rPr>
-            <w:color w:val="0000EE"/>
-            <w:u w:val="single"/>
-          </w:rPr>
-          <w:t>5:5</w:t>
-        </w:r>
-      </w:hyperlink>
-      <w:r>
-        <w:rPr>
-          <w:lang w:val="sw_KE" w:bidi="sw_KE"/>
-        </w:rPr>
-        <w:t xml:space="preserve">; </w:t>
-      </w:r>
-      <w:hyperlink r:id="rId168">
-        <w:r>
-          <w:rPr>
-            <w:lang w:val="sw_KE" w:bidi="sw_KE"/>
-          </w:rPr>
-          <w:rPr>
-            <w:color w:val="0000EE"/>
-            <w:u w:val="single"/>
-          </w:rPr>
-          <w:t>1 Yohana 1:5–10</w:t>
-        </w:r>
-      </w:hyperlink>
-      <w:r>
-        <w:rPr>
-          <w:lang w:val="sw_KE" w:bidi="sw_KE"/>
-        </w:rPr>
-        <w:t xml:space="preserve">; </w:t>
-      </w:r>
-      <w:hyperlink r:id="rId169">
-        <w:r>
-          <w:rPr>
-            <w:lang w:val="sw_KE" w:bidi="sw_KE"/>
-          </w:rPr>
-          <w:rPr>
-            <w:color w:val="0000EE"/>
-            <w:u w:val="single"/>
-          </w:rPr>
-          <w:t>Ufunuo 21:8</w:t>
-        </w:r>
-      </w:hyperlink>
+      <w:r>
+        <w:rPr>
+          <w:lang w:val="sw_KE" w:bidi="sw_KE"/>
+        </w:rPr>
+        <w:t>21</w:t>
+      </w:r>
+      <w:r>
+        <w:rPr>
+          <w:lang w:val="sw_KE" w:bidi="sw_KE"/>
+        </w:rPr>
+        <w:t xml:space="preserve">; </w:t>
+      </w:r>
+      <w:r>
+        <w:rPr>
+          <w:lang w:val="sw_KE" w:bidi="sw_KE"/>
+        </w:rPr>
+        <w:t>Waefeso 2:10</w:t>
+      </w:r>
+      <w:r>
+        <w:rPr>
+          <w:lang w:val="sw_KE" w:bidi="sw_KE"/>
+        </w:rPr>
+        <w:t xml:space="preserve">; </w:t>
+      </w:r>
+      <w:r>
+        <w:rPr>
+          <w:lang w:val="sw_KE" w:bidi="sw_KE"/>
+        </w:rPr>
+        <w:t>5:5</w:t>
+      </w:r>
+      <w:r>
+        <w:rPr>
+          <w:lang w:val="sw_KE" w:bidi="sw_KE"/>
+        </w:rPr>
+        <w:t xml:space="preserve">; </w:t>
+      </w:r>
+      <w:r>
+        <w:rPr>
+          <w:lang w:val="sw_KE" w:bidi="sw_KE"/>
+        </w:rPr>
+        <w:t>1 Yohana 1:5–10</w:t>
+      </w:r>
+      <w:r>
+        <w:rPr>
+          <w:lang w:val="sw_KE" w:bidi="sw_KE"/>
+        </w:rPr>
+        <w:t xml:space="preserve">; </w:t>
+      </w:r>
+      <w:r>
+        <w:rPr>
+          <w:lang w:val="sw_KE" w:bidi="sw_KE"/>
+        </w:rPr>
+        <w:t>Ufunuo 21:8</w:t>
+      </w:r>
       <w:r>
         <w:rPr>
           <w:lang w:val="sw_KE" w:bidi="sw_KE"/>
         </w:rPr>
         <w:t>). Yesu anaahidi baraka na thawabu kwa wale wanaotii mapenzi ya Mungu (</w:t>
       </w:r>
-      <w:hyperlink r:id="rId170">
-        <w:r>
-          <w:rPr>
-            <w:lang w:val="sw_KE" w:bidi="sw_KE"/>
-          </w:rPr>
-          <w:rPr>
-            <w:color w:val="0000EE"/>
-            <w:u w:val="single"/>
-          </w:rPr>
-          <w:t>Mathayo 5:3–12</w:t>
-        </w:r>
-      </w:hyperlink>
+      <w:r>
+        <w:rPr>
+          <w:lang w:val="sw_KE" w:bidi="sw_KE"/>
+        </w:rPr>
+        <w:t>Mathayo 5:3–12</w:t>
+      </w:r>
       <w:r>
         <w:rPr>
           <w:lang w:val="sw_KE" w:bidi="sw_KE"/>
         </w:rPr>
         <w:t>). Kwa hiyo, uadilifu ni muhimu kwa wale wanaotaka "kuingia katika ufalme wa mbinguni" (</w:t>
       </w:r>
-      <w:hyperlink r:id="rId171">
-        <w:r>
-          <w:rPr>
-            <w:lang w:val="sw_KE" w:bidi="sw_KE"/>
-          </w:rPr>
-          <w:rPr>
-            <w:color w:val="0000EE"/>
-            <w:u w:val="single"/>
-          </w:rPr>
-          <w:t>5:20–48</w:t>
-        </w:r>
-      </w:hyperlink>
-      <w:r>
-        <w:rPr>
-          <w:lang w:val="sw_KE" w:bidi="sw_KE"/>
-        </w:rPr>
-        <w:t xml:space="preserve">; </w:t>
-      </w:r>
-      <w:hyperlink r:id="rId172">
-        <w:r>
-          <w:rPr>
-            <w:lang w:val="sw_KE" w:bidi="sw_KE"/>
-          </w:rPr>
-          <w:rPr>
-            <w:color w:val="0000EE"/>
-            <w:u w:val="single"/>
-          </w:rPr>
-          <w:t>7:21</w:t>
-        </w:r>
-      </w:hyperlink>
-      <w:r>
-        <w:rPr>
-          <w:lang w:val="sw_KE" w:bidi="sw_KE"/>
-        </w:rPr>
-        <w:t xml:space="preserve">; </w:t>
-      </w:r>
-      <w:hyperlink r:id="rId173">
-        <w:r>
-          <w:rPr>
-            <w:lang w:val="sw_KE" w:bidi="sw_KE"/>
-          </w:rPr>
-          <w:rPr>
-            <w:color w:val="0000EE"/>
-            <w:u w:val="single"/>
-          </w:rPr>
-          <w:t>22:11–14</w:t>
-        </w:r>
-      </w:hyperlink>
-      <w:r>
-        <w:rPr>
-          <w:lang w:val="sw_KE" w:bidi="sw_KE"/>
-        </w:rPr>
-        <w:t xml:space="preserve">; </w:t>
-      </w:r>
-      <w:hyperlink r:id="rId174">
-        <w:r>
-          <w:rPr>
-            <w:lang w:val="sw_KE" w:bidi="sw_KE"/>
-          </w:rPr>
-          <w:rPr>
-            <w:color w:val="0000EE"/>
-            <w:u w:val="single"/>
-          </w:rPr>
-          <w:t>23:3</w:t>
-        </w:r>
-      </w:hyperlink>
+      <w:r>
+        <w:rPr>
+          <w:lang w:val="sw_KE" w:bidi="sw_KE"/>
+        </w:rPr>
+        <w:t>5:20–48</w:t>
+      </w:r>
+      <w:r>
+        <w:rPr>
+          <w:lang w:val="sw_KE" w:bidi="sw_KE"/>
+        </w:rPr>
+        <w:t xml:space="preserve">; </w:t>
+      </w:r>
+      <w:r>
+        <w:rPr>
+          <w:lang w:val="sw_KE" w:bidi="sw_KE"/>
+        </w:rPr>
+        <w:t>7:21</w:t>
+      </w:r>
+      <w:r>
+        <w:rPr>
+          <w:lang w:val="sw_KE" w:bidi="sw_KE"/>
+        </w:rPr>
+        <w:t xml:space="preserve">; </w:t>
+      </w:r>
+      <w:r>
+        <w:rPr>
+          <w:lang w:val="sw_KE" w:bidi="sw_KE"/>
+        </w:rPr>
+        <w:t>22:11–14</w:t>
+      </w:r>
+      <w:r>
+        <w:rPr>
+          <w:lang w:val="sw_KE" w:bidi="sw_KE"/>
+        </w:rPr>
+        <w:t xml:space="preserve">; </w:t>
+      </w:r>
+      <w:r>
+        <w:rPr>
+          <w:lang w:val="sw_KE" w:bidi="sw_KE"/>
+        </w:rPr>
+        <w:t>23:3</w:t>
+      </w:r>
       <w:r>
         <w:rPr>
           <w:lang w:val="sw_KE" w:bidi="sw_KE"/>
         </w:rPr>
         <w:t>). Imani isiyozalisha matendo siyo imani inayookoa (</w:t>
       </w:r>
-      <w:hyperlink r:id="rId175">
-        <w:r>
-          <w:rPr>
-            <w:lang w:val="sw_KE" w:bidi="sw_KE"/>
-          </w:rPr>
-          <w:rPr>
-            <w:color w:val="0000EE"/>
-            <w:u w:val="single"/>
-          </w:rPr>
-          <w:t>Yakobo 2:14–26</w:t>
-        </w:r>
-      </w:hyperlink>
+      <w:r>
+        <w:rPr>
+          <w:lang w:val="sw_KE" w:bidi="sw_KE"/>
+        </w:rPr>
+        <w:t>Yakobo 2:14–26</w:t>
+      </w:r>
       <w:r>
         <w:rPr>
           <w:lang w:val="sw_KE" w:bidi="sw_KE"/>
@@ -4078,162 +2980,108 @@
         </w:rPr>
         <w:t>Mtume Yakobo anasisitiza uaminifu kwa Mungu na anasema kwamba kufanya mambo mema huonyesha imani (</w:t>
       </w:r>
-      <w:hyperlink r:id="rId175">
-        <w:r>
-          <w:rPr>
-            <w:lang w:val="sw_KE" w:bidi="sw_KE"/>
-          </w:rPr>
-          <w:rPr>
-            <w:color w:val="0000EE"/>
-            <w:u w:val="single"/>
-          </w:rPr>
-          <w:t>2:14–26</w:t>
-        </w:r>
-      </w:hyperlink>
+      <w:r>
+        <w:rPr>
+          <w:lang w:val="sw_KE" w:bidi="sw_KE"/>
+        </w:rPr>
+        <w:t>2:14–26</w:t>
+      </w:r>
       <w:r>
         <w:rPr>
           <w:lang w:val="sw_KE" w:bidi="sw_KE"/>
         </w:rPr>
         <w:t>). Uhusiano na Mungu hauwezi kutegemea tu kuamini kauli za kweli (</w:t>
       </w:r>
-      <w:hyperlink r:id="rId176">
-        <w:r>
-          <w:rPr>
-            <w:lang w:val="sw_KE" w:bidi="sw_KE"/>
-          </w:rPr>
-          <w:rPr>
-            <w:color w:val="0000EE"/>
-            <w:u w:val="single"/>
-          </w:rPr>
-          <w:t>2:19</w:t>
-        </w:r>
-      </w:hyperlink>
+      <w:r>
+        <w:rPr>
+          <w:lang w:val="sw_KE" w:bidi="sw_KE"/>
+        </w:rPr>
+        <w:t>2:19</w:t>
+      </w:r>
       <w:r>
         <w:rPr>
           <w:lang w:val="sw_KE" w:bidi="sw_KE"/>
         </w:rPr>
         <w:t>). Imani ya kweli inaongoza kwa matendo (</w:t>
       </w:r>
-      <w:hyperlink r:id="rId177">
-        <w:r>
-          <w:rPr>
-            <w:lang w:val="sw_KE" w:bidi="sw_KE"/>
-          </w:rPr>
-          <w:rPr>
-            <w:color w:val="0000EE"/>
-            <w:u w:val="single"/>
-          </w:rPr>
-          <w:t>1:22–25</w:t>
-        </w:r>
-      </w:hyperlink>
-      <w:r>
-        <w:rPr>
-          <w:lang w:val="sw_KE" w:bidi="sw_KE"/>
-        </w:rPr>
-        <w:t xml:space="preserve">; </w:t>
-      </w:r>
-      <w:hyperlink r:id="rId178">
-        <w:r>
-          <w:rPr>
-            <w:lang w:val="sw_KE" w:bidi="sw_KE"/>
-          </w:rPr>
-          <w:rPr>
-            <w:color w:val="0000EE"/>
-            <w:u w:val="single"/>
-          </w:rPr>
-          <w:t>2:14</w:t>
-        </w:r>
-      </w:hyperlink>
+      <w:r>
+        <w:rPr>
+          <w:lang w:val="sw_KE" w:bidi="sw_KE"/>
+        </w:rPr>
+        <w:t>1:22–25</w:t>
+      </w:r>
+      <w:r>
+        <w:rPr>
+          <w:lang w:val="sw_KE" w:bidi="sw_KE"/>
+        </w:rPr>
+        <w:t xml:space="preserve">; </w:t>
+      </w:r>
+      <w:r>
+        <w:rPr>
+          <w:lang w:val="sw_KE" w:bidi="sw_KE"/>
+        </w:rPr>
+        <w:t>2:14</w:t>
+      </w:r>
       <w:r>
         <w:rPr>
           <w:lang w:val="sw_KE" w:bidi="sw_KE"/>
         </w:rPr>
         <w:t>). Matendo ya mwaminifu yanaiga Mungu, ambaye kwa ukarimu hutoa zawadi nzuri (</w:t>
       </w:r>
-      <w:hyperlink r:id="rId179">
-        <w:r>
-          <w:rPr>
-            <w:lang w:val="sw_KE" w:bidi="sw_KE"/>
-          </w:rPr>
-          <w:rPr>
-            <w:color w:val="0000EE"/>
-            <w:u w:val="single"/>
-          </w:rPr>
-          <w:t>1:5</w:t>
-        </w:r>
-      </w:hyperlink>
+      <w:r>
+        <w:rPr>
+          <w:lang w:val="sw_KE" w:bidi="sw_KE"/>
+        </w:rPr>
+        <w:t>1:5</w:t>
+      </w:r>
       <w:r>
         <w:rPr>
           <w:lang w:val="sw_KE" w:bidi="sw_KE"/>
         </w:rPr>
         <w:t xml:space="preserve">, </w:t>
       </w:r>
-      <w:hyperlink r:id="rId180">
-        <w:r>
-          <w:rPr>
-            <w:lang w:val="sw_KE" w:bidi="sw_KE"/>
-          </w:rPr>
-          <w:rPr>
-            <w:color w:val="0000EE"/>
-            <w:u w:val="single"/>
-          </w:rPr>
-          <w:t>17</w:t>
-        </w:r>
-      </w:hyperlink>
-      <w:r>
-        <w:rPr>
-          <w:lang w:val="sw_KE" w:bidi="sw_KE"/>
-        </w:rPr>
-        <w:t xml:space="preserve">; </w:t>
-      </w:r>
-      <w:hyperlink r:id="rId181">
-        <w:r>
-          <w:rPr>
-            <w:lang w:val="sw_KE" w:bidi="sw_KE"/>
-          </w:rPr>
-          <w:rPr>
-            <w:color w:val="0000EE"/>
-            <w:u w:val="single"/>
-          </w:rPr>
-          <w:t>4:6</w:t>
-        </w:r>
-      </w:hyperlink>
+      <w:r>
+        <w:rPr>
+          <w:lang w:val="sw_KE" w:bidi="sw_KE"/>
+        </w:rPr>
+        <w:t>17</w:t>
+      </w:r>
+      <w:r>
+        <w:rPr>
+          <w:lang w:val="sw_KE" w:bidi="sw_KE"/>
+        </w:rPr>
+        <w:t xml:space="preserve">; </w:t>
+      </w:r>
+      <w:r>
+        <w:rPr>
+          <w:lang w:val="sw_KE" w:bidi="sw_KE"/>
+        </w:rPr>
+        <w:t>4:6</w:t>
+      </w:r>
       <w:r>
         <w:rPr>
           <w:lang w:val="sw_KE" w:bidi="sw_KE"/>
         </w:rPr>
         <w:t>). Imani na matendo mema haviwezi kutenganishwa. Kama Abrahamu, matendo mema yanaonyesha kwamba mtu ana imani kamili na ni mwenye haki mbele ya Mungu (</w:t>
       </w:r>
-      <w:hyperlink r:id="rId182">
-        <w:r>
-          <w:rPr>
-            <w:lang w:val="sw_KE" w:bidi="sw_KE"/>
-          </w:rPr>
-          <w:rPr>
-            <w:color w:val="0000EE"/>
-            <w:u w:val="single"/>
-          </w:rPr>
-          <w:t>2:23</w:t>
-        </w:r>
-      </w:hyperlink>
+      <w:r>
+        <w:rPr>
+          <w:lang w:val="sw_KE" w:bidi="sw_KE"/>
+        </w:rPr>
+        <w:t>2:23</w:t>
+      </w:r>
       <w:r>
         <w:rPr>
           <w:lang w:val="sw_KE" w:bidi="sw_KE"/>
         </w:rPr>
         <w:t xml:space="preserve">; tazama </w:t>
       </w:r>
-      <w:hyperlink r:id="rId134">
-        <w:r>
-          <w:rPr>
-            <w:lang w:val="sw_KE" w:bidi="sw_KE"/>
-          </w:rPr>
-          <w:rPr>
-            <w:color w:val="0000EE"/>
-            <w:u w:val="single"/>
-          </w:rPr>
-          <w:t>Mwanzo 15:6</w:t>
-        </w:r>
-      </w:hyperlink>
+      <w:r>
+        <w:rPr>
+          <w:lang w:val="sw_KE" w:bidi="sw_KE"/>
+        </w:rPr>
+        <w:t>Mwanzo 15:6</w:t>
+      </w:r>
       <w:r>
         <w:rPr>
           <w:lang w:val="sw_KE" w:bidi="sw_KE"/>
@@ -4254,108 +3102,72 @@
         </w:rPr>
         <w:t xml:space="preserve">Yesu alifundisha na kuonyesha kwamba imani inajumuisha kufanya matendo mema (tazama </w:t>
       </w:r>
-      <w:hyperlink r:id="rId183">
-        <w:r>
-          <w:rPr>
-            <w:lang w:val="sw_KE" w:bidi="sw_KE"/>
-          </w:rPr>
-          <w:rPr>
-            <w:color w:val="0000EE"/>
-            <w:u w:val="single"/>
-          </w:rPr>
-          <w:t>Mathayo 5:13–16</w:t>
-        </w:r>
-      </w:hyperlink>
+      <w:r>
+        <w:rPr>
+          <w:lang w:val="sw_KE" w:bidi="sw_KE"/>
+        </w:rPr>
+        <w:t>Mathayo 5:13–16</w:t>
+      </w:r>
       <w:r>
         <w:rPr>
           <w:lang w:val="sw_KE" w:bidi="sw_KE"/>
         </w:rPr>
         <w:t>). Paulo pia alisisitiza umuhimu wa matendo mema (</w:t>
       </w:r>
-      <w:hyperlink r:id="rId184">
-        <w:r>
-          <w:rPr>
-            <w:lang w:val="sw_KE" w:bidi="sw_KE"/>
-          </w:rPr>
-          <w:rPr>
-            <w:color w:val="0000EE"/>
-            <w:u w:val="single"/>
-          </w:rPr>
-          <w:t>Warumi 2:6</w:t>
-        </w:r>
-      </w:hyperlink>
-      <w:r>
-        <w:rPr>
-          <w:lang w:val="sw_KE" w:bidi="sw_KE"/>
-        </w:rPr>
-        <w:t xml:space="preserve">; </w:t>
-      </w:r>
-      <w:hyperlink r:id="rId185">
-        <w:r>
-          <w:rPr>
-            <w:lang w:val="sw_KE" w:bidi="sw_KE"/>
-          </w:rPr>
-          <w:rPr>
-            <w:color w:val="0000EE"/>
-            <w:u w:val="single"/>
-          </w:rPr>
-          <w:t>Wagalatia 6:5–10</w:t>
-        </w:r>
-      </w:hyperlink>
-      <w:r>
-        <w:rPr>
-          <w:lang w:val="sw_KE" w:bidi="sw_KE"/>
-        </w:rPr>
-        <w:t xml:space="preserve">; </w:t>
-      </w:r>
-      <w:hyperlink r:id="rId166">
-        <w:r>
-          <w:rPr>
-            <w:lang w:val="sw_KE" w:bidi="sw_KE"/>
-          </w:rPr>
-          <w:rPr>
-            <w:color w:val="0000EE"/>
-            <w:u w:val="single"/>
-          </w:rPr>
-          <w:t>Waefeso 2:10</w:t>
-        </w:r>
-      </w:hyperlink>
-      <w:r>
-        <w:rPr>
-          <w:lang w:val="sw_KE" w:bidi="sw_KE"/>
-        </w:rPr>
-        <w:t xml:space="preserve">; </w:t>
-      </w:r>
-      <w:hyperlink r:id="rId186">
-        <w:r>
-          <w:rPr>
-            <w:lang w:val="sw_KE" w:bidi="sw_KE"/>
-          </w:rPr>
-          <w:rPr>
-            <w:color w:val="0000EE"/>
-            <w:u w:val="single"/>
-          </w:rPr>
-          <w:t>Wafilipi 2:12–13</w:t>
-        </w:r>
-      </w:hyperlink>
-      <w:r>
-        <w:rPr>
-          <w:lang w:val="sw_KE" w:bidi="sw_KE"/>
-        </w:rPr>
-        <w:t xml:space="preserve">; </w:t>
-      </w:r>
-      <w:hyperlink r:id="rId187">
-        <w:r>
-          <w:rPr>
-            <w:lang w:val="sw_KE" w:bidi="sw_KE"/>
-          </w:rPr>
-          <w:rPr>
-            <w:color w:val="0000EE"/>
-            <w:u w:val="single"/>
-          </w:rPr>
-          <w:t>1 Wathesalonike 1:3</w:t>
-        </w:r>
-      </w:hyperlink>
+      <w:r>
+        <w:rPr>
+          <w:lang w:val="sw_KE" w:bidi="sw_KE"/>
+        </w:rPr>
+        <w:t>Warumi 2:6</w:t>
+      </w:r>
+      <w:r>
+        <w:rPr>
+          <w:lang w:val="sw_KE" w:bidi="sw_KE"/>
+        </w:rPr>
+        <w:t xml:space="preserve">; </w:t>
+      </w:r>
+      <w:r>
+        <w:rPr>
+          <w:lang w:val="sw_KE" w:bidi="sw_KE"/>
+        </w:rPr>
+        <w:t>Wagalatia 6:5–10</w:t>
+      </w:r>
+      <w:r>
+        <w:rPr>
+          <w:lang w:val="sw_KE" w:bidi="sw_KE"/>
+        </w:rPr>
+        <w:t xml:space="preserve">; </w:t>
+      </w:r>
+      <w:r>
+        <w:rPr>
+          <w:lang w:val="sw_KE" w:bidi="sw_KE"/>
+        </w:rPr>
+        <w:t>Waefeso 2:10</w:t>
+      </w:r>
+      <w:r>
+        <w:rPr>
+          <w:lang w:val="sw_KE" w:bidi="sw_KE"/>
+        </w:rPr>
+        <w:t xml:space="preserve">; </w:t>
+      </w:r>
+      <w:r>
+        <w:rPr>
+          <w:lang w:val="sw_KE" w:bidi="sw_KE"/>
+        </w:rPr>
+        <w:t>Wafilipi 2:12–13</w:t>
+      </w:r>
+      <w:r>
+        <w:rPr>
+          <w:lang w:val="sw_KE" w:bidi="sw_KE"/>
+        </w:rPr>
+        <w:t xml:space="preserve">; </w:t>
+      </w:r>
+      <w:r>
+        <w:rPr>
+          <w:lang w:val="sw_KE" w:bidi="sw_KE"/>
+        </w:rPr>
+        <w:t>1 Wathesalonike 1:3</w:t>
+      </w:r>
       <w:r>
         <w:rPr>
           <w:lang w:val="sw_KE" w:bidi="sw_KE"/>
@@ -4394,18 +3206,12 @@
         </w:rPr>
         <w:t>Kuwatunza yatima na wajane ni muhimu (</w:t>
       </w:r>
-      <w:hyperlink r:id="rId188">
-        <w:r>
-          <w:rPr>
-            <w:lang w:val="sw_KE" w:bidi="sw_KE"/>
-          </w:rPr>
-          <w:rPr>
-            <w:color w:val="0000EE"/>
-            <w:u w:val="single"/>
-          </w:rPr>
-          <w:t>1:27</w:t>
-        </w:r>
-      </w:hyperlink>
+      <w:r>
+        <w:rPr>
+          <w:lang w:val="sw_KE" w:bidi="sw_KE"/>
+        </w:rPr>
+        <w:t>1:27</w:t>
+      </w:r>
       <w:r>
         <w:rPr>
           <w:lang w:val="sw_KE" w:bidi="sw_KE"/>
@@ -4430,18 +3236,12 @@
         </w:rPr>
         <w:t>Kutowapendelea matajiri (</w:t>
       </w:r>
-      <w:hyperlink r:id="rId189">
-        <w:r>
-          <w:rPr>
-            <w:lang w:val="sw_KE" w:bidi="sw_KE"/>
-          </w:rPr>
-          <w:rPr>
-            <w:color w:val="0000EE"/>
-            <w:u w:val="single"/>
-          </w:rPr>
-          <w:t>2:1–7</w:t>
-        </w:r>
-      </w:hyperlink>
+      <w:r>
+        <w:rPr>
+          <w:lang w:val="sw_KE" w:bidi="sw_KE"/>
+        </w:rPr>
+        <w:t>2:1–7</w:t>
+      </w:r>
       <w:r>
         <w:rPr>
           <w:lang w:val="sw_KE" w:bidi="sw_KE"/>
@@ -4466,18 +3266,12 @@
         </w:rPr>
         <w:t>Kuwapatia maskini chakula na mavazi (</w:t>
       </w:r>
-      <w:hyperlink r:id="rId190">
-        <w:r>
-          <w:rPr>
-            <w:lang w:val="sw_KE" w:bidi="sw_KE"/>
-          </w:rPr>
-          <w:rPr>
-            <w:color w:val="0000EE"/>
-            <w:u w:val="single"/>
-          </w:rPr>
-          <w:t>2:15–17</w:t>
-        </w:r>
-      </w:hyperlink>
+      <w:r>
+        <w:rPr>
+          <w:lang w:val="sw_KE" w:bidi="sw_KE"/>
+        </w:rPr>
+        <w:t>2:15–17</w:t>
+      </w:r>
       <w:r>
         <w:rPr>
           <w:lang w:val="sw_KE" w:bidi="sw_KE"/>
@@ -4502,18 +3296,12 @@
         </w:rPr>
         <w:t>Kudhibiti maneno ya mtu (</w:t>
       </w:r>
-      <w:hyperlink r:id="rId191">
-        <w:r>
-          <w:rPr>
-            <w:lang w:val="sw_KE" w:bidi="sw_KE"/>
-          </w:rPr>
-          <w:rPr>
-            <w:color w:val="0000EE"/>
-            <w:u w:val="single"/>
-          </w:rPr>
-          <w:t>3:1–12</w:t>
-        </w:r>
-      </w:hyperlink>
+      <w:r>
+        <w:rPr>
+          <w:lang w:val="sw_KE" w:bidi="sw_KE"/>
+        </w:rPr>
+        <w:t>3:1–12</w:t>
+      </w:r>
       <w:r>
         <w:rPr>
           <w:lang w:val="sw_KE" w:bidi="sw_KE"/>
@@ -4538,18 +3326,12 @@
         </w:rPr>
         <w:t>Kuhamasisha Amani (</w:t>
       </w:r>
-      <w:hyperlink r:id="rId192">
-        <w:r>
-          <w:rPr>
-            <w:lang w:val="sw_KE" w:bidi="sw_KE"/>
-          </w:rPr>
-          <w:rPr>
-            <w:color w:val="0000EE"/>
-            <w:u w:val="single"/>
-          </w:rPr>
-          <w:t>3:17–18</w:t>
-        </w:r>
-      </w:hyperlink>
+      <w:r>
+        <w:rPr>
+          <w:lang w:val="sw_KE" w:bidi="sw_KE"/>
+        </w:rPr>
+        <w:t>3:17–18</w:t>
+      </w:r>
       <w:r>
         <w:rPr>
           <w:lang w:val="sw_KE" w:bidi="sw_KE"/>
@@ -4574,18 +3356,12 @@
         </w:rPr>
         <w:t>Kutokuhukumu Wengine (</w:t>
       </w:r>
-      <w:hyperlink r:id="rId193">
-        <w:r>
-          <w:rPr>
-            <w:lang w:val="sw_KE" w:bidi="sw_KE"/>
-          </w:rPr>
-          <w:rPr>
-            <w:color w:val="0000EE"/>
-            <w:u w:val="single"/>
-          </w:rPr>
-          <w:t>4:11–12</w:t>
-        </w:r>
-      </w:hyperlink>
+      <w:r>
+        <w:rPr>
+          <w:lang w:val="sw_KE" w:bidi="sw_KE"/>
+        </w:rPr>
+        <w:t>4:11–12</w:t>
+      </w:r>
       <w:r>
         <w:rPr>
           <w:lang w:val="sw_KE" w:bidi="sw_KE"/>
@@ -4606,18 +3382,12 @@
         </w:rPr>
         <w:t>Vitendo hivi ni "imani ikijidhihirisha kwa upendo" (</w:t>
       </w:r>
-      <w:hyperlink r:id="rId164">
-        <w:r>
-          <w:rPr>
-            <w:lang w:val="sw_KE" w:bidi="sw_KE"/>
-          </w:rPr>
-          <w:rPr>
-            <w:color w:val="0000EE"/>
-            <w:u w:val="single"/>
-          </w:rPr>
-          <w:t>Wagalatia 5:6</w:t>
-        </w:r>
-      </w:hyperlink>
+      <w:r>
+        <w:rPr>
+          <w:lang w:val="sw_KE" w:bidi="sw_KE"/>
+        </w:rPr>
+        <w:t>Wagalatia 5:6</w:t>
+      </w:r>
       <w:r>
         <w:rPr>
           <w:lang w:val="sw_KE" w:bidi="sw_KE"/>
@@ -4647,540 +3417,360 @@
           <w:lang w:val="sw_KE" w:bidi="sw_KE"/>
         </w:rPr>
       </w:r>
-      <w:hyperlink r:id="rId194">
-        <w:r>
-          <w:rPr>
-            <w:lang w:val="sw_KE" w:bidi="sw_KE"/>
-          </w:rPr>
-          <w:rPr>
-            <w:color w:val="0000EE"/>
-            <w:u w:val="single"/>
-          </w:rPr>
-          <w:t>Mwanzo 17:1</w:t>
-        </w:r>
-      </w:hyperlink>
-      <w:r>
-        <w:rPr>
-          <w:lang w:val="sw_KE" w:bidi="sw_KE"/>
-        </w:rPr>
-        <w:t xml:space="preserve">; </w:t>
-      </w:r>
-      <w:hyperlink r:id="rId195">
-        <w:r>
-          <w:rPr>
-            <w:lang w:val="sw_KE" w:bidi="sw_KE"/>
-          </w:rPr>
-          <w:rPr>
-            <w:color w:val="0000EE"/>
-            <w:u w:val="single"/>
-          </w:rPr>
-          <w:t>22:1–19</w:t>
-        </w:r>
-      </w:hyperlink>
-      <w:r>
-        <w:rPr>
-          <w:lang w:val="sw_KE" w:bidi="sw_KE"/>
-        </w:rPr>
-        <w:t xml:space="preserve">; </w:t>
-      </w:r>
-      <w:hyperlink r:id="rId196">
-        <w:r>
-          <w:rPr>
-            <w:lang w:val="sw_KE" w:bidi="sw_KE"/>
-          </w:rPr>
-          <w:rPr>
-            <w:color w:val="0000EE"/>
-            <w:u w:val="single"/>
-          </w:rPr>
-          <w:t>Mambo ya Walawi 22:31</w:t>
-        </w:r>
-      </w:hyperlink>
-      <w:r>
-        <w:rPr>
-          <w:lang w:val="sw_KE" w:bidi="sw_KE"/>
-        </w:rPr>
-        <w:t xml:space="preserve">; </w:t>
-      </w:r>
-      <w:hyperlink r:id="rId197">
-        <w:r>
-          <w:rPr>
-            <w:lang w:val="sw_KE" w:bidi="sw_KE"/>
-          </w:rPr>
-          <w:rPr>
-            <w:color w:val="0000EE"/>
-            <w:u w:val="single"/>
-          </w:rPr>
-          <w:t>Habakuki 2:4</w:t>
-        </w:r>
-      </w:hyperlink>
-      <w:r>
-        <w:rPr>
-          <w:lang w:val="sw_KE" w:bidi="sw_KE"/>
-        </w:rPr>
-        <w:t xml:space="preserve">; </w:t>
-      </w:r>
-      <w:hyperlink r:id="rId160">
-        <w:r>
-          <w:rPr>
-            <w:lang w:val="sw_KE" w:bidi="sw_KE"/>
-          </w:rPr>
-          <w:rPr>
-            <w:color w:val="0000EE"/>
-            <w:u w:val="single"/>
-          </w:rPr>
-          <w:t>Mathayo 3:2</w:t>
-        </w:r>
-      </w:hyperlink>
+      <w:r>
+        <w:rPr>
+          <w:lang w:val="sw_KE" w:bidi="sw_KE"/>
+        </w:rPr>
+        <w:t>Mwanzo 17:1</w:t>
+      </w:r>
+      <w:r>
+        <w:rPr>
+          <w:lang w:val="sw_KE" w:bidi="sw_KE"/>
+        </w:rPr>
+        <w:t xml:space="preserve">; </w:t>
+      </w:r>
+      <w:r>
+        <w:rPr>
+          <w:lang w:val="sw_KE" w:bidi="sw_KE"/>
+        </w:rPr>
+        <w:t>22:1–19</w:t>
+      </w:r>
+      <w:r>
+        <w:rPr>
+          <w:lang w:val="sw_KE" w:bidi="sw_KE"/>
+        </w:rPr>
+        <w:t xml:space="preserve">; </w:t>
+      </w:r>
+      <w:r>
+        <w:rPr>
+          <w:lang w:val="sw_KE" w:bidi="sw_KE"/>
+        </w:rPr>
+        <w:t>Mambo ya Walawi 22:31</w:t>
+      </w:r>
+      <w:r>
+        <w:rPr>
+          <w:lang w:val="sw_KE" w:bidi="sw_KE"/>
+        </w:rPr>
+        <w:t xml:space="preserve">; </w:t>
+      </w:r>
+      <w:r>
+        <w:rPr>
+          <w:lang w:val="sw_KE" w:bidi="sw_KE"/>
+        </w:rPr>
+        <w:t>Habakuki 2:4</w:t>
+      </w:r>
+      <w:r>
+        <w:rPr>
+          <w:lang w:val="sw_KE" w:bidi="sw_KE"/>
+        </w:rPr>
+        <w:t xml:space="preserve">; </w:t>
+      </w:r>
+      <w:r>
+        <w:rPr>
+          <w:lang w:val="sw_KE" w:bidi="sw_KE"/>
+        </w:rPr>
+        <w:t>Mathayo 3:2</w:t>
+      </w:r>
       <w:r>
         <w:rPr>
           <w:lang w:val="sw_KE" w:bidi="sw_KE"/>
         </w:rPr>
         <w:t xml:space="preserve">, </w:t>
       </w:r>
-      <w:hyperlink r:id="rId161">
-        <w:r>
-          <w:rPr>
-            <w:lang w:val="sw_KE" w:bidi="sw_KE"/>
-          </w:rPr>
-          <w:rPr>
-            <w:color w:val="0000EE"/>
-            <w:u w:val="single"/>
-          </w:rPr>
-          <w:t>8–10</w:t>
-        </w:r>
-      </w:hyperlink>
-      <w:r>
-        <w:rPr>
-          <w:lang w:val="sw_KE" w:bidi="sw_KE"/>
-        </w:rPr>
-        <w:t xml:space="preserve">; </w:t>
-      </w:r>
-      <w:hyperlink r:id="rId159">
-        <w:r>
-          <w:rPr>
-            <w:lang w:val="sw_KE" w:bidi="sw_KE"/>
-          </w:rPr>
-          <w:rPr>
-            <w:color w:val="0000EE"/>
-            <w:u w:val="single"/>
-          </w:rPr>
-          <w:t>4:17</w:t>
-        </w:r>
-      </w:hyperlink>
-      <w:r>
-        <w:rPr>
-          <w:lang w:val="sw_KE" w:bidi="sw_KE"/>
-        </w:rPr>
-        <w:t xml:space="preserve">; </w:t>
-      </w:r>
-      <w:hyperlink r:id="rId170">
-        <w:r>
-          <w:rPr>
-            <w:lang w:val="sw_KE" w:bidi="sw_KE"/>
-          </w:rPr>
-          <w:rPr>
-            <w:color w:val="0000EE"/>
-            <w:u w:val="single"/>
-          </w:rPr>
-          <w:t>5:3–12</w:t>
-        </w:r>
-      </w:hyperlink>
+      <w:r>
+        <w:rPr>
+          <w:lang w:val="sw_KE" w:bidi="sw_KE"/>
+        </w:rPr>
+        <w:t>8–10</w:t>
+      </w:r>
+      <w:r>
+        <w:rPr>
+          <w:lang w:val="sw_KE" w:bidi="sw_KE"/>
+        </w:rPr>
+        <w:t xml:space="preserve">; </w:t>
+      </w:r>
+      <w:r>
+        <w:rPr>
+          <w:lang w:val="sw_KE" w:bidi="sw_KE"/>
+        </w:rPr>
+        <w:t>4:17</w:t>
+      </w:r>
+      <w:r>
+        <w:rPr>
+          <w:lang w:val="sw_KE" w:bidi="sw_KE"/>
+        </w:rPr>
+        <w:t xml:space="preserve">; </w:t>
+      </w:r>
+      <w:r>
+        <w:rPr>
+          <w:lang w:val="sw_KE" w:bidi="sw_KE"/>
+        </w:rPr>
+        <w:t>5:3–12</w:t>
+      </w:r>
       <w:r>
         <w:rPr>
           <w:lang w:val="sw_KE" w:bidi="sw_KE"/>
         </w:rPr>
         <w:t xml:space="preserve">, </w:t>
       </w:r>
-      <w:hyperlink r:id="rId171">
-        <w:r>
-          <w:rPr>
-            <w:lang w:val="sw_KE" w:bidi="sw_KE"/>
-          </w:rPr>
-          <w:rPr>
-            <w:color w:val="0000EE"/>
-            <w:u w:val="single"/>
-          </w:rPr>
-          <w:t>20–48</w:t>
-        </w:r>
-      </w:hyperlink>
-      <w:r>
-        <w:rPr>
-          <w:lang w:val="sw_KE" w:bidi="sw_KE"/>
-        </w:rPr>
-        <w:t xml:space="preserve">; </w:t>
-      </w:r>
-      <w:hyperlink r:id="rId155">
-        <w:r>
-          <w:rPr>
-            <w:lang w:val="sw_KE" w:bidi="sw_KE"/>
-          </w:rPr>
-          <w:rPr>
-            <w:color w:val="0000EE"/>
-            <w:u w:val="single"/>
-          </w:rPr>
-          <w:t>7:13–27</w:t>
-        </w:r>
-      </w:hyperlink>
-      <w:r>
-        <w:rPr>
-          <w:lang w:val="sw_KE" w:bidi="sw_KE"/>
-        </w:rPr>
-        <w:t xml:space="preserve">; </w:t>
-      </w:r>
-      <w:hyperlink r:id="rId198">
-        <w:r>
-          <w:rPr>
-            <w:lang w:val="sw_KE" w:bidi="sw_KE"/>
-          </w:rPr>
-          <w:rPr>
-            <w:color w:val="0000EE"/>
-            <w:u w:val="single"/>
-          </w:rPr>
-          <w:t>10:32–33</w:t>
-        </w:r>
-      </w:hyperlink>
-      <w:r>
-        <w:rPr>
-          <w:lang w:val="sw_KE" w:bidi="sw_KE"/>
-        </w:rPr>
-        <w:t xml:space="preserve">; </w:t>
-      </w:r>
-      <w:hyperlink r:id="rId162">
-        <w:r>
-          <w:rPr>
-            <w:lang w:val="sw_KE" w:bidi="sw_KE"/>
-          </w:rPr>
-          <w:rPr>
-            <w:color w:val="0000EE"/>
-            <w:u w:val="single"/>
-          </w:rPr>
-          <w:t>11:20–24</w:t>
-        </w:r>
-      </w:hyperlink>
-      <w:r>
-        <w:rPr>
-          <w:lang w:val="sw_KE" w:bidi="sw_KE"/>
-        </w:rPr>
-        <w:t xml:space="preserve">; </w:t>
-      </w:r>
-      <w:hyperlink r:id="rId199">
-        <w:r>
-          <w:rPr>
-            <w:lang w:val="sw_KE" w:bidi="sw_KE"/>
-          </w:rPr>
-          <w:rPr>
-            <w:color w:val="0000EE"/>
-            <w:u w:val="single"/>
-          </w:rPr>
-          <w:t>12:33–42</w:t>
-        </w:r>
-      </w:hyperlink>
-      <w:r>
-        <w:rPr>
-          <w:lang w:val="sw_KE" w:bidi="sw_KE"/>
-        </w:rPr>
-        <w:t xml:space="preserve">; </w:t>
-      </w:r>
-      <w:hyperlink r:id="rId156">
-        <w:r>
-          <w:rPr>
-            <w:lang w:val="sw_KE" w:bidi="sw_KE"/>
-          </w:rPr>
-          <w:rPr>
-            <w:color w:val="0000EE"/>
-            <w:u w:val="single"/>
-          </w:rPr>
-          <w:t>13:3–9</w:t>
-        </w:r>
-      </w:hyperlink>
+      <w:r>
+        <w:rPr>
+          <w:lang w:val="sw_KE" w:bidi="sw_KE"/>
+        </w:rPr>
+        <w:t>20–48</w:t>
+      </w:r>
+      <w:r>
+        <w:rPr>
+          <w:lang w:val="sw_KE" w:bidi="sw_KE"/>
+        </w:rPr>
+        <w:t xml:space="preserve">; </w:t>
+      </w:r>
+      <w:r>
+        <w:rPr>
+          <w:lang w:val="sw_KE" w:bidi="sw_KE"/>
+        </w:rPr>
+        <w:t>7:13–27</w:t>
+      </w:r>
+      <w:r>
+        <w:rPr>
+          <w:lang w:val="sw_KE" w:bidi="sw_KE"/>
+        </w:rPr>
+        <w:t xml:space="preserve">; </w:t>
+      </w:r>
+      <w:r>
+        <w:rPr>
+          <w:lang w:val="sw_KE" w:bidi="sw_KE"/>
+        </w:rPr>
+        <w:t>10:32–33</w:t>
+      </w:r>
+      <w:r>
+        <w:rPr>
+          <w:lang w:val="sw_KE" w:bidi="sw_KE"/>
+        </w:rPr>
+        <w:t xml:space="preserve">; </w:t>
+      </w:r>
+      <w:r>
+        <w:rPr>
+          <w:lang w:val="sw_KE" w:bidi="sw_KE"/>
+        </w:rPr>
+        <w:t>11:20–24</w:t>
+      </w:r>
+      <w:r>
+        <w:rPr>
+          <w:lang w:val="sw_KE" w:bidi="sw_KE"/>
+        </w:rPr>
+        <w:t xml:space="preserve">; </w:t>
+      </w:r>
+      <w:r>
+        <w:rPr>
+          <w:lang w:val="sw_KE" w:bidi="sw_KE"/>
+        </w:rPr>
+        <w:t>12:33–42</w:t>
+      </w:r>
+      <w:r>
+        <w:rPr>
+          <w:lang w:val="sw_KE" w:bidi="sw_KE"/>
+        </w:rPr>
+        <w:t xml:space="preserve">; </w:t>
+      </w:r>
+      <w:r>
+        <w:rPr>
+          <w:lang w:val="sw_KE" w:bidi="sw_KE"/>
+        </w:rPr>
+        <w:t>13:3–9</w:t>
+      </w:r>
       <w:r>
         <w:rPr>
           <w:lang w:val="sw_KE" w:bidi="sw_KE"/>
         </w:rPr>
         <w:t xml:space="preserve">, </w:t>
       </w:r>
-      <w:hyperlink r:id="rId157">
-        <w:r>
-          <w:rPr>
-            <w:lang w:val="sw_KE" w:bidi="sw_KE"/>
-          </w:rPr>
-          <w:rPr>
-            <w:color w:val="0000EE"/>
-            <w:u w:val="single"/>
-          </w:rPr>
-          <w:t>18–23</w:t>
-        </w:r>
-      </w:hyperlink>
-      <w:r>
-        <w:rPr>
-          <w:lang w:val="sw_KE" w:bidi="sw_KE"/>
-        </w:rPr>
-        <w:t xml:space="preserve">; </w:t>
-      </w:r>
-      <w:hyperlink r:id="rId154">
-        <w:r>
-          <w:rPr>
-            <w:lang w:val="sw_KE" w:bidi="sw_KE"/>
-          </w:rPr>
-          <w:rPr>
-            <w:color w:val="0000EE"/>
-            <w:u w:val="single"/>
-          </w:rPr>
-          <w:t>15:15–20</w:t>
-        </w:r>
-      </w:hyperlink>
-      <w:r>
-        <w:rPr>
-          <w:lang w:val="sw_KE" w:bidi="sw_KE"/>
-        </w:rPr>
-        <w:t xml:space="preserve">; </w:t>
-      </w:r>
-      <w:hyperlink r:id="rId158">
-        <w:r>
-          <w:rPr>
-            <w:lang w:val="sw_KE" w:bidi="sw_KE"/>
-          </w:rPr>
-          <w:rPr>
-            <w:color w:val="0000EE"/>
-            <w:u w:val="single"/>
-          </w:rPr>
-          <w:t>16:27</w:t>
-        </w:r>
-      </w:hyperlink>
-      <w:r>
-        <w:rPr>
-          <w:lang w:val="sw_KE" w:bidi="sw_KE"/>
-        </w:rPr>
-        <w:t xml:space="preserve">; </w:t>
-      </w:r>
-      <w:hyperlink r:id="rId200">
-        <w:r>
-          <w:rPr>
-            <w:lang w:val="sw_KE" w:bidi="sw_KE"/>
-          </w:rPr>
-          <w:rPr>
-            <w:color w:val="0000EE"/>
-            <w:u w:val="single"/>
-          </w:rPr>
-          <w:t>25:31–46</w:t>
-        </w:r>
-      </w:hyperlink>
-      <w:r>
-        <w:rPr>
-          <w:lang w:val="sw_KE" w:bidi="sw_KE"/>
-        </w:rPr>
-        <w:t xml:space="preserve">; </w:t>
-      </w:r>
-      <w:hyperlink r:id="rId201">
-        <w:r>
-          <w:rPr>
-            <w:lang w:val="sw_KE" w:bidi="sw_KE"/>
-          </w:rPr>
-          <w:rPr>
-            <w:color w:val="0000EE"/>
-            <w:u w:val="single"/>
-          </w:rPr>
-          <w:t>Yohana 15:2</w:t>
-        </w:r>
-      </w:hyperlink>
-      <w:r>
-        <w:rPr>
-          <w:lang w:val="sw_KE" w:bidi="sw_KE"/>
-        </w:rPr>
-        <w:t xml:space="preserve">; </w:t>
-      </w:r>
-      <w:hyperlink r:id="rId184">
-        <w:r>
-          <w:rPr>
-            <w:lang w:val="sw_KE" w:bidi="sw_KE"/>
-          </w:rPr>
-          <w:rPr>
-            <w:color w:val="0000EE"/>
-            <w:u w:val="single"/>
-          </w:rPr>
-          <w:t>Warumi 2:6</w:t>
-        </w:r>
-      </w:hyperlink>
-      <w:r>
-        <w:rPr>
-          <w:lang w:val="sw_KE" w:bidi="sw_KE"/>
-        </w:rPr>
-        <w:t xml:space="preserve">; </w:t>
-      </w:r>
-      <w:hyperlink r:id="rId164">
-        <w:r>
-          <w:rPr>
-            <w:lang w:val="sw_KE" w:bidi="sw_KE"/>
-          </w:rPr>
-          <w:rPr>
-            <w:color w:val="0000EE"/>
-            <w:u w:val="single"/>
-          </w:rPr>
-          <w:t>Wagalatia 5:6</w:t>
-        </w:r>
-      </w:hyperlink>
+      <w:r>
+        <w:rPr>
+          <w:lang w:val="sw_KE" w:bidi="sw_KE"/>
+        </w:rPr>
+        <w:t>18–23</w:t>
+      </w:r>
+      <w:r>
+        <w:rPr>
+          <w:lang w:val="sw_KE" w:bidi="sw_KE"/>
+        </w:rPr>
+        <w:t xml:space="preserve">; </w:t>
+      </w:r>
+      <w:r>
+        <w:rPr>
+          <w:lang w:val="sw_KE" w:bidi="sw_KE"/>
+        </w:rPr>
+        <w:t>15:15–20</w:t>
+      </w:r>
+      <w:r>
+        <w:rPr>
+          <w:lang w:val="sw_KE" w:bidi="sw_KE"/>
+        </w:rPr>
+        <w:t xml:space="preserve">; </w:t>
+      </w:r>
+      <w:r>
+        <w:rPr>
+          <w:lang w:val="sw_KE" w:bidi="sw_KE"/>
+        </w:rPr>
+        <w:t>16:27</w:t>
+      </w:r>
+      <w:r>
+        <w:rPr>
+          <w:lang w:val="sw_KE" w:bidi="sw_KE"/>
+        </w:rPr>
+        <w:t xml:space="preserve">; </w:t>
+      </w:r>
+      <w:r>
+        <w:rPr>
+          <w:lang w:val="sw_KE" w:bidi="sw_KE"/>
+        </w:rPr>
+        <w:t>25:31–46</w:t>
+      </w:r>
+      <w:r>
+        <w:rPr>
+          <w:lang w:val="sw_KE" w:bidi="sw_KE"/>
+        </w:rPr>
+        <w:t xml:space="preserve">; </w:t>
+      </w:r>
+      <w:r>
+        <w:rPr>
+          <w:lang w:val="sw_KE" w:bidi="sw_KE"/>
+        </w:rPr>
+        <w:t>Yohana 15:2</w:t>
+      </w:r>
+      <w:r>
+        <w:rPr>
+          <w:lang w:val="sw_KE" w:bidi="sw_KE"/>
+        </w:rPr>
+        <w:t xml:space="preserve">; </w:t>
+      </w:r>
+      <w:r>
+        <w:rPr>
+          <w:lang w:val="sw_KE" w:bidi="sw_KE"/>
+        </w:rPr>
+        <w:t>Warumi 2:6</w:t>
+      </w:r>
+      <w:r>
+        <w:rPr>
+          <w:lang w:val="sw_KE" w:bidi="sw_KE"/>
+        </w:rPr>
+        <w:t xml:space="preserve">; </w:t>
+      </w:r>
+      <w:r>
+        <w:rPr>
+          <w:lang w:val="sw_KE" w:bidi="sw_KE"/>
+        </w:rPr>
+        <w:t>Wagalatia 5:6</w:t>
+      </w:r>
       <w:r>
         <w:rPr>
           <w:lang w:val="sw_KE" w:bidi="sw_KE"/>
         </w:rPr>
         <w:t xml:space="preserve">, </w:t>
       </w:r>
-      <w:hyperlink r:id="rId202">
-        <w:r>
-          <w:rPr>
-            <w:lang w:val="sw_KE" w:bidi="sw_KE"/>
-          </w:rPr>
-          <w:rPr>
-            <w:color w:val="0000EE"/>
-            <w:u w:val="single"/>
-          </w:rPr>
-          <w:t>16–26</w:t>
-        </w:r>
-      </w:hyperlink>
-      <w:r>
-        <w:rPr>
-          <w:lang w:val="sw_KE" w:bidi="sw_KE"/>
-        </w:rPr>
-        <w:t xml:space="preserve">; </w:t>
-      </w:r>
-      <w:hyperlink r:id="rId185">
-        <w:r>
-          <w:rPr>
-            <w:lang w:val="sw_KE" w:bidi="sw_KE"/>
-          </w:rPr>
-          <w:rPr>
-            <w:color w:val="0000EE"/>
-            <w:u w:val="single"/>
-          </w:rPr>
-          <w:t>6:5–10</w:t>
-        </w:r>
-      </w:hyperlink>
-      <w:r>
-        <w:rPr>
-          <w:lang w:val="sw_KE" w:bidi="sw_KE"/>
-        </w:rPr>
-        <w:t xml:space="preserve">; </w:t>
-      </w:r>
-      <w:hyperlink r:id="rId203">
-        <w:r>
-          <w:rPr>
-            <w:lang w:val="sw_KE" w:bidi="sw_KE"/>
-          </w:rPr>
-          <w:rPr>
-            <w:color w:val="0000EE"/>
-            <w:u w:val="single"/>
-          </w:rPr>
-          <w:t>Waefeso 2:8–10</w:t>
-        </w:r>
-      </w:hyperlink>
-      <w:r>
-        <w:rPr>
-          <w:lang w:val="sw_KE" w:bidi="sw_KE"/>
-        </w:rPr>
-        <w:t xml:space="preserve">; </w:t>
-      </w:r>
-      <w:hyperlink r:id="rId204">
-        <w:r>
-          <w:rPr>
-            <w:lang w:val="sw_KE" w:bidi="sw_KE"/>
-          </w:rPr>
-          <w:rPr>
-            <w:color w:val="0000EE"/>
-            <w:u w:val="single"/>
-          </w:rPr>
-          <w:t>5:3–9</w:t>
-        </w:r>
-      </w:hyperlink>
-      <w:r>
-        <w:rPr>
-          <w:lang w:val="sw_KE" w:bidi="sw_KE"/>
-        </w:rPr>
-        <w:t xml:space="preserve">; </w:t>
-      </w:r>
-      <w:hyperlink r:id="rId186">
-        <w:r>
-          <w:rPr>
-            <w:lang w:val="sw_KE" w:bidi="sw_KE"/>
-          </w:rPr>
-          <w:rPr>
-            <w:color w:val="0000EE"/>
-            <w:u w:val="single"/>
-          </w:rPr>
-          <w:t>Wafilipi 2:12–13</w:t>
-        </w:r>
-      </w:hyperlink>
-      <w:r>
-        <w:rPr>
-          <w:lang w:val="sw_KE" w:bidi="sw_KE"/>
-        </w:rPr>
-        <w:t xml:space="preserve">; </w:t>
-      </w:r>
-      <w:hyperlink r:id="rId205">
-        <w:r>
-          <w:rPr>
-            <w:lang w:val="sw_KE" w:bidi="sw_KE"/>
-          </w:rPr>
-          <w:rPr>
-            <w:color w:val="0000EE"/>
-            <w:u w:val="single"/>
-          </w:rPr>
-          <w:t>Waebrania 11:1–40</w:t>
-        </w:r>
-      </w:hyperlink>
-      <w:r>
-        <w:rPr>
-          <w:lang w:val="sw_KE" w:bidi="sw_KE"/>
-        </w:rPr>
-        <w:t xml:space="preserve">; </w:t>
-      </w:r>
-      <w:hyperlink r:id="rId175">
-        <w:r>
-          <w:rPr>
-            <w:lang w:val="sw_KE" w:bidi="sw_KE"/>
-          </w:rPr>
-          <w:rPr>
-            <w:color w:val="0000EE"/>
-            <w:u w:val="single"/>
-          </w:rPr>
-          <w:t>Yakobo 2:14–26</w:t>
-        </w:r>
-      </w:hyperlink>
-      <w:r>
-        <w:rPr>
-          <w:lang w:val="sw_KE" w:bidi="sw_KE"/>
-        </w:rPr>
-        <w:t xml:space="preserve">; </w:t>
-      </w:r>
-      <w:hyperlink r:id="rId168">
-        <w:r>
-          <w:rPr>
-            <w:lang w:val="sw_KE" w:bidi="sw_KE"/>
-          </w:rPr>
-          <w:rPr>
-            <w:color w:val="0000EE"/>
-            <w:u w:val="single"/>
-          </w:rPr>
-          <w:t>1 Yohana 1:5–10</w:t>
-        </w:r>
-      </w:hyperlink>
-      <w:r>
-        <w:rPr>
-          <w:lang w:val="sw_KE" w:bidi="sw_KE"/>
-        </w:rPr>
-        <w:t xml:space="preserve">; </w:t>
-      </w:r>
-      <w:hyperlink r:id="rId206">
-        <w:r>
-          <w:rPr>
-            <w:lang w:val="sw_KE" w:bidi="sw_KE"/>
-          </w:rPr>
-          <w:rPr>
-            <w:color w:val="0000EE"/>
-            <w:u w:val="single"/>
-          </w:rPr>
-          <w:t>Ufunuo 21:6–8</w:t>
-        </w:r>
-      </w:hyperlink>
+      <w:r>
+        <w:rPr>
+          <w:lang w:val="sw_KE" w:bidi="sw_KE"/>
+        </w:rPr>
+        <w:t>16–26</w:t>
+      </w:r>
+      <w:r>
+        <w:rPr>
+          <w:lang w:val="sw_KE" w:bidi="sw_KE"/>
+        </w:rPr>
+        <w:t xml:space="preserve">; </w:t>
+      </w:r>
+      <w:r>
+        <w:rPr>
+          <w:lang w:val="sw_KE" w:bidi="sw_KE"/>
+        </w:rPr>
+        <w:t>6:5–10</w:t>
+      </w:r>
+      <w:r>
+        <w:rPr>
+          <w:lang w:val="sw_KE" w:bidi="sw_KE"/>
+        </w:rPr>
+        <w:t xml:space="preserve">; </w:t>
+      </w:r>
+      <w:r>
+        <w:rPr>
+          <w:lang w:val="sw_KE" w:bidi="sw_KE"/>
+        </w:rPr>
+        <w:t>Waefeso 2:8–10</w:t>
+      </w:r>
+      <w:r>
+        <w:rPr>
+          <w:lang w:val="sw_KE" w:bidi="sw_KE"/>
+        </w:rPr>
+        <w:t xml:space="preserve">; </w:t>
+      </w:r>
+      <w:r>
+        <w:rPr>
+          <w:lang w:val="sw_KE" w:bidi="sw_KE"/>
+        </w:rPr>
+        <w:t>5:3–9</w:t>
+      </w:r>
+      <w:r>
+        <w:rPr>
+          <w:lang w:val="sw_KE" w:bidi="sw_KE"/>
+        </w:rPr>
+        <w:t xml:space="preserve">; </w:t>
+      </w:r>
+      <w:r>
+        <w:rPr>
+          <w:lang w:val="sw_KE" w:bidi="sw_KE"/>
+        </w:rPr>
+        <w:t>Wafilipi 2:12–13</w:t>
+      </w:r>
+      <w:r>
+        <w:rPr>
+          <w:lang w:val="sw_KE" w:bidi="sw_KE"/>
+        </w:rPr>
+        <w:t xml:space="preserve">; </w:t>
+      </w:r>
+      <w:r>
+        <w:rPr>
+          <w:lang w:val="sw_KE" w:bidi="sw_KE"/>
+        </w:rPr>
+        <w:t>Waebrania 11:1–40</w:t>
+      </w:r>
+      <w:r>
+        <w:rPr>
+          <w:lang w:val="sw_KE" w:bidi="sw_KE"/>
+        </w:rPr>
+        <w:t xml:space="preserve">; </w:t>
+      </w:r>
+      <w:r>
+        <w:rPr>
+          <w:lang w:val="sw_KE" w:bidi="sw_KE"/>
+        </w:rPr>
+        <w:t>Yakobo 2:14–26</w:t>
+      </w:r>
+      <w:r>
+        <w:rPr>
+          <w:lang w:val="sw_KE" w:bidi="sw_KE"/>
+        </w:rPr>
+        <w:t xml:space="preserve">; </w:t>
+      </w:r>
+      <w:r>
+        <w:rPr>
+          <w:lang w:val="sw_KE" w:bidi="sw_KE"/>
+        </w:rPr>
+        <w:t>1 Yohana 1:5–10</w:t>
+      </w:r>
+      <w:r>
+        <w:rPr>
+          <w:lang w:val="sw_KE" w:bidi="sw_KE"/>
+        </w:rPr>
+        <w:t xml:space="preserve">; </w:t>
+      </w:r>
+      <w:r>
+        <w:rPr>
+          <w:lang w:val="sw_KE" w:bidi="sw_KE"/>
+        </w:rPr>
+        <w:t>Ufunuo 21:6–8</w:t>
+      </w:r>
       <w:r>
         <w:rPr>
           <w:lang w:val="sw_KE" w:bidi="sw_KE"/>
@@ -5229,126 +3819,84 @@
         </w:rPr>
         <w:t>Neno la Kigiriki lililotafsiriwa kama "imani ndogo" na maneno yanayohusiana linaonekana mara tano katika Injili ya Mathayo (</w:t>
       </w:r>
-      <w:hyperlink r:id="rId207">
-        <w:r>
-          <w:rPr>
-            <w:lang w:val="sw_KE" w:bidi="sw_KE"/>
-          </w:rPr>
-          <w:rPr>
-            <w:color w:val="0000EE"/>
-            <w:u w:val="single"/>
-          </w:rPr>
-          <w:t>Mathayo 6:30</w:t>
-        </w:r>
-      </w:hyperlink>
-      <w:r>
-        <w:rPr>
-          <w:lang w:val="sw_KE" w:bidi="sw_KE"/>
-        </w:rPr>
-        <w:t xml:space="preserve">; </w:t>
-      </w:r>
-      <w:hyperlink r:id="rId208">
-        <w:r>
-          <w:rPr>
-            <w:lang w:val="sw_KE" w:bidi="sw_KE"/>
-          </w:rPr>
-          <w:rPr>
-            <w:color w:val="0000EE"/>
-            <w:u w:val="single"/>
-          </w:rPr>
-          <w:t>8:26</w:t>
-        </w:r>
-      </w:hyperlink>
-      <w:r>
-        <w:rPr>
-          <w:lang w:val="sw_KE" w:bidi="sw_KE"/>
-        </w:rPr>
-        <w:t xml:space="preserve">; </w:t>
-      </w:r>
-      <w:hyperlink r:id="rId209">
-        <w:r>
-          <w:rPr>
-            <w:lang w:val="sw_KE" w:bidi="sw_KE"/>
-          </w:rPr>
-          <w:rPr>
-            <w:color w:val="0000EE"/>
-            <w:u w:val="single"/>
-          </w:rPr>
-          <w:t>14:31</w:t>
-        </w:r>
-      </w:hyperlink>
-      <w:r>
-        <w:rPr>
-          <w:lang w:val="sw_KE" w:bidi="sw_KE"/>
-        </w:rPr>
-        <w:t xml:space="preserve">; </w:t>
-      </w:r>
-      <w:hyperlink r:id="rId210">
-        <w:r>
-          <w:rPr>
-            <w:lang w:val="sw_KE" w:bidi="sw_KE"/>
-          </w:rPr>
-          <w:rPr>
-            <w:color w:val="0000EE"/>
-            <w:u w:val="single"/>
-          </w:rPr>
-          <w:t>16:8</w:t>
-        </w:r>
-      </w:hyperlink>
-      <w:r>
-        <w:rPr>
-          <w:lang w:val="sw_KE" w:bidi="sw_KE"/>
-        </w:rPr>
-        <w:t xml:space="preserve">; </w:t>
-      </w:r>
-      <w:hyperlink r:id="rId211">
-        <w:r>
-          <w:rPr>
-            <w:lang w:val="sw_KE" w:bidi="sw_KE"/>
-          </w:rPr>
-          <w:rPr>
-            <w:color w:val="0000EE"/>
-            <w:u w:val="single"/>
-          </w:rPr>
-          <w:t>17:20</w:t>
-        </w:r>
-      </w:hyperlink>
+      <w:r>
+        <w:rPr>
+          <w:lang w:val="sw_KE" w:bidi="sw_KE"/>
+        </w:rPr>
+        <w:t>Mathayo 6:30</w:t>
+      </w:r>
+      <w:r>
+        <w:rPr>
+          <w:lang w:val="sw_KE" w:bidi="sw_KE"/>
+        </w:rPr>
+        <w:t xml:space="preserve">; </w:t>
+      </w:r>
+      <w:r>
+        <w:rPr>
+          <w:lang w:val="sw_KE" w:bidi="sw_KE"/>
+        </w:rPr>
+        <w:t>8:26</w:t>
+      </w:r>
+      <w:r>
+        <w:rPr>
+          <w:lang w:val="sw_KE" w:bidi="sw_KE"/>
+        </w:rPr>
+        <w:t xml:space="preserve">; </w:t>
+      </w:r>
+      <w:r>
+        <w:rPr>
+          <w:lang w:val="sw_KE" w:bidi="sw_KE"/>
+        </w:rPr>
+        <w:t>14:31</w:t>
+      </w:r>
+      <w:r>
+        <w:rPr>
+          <w:lang w:val="sw_KE" w:bidi="sw_KE"/>
+        </w:rPr>
+        <w:t xml:space="preserve">; </w:t>
+      </w:r>
+      <w:r>
+        <w:rPr>
+          <w:lang w:val="sw_KE" w:bidi="sw_KE"/>
+        </w:rPr>
+        <w:t>16:8</w:t>
+      </w:r>
+      <w:r>
+        <w:rPr>
+          <w:lang w:val="sw_KE" w:bidi="sw_KE"/>
+        </w:rPr>
+        <w:t xml:space="preserve">; </w:t>
+      </w:r>
+      <w:r>
+        <w:rPr>
+          <w:lang w:val="sw_KE" w:bidi="sw_KE"/>
+        </w:rPr>
+        <w:t>17:20</w:t>
+      </w:r>
       <w:r>
         <w:rPr>
           <w:lang w:val="sw_KE" w:bidi="sw_KE"/>
         </w:rPr>
         <w:t>). Pia linaonekana mara moja katika Luka (</w:t>
       </w:r>
-      <w:hyperlink r:id="rId212">
-        <w:r>
-          <w:rPr>
-            <w:lang w:val="sw_KE" w:bidi="sw_KE"/>
-          </w:rPr>
-          <w:rPr>
-            <w:color w:val="0000EE"/>
-            <w:u w:val="single"/>
-          </w:rPr>
-          <w:t>Luka 12:28</w:t>
-        </w:r>
-      </w:hyperlink>
+      <w:r>
+        <w:rPr>
+          <w:lang w:val="sw_KE" w:bidi="sw_KE"/>
+        </w:rPr>
+        <w:t>Luka 12:28</w:t>
+      </w:r>
       <w:r>
         <w:rPr>
           <w:lang w:val="sw_KE" w:bidi="sw_KE"/>
         </w:rPr>
         <w:t xml:space="preserve">; linganisha </w:t>
       </w:r>
-      <w:hyperlink r:id="rId213">
-        <w:r>
-          <w:rPr>
-            <w:lang w:val="sw_KE" w:bidi="sw_KE"/>
-          </w:rPr>
-          <w:rPr>
-            <w:color w:val="0000EE"/>
-            <w:u w:val="single"/>
-          </w:rPr>
-          <w:t>Yakobo 1:6–7</w:t>
-        </w:r>
-      </w:hyperlink>
+      <w:r>
+        <w:rPr>
+          <w:lang w:val="sw_KE" w:bidi="sw_KE"/>
+        </w:rPr>
+        <w:t>Yakobo 1:6–7</w:t>
+      </w:r>
       <w:r>
         <w:rPr>
           <w:lang w:val="sw_KE" w:bidi="sw_KE"/>
@@ -5369,36 +3917,24 @@
         </w:rPr>
         <w:t>Kwenye Mathayo, "imani ndogo" hutokea wakati wanafunzi wa Yesu wanapokosa maarifa au kutenda bila imani katika hali fulani (</w:t>
       </w:r>
-      <w:hyperlink r:id="rId214">
-        <w:r>
-          <w:rPr>
-            <w:lang w:val="sw_KE" w:bidi="sw_KE"/>
-          </w:rPr>
-          <w:rPr>
-            <w:color w:val="0000EE"/>
-            <w:u w:val="single"/>
-          </w:rPr>
-          <w:t>Mathayo 16:8–11</w:t>
-        </w:r>
-      </w:hyperlink>
+      <w:r>
+        <w:rPr>
+          <w:lang w:val="sw_KE" w:bidi="sw_KE"/>
+        </w:rPr>
+        <w:t>Mathayo 16:8–11</w:t>
+      </w:r>
       <w:r>
         <w:rPr>
           <w:lang w:val="sw_KE" w:bidi="sw_KE"/>
         </w:rPr>
         <w:t>). Ikiwa mtu mara kwa mara anakosa imani, inaitwa "kutoamini" (tazama</w:t>
       </w:r>
-      <w:hyperlink r:id="rId215">
-        <w:r>
-          <w:rPr>
-            <w:lang w:val="sw_KE" w:bidi="sw_KE"/>
-          </w:rPr>
-          <w:rPr>
-            <w:color w:val="0000EE"/>
-            <w:u w:val="single"/>
-          </w:rPr>
-          <w:t xml:space="preserve"> 13:58</w:t>
-        </w:r>
-      </w:hyperlink>
+      <w:r>
+        <w:rPr>
+          <w:lang w:val="sw_KE" w:bidi="sw_KE"/>
+        </w:rPr>
+        <w:t xml:space="preserve"> 13:58</w:t>
+      </w:r>
       <w:r>
         <w:rPr>
           <w:lang w:val="sw_KE" w:bidi="sw_KE"/>
@@ -5437,18 +3973,12 @@
         </w:rPr>
         <w:t>wakati wanafunzi hawatambui thamani yao au ulinzi wa Mungu (</w:t>
       </w:r>
-      <w:hyperlink r:id="rId207">
-        <w:r>
-          <w:rPr>
-            <w:lang w:val="sw_KE" w:bidi="sw_KE"/>
-          </w:rPr>
-          <w:rPr>
-            <w:color w:val="0000EE"/>
-            <w:u w:val="single"/>
-          </w:rPr>
-          <w:t>6:30</w:t>
-        </w:r>
-      </w:hyperlink>
+      <w:r>
+        <w:rPr>
+          <w:lang w:val="sw_KE" w:bidi="sw_KE"/>
+        </w:rPr>
+        <w:t>6:30</w:t>
+      </w:r>
       <w:r>
         <w:rPr>
           <w:lang w:val="sw_KE" w:bidi="sw_KE"/>
@@ -5473,36 +4003,24 @@
         </w:rPr>
         <w:t>wakati wanafunzi hawana imani katika ulinzi wa Mungu wakati wa hatari (</w:t>
       </w:r>
-      <w:hyperlink r:id="rId208">
-        <w:r>
-          <w:rPr>
-            <w:lang w:val="sw_KE" w:bidi="sw_KE"/>
-          </w:rPr>
-          <w:rPr>
-            <w:color w:val="0000EE"/>
-            <w:u w:val="single"/>
-          </w:rPr>
-          <w:t>8:26</w:t>
-        </w:r>
-      </w:hyperlink>
-      <w:r>
-        <w:rPr>
-          <w:lang w:val="sw_KE" w:bidi="sw_KE"/>
-        </w:rPr>
-        <w:t xml:space="preserve">; </w:t>
-      </w:r>
-      <w:hyperlink r:id="rId209">
-        <w:r>
-          <w:rPr>
-            <w:lang w:val="sw_KE" w:bidi="sw_KE"/>
-          </w:rPr>
-          <w:rPr>
-            <w:color w:val="0000EE"/>
-            <w:u w:val="single"/>
-          </w:rPr>
-          <w:t>14:31</w:t>
-        </w:r>
-      </w:hyperlink>
+      <w:r>
+        <w:rPr>
+          <w:lang w:val="sw_KE" w:bidi="sw_KE"/>
+        </w:rPr>
+        <w:t>8:26</w:t>
+      </w:r>
+      <w:r>
+        <w:rPr>
+          <w:lang w:val="sw_KE" w:bidi="sw_KE"/>
+        </w:rPr>
+        <w:t xml:space="preserve">; </w:t>
+      </w:r>
+      <w:r>
+        <w:rPr>
+          <w:lang w:val="sw_KE" w:bidi="sw_KE"/>
+        </w:rPr>
+        <w:t>14:31</w:t>
+      </w:r>
       <w:r>
         <w:rPr>
           <w:lang w:val="sw_KE" w:bidi="sw_KE"/>
@@ -5527,18 +4045,12 @@
         </w:rPr>
         <w:t>wakati wanafunzi wanaposhindwa kuelewa mafundisho ya Yesu kuhusu chachu (</w:t>
       </w:r>
-      <w:hyperlink r:id="rId210">
-        <w:r>
-          <w:rPr>
-            <w:lang w:val="sw_KE" w:bidi="sw_KE"/>
-          </w:rPr>
-          <w:rPr>
-            <w:color w:val="0000EE"/>
-            <w:u w:val="single"/>
-          </w:rPr>
-          <w:t>16:8</w:t>
-        </w:r>
-      </w:hyperlink>
+      <w:r>
+        <w:rPr>
+          <w:lang w:val="sw_KE" w:bidi="sw_KE"/>
+        </w:rPr>
+        <w:t>16:8</w:t>
+      </w:r>
       <w:r>
         <w:rPr>
           <w:lang w:val="sw_KE" w:bidi="sw_KE"/>
@@ -5563,18 +4075,12 @@
         </w:rPr>
         <w:t>wakati wanafunzi walishindwa kumtoa pepo (</w:t>
       </w:r>
-      <w:hyperlink r:id="rId211">
-        <w:r>
-          <w:rPr>
-            <w:lang w:val="sw_KE" w:bidi="sw_KE"/>
-          </w:rPr>
-          <w:rPr>
-            <w:color w:val="0000EE"/>
-            <w:u w:val="single"/>
-          </w:rPr>
-          <w:t>17:20</w:t>
-        </w:r>
-      </w:hyperlink>
+      <w:r>
+        <w:rPr>
+          <w:lang w:val="sw_KE" w:bidi="sw_KE"/>
+        </w:rPr>
+        <w:t>17:20</w:t>
+      </w:r>
       <w:r>
         <w:rPr>
           <w:lang w:val="sw_KE" w:bidi="sw_KE"/>
@@ -5648,36 +4154,24 @@
         </w:rPr>
         <w:t xml:space="preserve"> (kukubali ukweli). Shida ya Mathayo kuhusu "imani ndogo" inahusu mfuasi wa Yesu kukosa kuamini katika hali maalum, badala ya kushindwa kumwamini Yesu kama Bwana na Mwokozi. Yesu anataka wafuasi wake sio tu kumwamini bali pia kumtumaini, kumpenda, na kumtii (tazama </w:t>
       </w:r>
-      <w:hyperlink r:id="rId216">
-        <w:r>
-          <w:rPr>
-            <w:lang w:val="sw_KE" w:bidi="sw_KE"/>
-          </w:rPr>
-          <w:rPr>
-            <w:color w:val="0000EE"/>
-            <w:u w:val="single"/>
-          </w:rPr>
-          <w:t>Mathayo 7:21–29</w:t>
-        </w:r>
-      </w:hyperlink>
-      <w:r>
-        <w:rPr>
-          <w:lang w:val="sw_KE" w:bidi="sw_KE"/>
-        </w:rPr>
-        <w:t xml:space="preserve">; </w:t>
-      </w:r>
-      <w:hyperlink r:id="rId217">
-        <w:r>
-          <w:rPr>
-            <w:lang w:val="sw_KE" w:bidi="sw_KE"/>
-          </w:rPr>
-          <w:rPr>
-            <w:color w:val="0000EE"/>
-            <w:u w:val="single"/>
-          </w:rPr>
-          <w:t>22:34–40</w:t>
-        </w:r>
-      </w:hyperlink>
+      <w:r>
+        <w:rPr>
+          <w:lang w:val="sw_KE" w:bidi="sw_KE"/>
+        </w:rPr>
+        <w:t>Mathayo 7:21–29</w:t>
+      </w:r>
+      <w:r>
+        <w:rPr>
+          <w:lang w:val="sw_KE" w:bidi="sw_KE"/>
+        </w:rPr>
+        <w:t xml:space="preserve">; </w:t>
+      </w:r>
+      <w:r>
+        <w:rPr>
+          <w:lang w:val="sw_KE" w:bidi="sw_KE"/>
+        </w:rPr>
+        <w:t>22:34–40</w:t>
+      </w:r>
       <w:r>
         <w:rPr>
           <w:lang w:val="sw_KE" w:bidi="sw_KE"/>
@@ -5707,180 +4201,120 @@
           <w:lang w:val="sw_KE" w:bidi="sw_KE"/>
         </w:rPr>
       </w:r>
-      <w:hyperlink r:id="rId207">
-        <w:r>
-          <w:rPr>
-            <w:lang w:val="sw_KE" w:bidi="sw_KE"/>
-          </w:rPr>
-          <w:rPr>
-            <w:color w:val="0000EE"/>
-            <w:u w:val="single"/>
-          </w:rPr>
-          <w:t>Mathayo 6:30</w:t>
-        </w:r>
-      </w:hyperlink>
-      <w:r>
-        <w:rPr>
-          <w:lang w:val="sw_KE" w:bidi="sw_KE"/>
-        </w:rPr>
-        <w:t xml:space="preserve">; </w:t>
-      </w:r>
-      <w:hyperlink r:id="rId216">
-        <w:r>
-          <w:rPr>
-            <w:lang w:val="sw_KE" w:bidi="sw_KE"/>
-          </w:rPr>
-          <w:rPr>
-            <w:color w:val="0000EE"/>
-            <w:u w:val="single"/>
-          </w:rPr>
-          <w:t>7:21–29</w:t>
-        </w:r>
-      </w:hyperlink>
-      <w:r>
-        <w:rPr>
-          <w:lang w:val="sw_KE" w:bidi="sw_KE"/>
-        </w:rPr>
-        <w:t xml:space="preserve">; </w:t>
-      </w:r>
-      <w:hyperlink r:id="rId208">
-        <w:r>
-          <w:rPr>
-            <w:lang w:val="sw_KE" w:bidi="sw_KE"/>
-          </w:rPr>
-          <w:rPr>
-            <w:color w:val="0000EE"/>
-            <w:u w:val="single"/>
-          </w:rPr>
-          <w:t>8:26</w:t>
-        </w:r>
-      </w:hyperlink>
-      <w:r>
-        <w:rPr>
-          <w:lang w:val="sw_KE" w:bidi="sw_KE"/>
-        </w:rPr>
-        <w:t xml:space="preserve">; </w:t>
-      </w:r>
-      <w:hyperlink r:id="rId215">
-        <w:r>
-          <w:rPr>
-            <w:lang w:val="sw_KE" w:bidi="sw_KE"/>
-          </w:rPr>
-          <w:rPr>
-            <w:color w:val="0000EE"/>
-            <w:u w:val="single"/>
-          </w:rPr>
-          <w:t>13:58</w:t>
-        </w:r>
-      </w:hyperlink>
-      <w:r>
-        <w:rPr>
-          <w:lang w:val="sw_KE" w:bidi="sw_KE"/>
-        </w:rPr>
-        <w:t xml:space="preserve">; </w:t>
-      </w:r>
-      <w:hyperlink r:id="rId209">
-        <w:r>
-          <w:rPr>
-            <w:lang w:val="sw_KE" w:bidi="sw_KE"/>
-          </w:rPr>
-          <w:rPr>
-            <w:color w:val="0000EE"/>
-            <w:u w:val="single"/>
-          </w:rPr>
-          <w:t>14:31</w:t>
-        </w:r>
-      </w:hyperlink>
-      <w:r>
-        <w:rPr>
-          <w:lang w:val="sw_KE" w:bidi="sw_KE"/>
-        </w:rPr>
-        <w:t xml:space="preserve">; </w:t>
-      </w:r>
-      <w:hyperlink r:id="rId210">
-        <w:r>
-          <w:rPr>
-            <w:lang w:val="sw_KE" w:bidi="sw_KE"/>
-          </w:rPr>
-          <w:rPr>
-            <w:color w:val="0000EE"/>
-            <w:u w:val="single"/>
-          </w:rPr>
-          <w:t>16:8</w:t>
-        </w:r>
-      </w:hyperlink>
-      <w:r>
-        <w:rPr>
-          <w:lang w:val="sw_KE" w:bidi="sw_KE"/>
-        </w:rPr>
-        <w:t xml:space="preserve">; </w:t>
-      </w:r>
-      <w:hyperlink r:id="rId211">
-        <w:r>
-          <w:rPr>
-            <w:lang w:val="sw_KE" w:bidi="sw_KE"/>
-          </w:rPr>
-          <w:rPr>
-            <w:color w:val="0000EE"/>
-            <w:u w:val="single"/>
-          </w:rPr>
-          <w:t>17:20</w:t>
-        </w:r>
-      </w:hyperlink>
-      <w:r>
-        <w:rPr>
-          <w:lang w:val="sw_KE" w:bidi="sw_KE"/>
-        </w:rPr>
-        <w:t xml:space="preserve">; </w:t>
-      </w:r>
-      <w:hyperlink r:id="rId217">
-        <w:r>
-          <w:rPr>
-            <w:lang w:val="sw_KE" w:bidi="sw_KE"/>
-          </w:rPr>
-          <w:rPr>
-            <w:color w:val="0000EE"/>
-            <w:u w:val="single"/>
-          </w:rPr>
-          <w:t>22:34–40</w:t>
-        </w:r>
-      </w:hyperlink>
-      <w:r>
-        <w:rPr>
-          <w:lang w:val="sw_KE" w:bidi="sw_KE"/>
-        </w:rPr>
-        <w:t xml:space="preserve">; </w:t>
-      </w:r>
-      <w:hyperlink r:id="rId212">
-        <w:r>
-          <w:rPr>
-            <w:lang w:val="sw_KE" w:bidi="sw_KE"/>
-          </w:rPr>
-          <w:rPr>
-            <w:color w:val="0000EE"/>
-            <w:u w:val="single"/>
-          </w:rPr>
-          <w:t>Luka 12:28</w:t>
-        </w:r>
-      </w:hyperlink>
-      <w:r>
-        <w:rPr>
-          <w:lang w:val="sw_KE" w:bidi="sw_KE"/>
-        </w:rPr>
-        <w:t xml:space="preserve">; </w:t>
-      </w:r>
-      <w:hyperlink r:id="rId218">
-        <w:r>
-          <w:rPr>
-            <w:lang w:val="sw_KE" w:bidi="sw_KE"/>
-          </w:rPr>
-          <w:rPr>
-            <w:color w:val="0000EE"/>
-            <w:u w:val="single"/>
-          </w:rPr>
-          <w:t>Yakobo 1:6–8</w:t>
-        </w:r>
-      </w:hyperlink>
+      <w:r>
+        <w:rPr>
+          <w:lang w:val="sw_KE" w:bidi="sw_KE"/>
+        </w:rPr>
+        <w:t>Mathayo 6:30</w:t>
+      </w:r>
+      <w:r>
+        <w:rPr>
+          <w:lang w:val="sw_KE" w:bidi="sw_KE"/>
+        </w:rPr>
+        <w:t xml:space="preserve">; </w:t>
+      </w:r>
+      <w:r>
+        <w:rPr>
+          <w:lang w:val="sw_KE" w:bidi="sw_KE"/>
+        </w:rPr>
+        <w:t>7:21–29</w:t>
+      </w:r>
+      <w:r>
+        <w:rPr>
+          <w:lang w:val="sw_KE" w:bidi="sw_KE"/>
+        </w:rPr>
+        <w:t xml:space="preserve">; </w:t>
+      </w:r>
+      <w:r>
+        <w:rPr>
+          <w:lang w:val="sw_KE" w:bidi="sw_KE"/>
+        </w:rPr>
+        <w:t>8:26</w:t>
+      </w:r>
+      <w:r>
+        <w:rPr>
+          <w:lang w:val="sw_KE" w:bidi="sw_KE"/>
+        </w:rPr>
+        <w:t xml:space="preserve">; </w:t>
+      </w:r>
+      <w:r>
+        <w:rPr>
+          <w:lang w:val="sw_KE" w:bidi="sw_KE"/>
+        </w:rPr>
+        <w:t>13:58</w:t>
+      </w:r>
+      <w:r>
+        <w:rPr>
+          <w:lang w:val="sw_KE" w:bidi="sw_KE"/>
+        </w:rPr>
+        <w:t xml:space="preserve">; </w:t>
+      </w:r>
+      <w:r>
+        <w:rPr>
+          <w:lang w:val="sw_KE" w:bidi="sw_KE"/>
+        </w:rPr>
+        <w:t>14:31</w:t>
+      </w:r>
+      <w:r>
+        <w:rPr>
+          <w:lang w:val="sw_KE" w:bidi="sw_KE"/>
+        </w:rPr>
+        <w:t xml:space="preserve">; </w:t>
+      </w:r>
+      <w:r>
+        <w:rPr>
+          <w:lang w:val="sw_KE" w:bidi="sw_KE"/>
+        </w:rPr>
+        <w:t>16:8</w:t>
+      </w:r>
+      <w:r>
+        <w:rPr>
+          <w:lang w:val="sw_KE" w:bidi="sw_KE"/>
+        </w:rPr>
+        <w:t xml:space="preserve">; </w:t>
+      </w:r>
+      <w:r>
+        <w:rPr>
+          <w:lang w:val="sw_KE" w:bidi="sw_KE"/>
+        </w:rPr>
+        <w:t>17:20</w:t>
+      </w:r>
+      <w:r>
+        <w:rPr>
+          <w:lang w:val="sw_KE" w:bidi="sw_KE"/>
+        </w:rPr>
+        <w:t xml:space="preserve">; </w:t>
+      </w:r>
+      <w:r>
+        <w:rPr>
+          <w:lang w:val="sw_KE" w:bidi="sw_KE"/>
+        </w:rPr>
+        <w:t>22:34–40</w:t>
+      </w:r>
+      <w:r>
+        <w:rPr>
+          <w:lang w:val="sw_KE" w:bidi="sw_KE"/>
+        </w:rPr>
+        <w:t xml:space="preserve">; </w:t>
+      </w:r>
+      <w:r>
+        <w:rPr>
+          <w:lang w:val="sw_KE" w:bidi="sw_KE"/>
+        </w:rPr>
+        <w:t>Luka 12:28</w:t>
+      </w:r>
+      <w:r>
+        <w:rPr>
+          <w:lang w:val="sw_KE" w:bidi="sw_KE"/>
+        </w:rPr>
+        <w:t xml:space="preserve">; </w:t>
+      </w:r>
+      <w:r>
+        <w:rPr>
+          <w:lang w:val="sw_KE" w:bidi="sw_KE"/>
+        </w:rPr>
+        <w:t>Yakobo 1:6–8</w:t>
+      </w:r>
       <w:r>
         <w:rPr>
           <w:lang w:val="sw_KE" w:bidi="sw_KE"/>
@@ -5942,18 +4376,12 @@
         </w:rPr>
         <w:t xml:space="preserve"> linamaanisha "nguvu." Linaelezea kitendo cha nguvu ya ajabu kinachowashangaza watu na kuwafanya watambue kwamba Mungu anafanya kazi kupitia Yesu (tazama </w:t>
       </w:r>
-      <w:hyperlink r:id="rId219">
-        <w:r>
-          <w:rPr>
-            <w:lang w:val="sw_KE" w:bidi="sw_KE"/>
-          </w:rPr>
-          <w:rPr>
-            <w:color w:val="0000EE"/>
-            <w:u w:val="single"/>
-          </w:rPr>
-          <w:t>Marko 6:2</w:t>
-        </w:r>
-      </w:hyperlink>
+      <w:r>
+        <w:rPr>
+          <w:lang w:val="sw_KE" w:bidi="sw_KE"/>
+        </w:rPr>
+        <w:t>Marko 6:2</w:t>
+      </w:r>
       <w:r>
         <w:rPr>
           <w:lang w:val="sw_KE" w:bidi="sw_KE"/>
@@ -6013,72 +4441,48 @@
         </w:rPr>
         <w:t xml:space="preserve">, tazama </w:t>
       </w:r>
-      <w:hyperlink r:id="rId220">
-        <w:r>
-          <w:rPr>
-            <w:lang w:val="sw_KE" w:bidi="sw_KE"/>
-          </w:rPr>
-          <w:rPr>
-            <w:color w:val="0000EE"/>
-            <w:u w:val="single"/>
-          </w:rPr>
-          <w:t>Yohana 10:38</w:t>
-        </w:r>
-      </w:hyperlink>
-      <w:r>
-        <w:rPr>
-          <w:lang w:val="sw_KE" w:bidi="sw_KE"/>
-        </w:rPr>
-        <w:t xml:space="preserve">; </w:t>
-      </w:r>
-      <w:hyperlink r:id="rId221">
-        <w:r>
-          <w:rPr>
-            <w:lang w:val="sw_KE" w:bidi="sw_KE"/>
-          </w:rPr>
-          <w:rPr>
-            <w:color w:val="0000EE"/>
-            <w:u w:val="single"/>
-          </w:rPr>
-          <w:t>7:3</w:t>
-        </w:r>
-      </w:hyperlink>
-      <w:r>
-        <w:rPr>
-          <w:lang w:val="sw_KE" w:bidi="sw_KE"/>
-        </w:rPr>
-        <w:t xml:space="preserve">; </w:t>
-      </w:r>
-      <w:hyperlink r:id="rId222">
-        <w:r>
-          <w:rPr>
-            <w:lang w:val="sw_KE" w:bidi="sw_KE"/>
-          </w:rPr>
-          <w:rPr>
-            <w:color w:val="0000EE"/>
-            <w:u w:val="single"/>
-          </w:rPr>
-          <w:t>9:3</w:t>
-        </w:r>
-      </w:hyperlink>
+      <w:r>
+        <w:rPr>
+          <w:lang w:val="sw_KE" w:bidi="sw_KE"/>
+        </w:rPr>
+        <w:t>Yohana 10:38</w:t>
+      </w:r>
+      <w:r>
+        <w:rPr>
+          <w:lang w:val="sw_KE" w:bidi="sw_KE"/>
+        </w:rPr>
+        <w:t xml:space="preserve">; </w:t>
+      </w:r>
+      <w:r>
+        <w:rPr>
+          <w:lang w:val="sw_KE" w:bidi="sw_KE"/>
+        </w:rPr>
+        <w:t>7:3</w:t>
+      </w:r>
+      <w:r>
+        <w:rPr>
+          <w:lang w:val="sw_KE" w:bidi="sw_KE"/>
+        </w:rPr>
+        <w:t xml:space="preserve">; </w:t>
+      </w:r>
+      <w:r>
+        <w:rPr>
+          <w:lang w:val="sw_KE" w:bidi="sw_KE"/>
+        </w:rPr>
+        <w:t>9:3</w:t>
+      </w:r>
       <w:r>
         <w:rPr>
           <w:lang w:val="sw_KE" w:bidi="sw_KE"/>
         </w:rPr>
         <w:t>). Miujiza ya Yesu ilikuwa sehemu ya kazi ambayo Mungu alimpa afanye ili kumwonyesha Baba kwa ulimwengu (</w:t>
       </w:r>
-      <w:hyperlink r:id="rId223">
-        <w:r>
-          <w:rPr>
-            <w:lang w:val="sw_KE" w:bidi="sw_KE"/>
-          </w:rPr>
-          <w:rPr>
-            <w:color w:val="0000EE"/>
-            <w:u w:val="single"/>
-          </w:rPr>
-          <w:t>17:4</w:t>
-        </w:r>
-      </w:hyperlink>
+      <w:r>
+        <w:rPr>
+          <w:lang w:val="sw_KE" w:bidi="sw_KE"/>
+        </w:rPr>
+        <w:t>17:4</w:t>
+      </w:r>
       <w:r>
         <w:rPr>
           <w:lang w:val="sw_KE" w:bidi="sw_KE"/>
@@ -6121,18 +4525,12 @@
         </w:rPr>
         <w:t>Yesu aligeuza maji kuwa divai (</w:t>
       </w:r>
-      <w:hyperlink r:id="rId224">
-        <w:r>
-          <w:rPr>
-            <w:lang w:val="sw_KE" w:bidi="sw_KE"/>
-          </w:rPr>
-          <w:rPr>
-            <w:color w:val="0000EE"/>
-            <w:u w:val="single"/>
-          </w:rPr>
-          <w:t>Yohana 2:1–11</w:t>
-        </w:r>
-      </w:hyperlink>
+      <w:r>
+        <w:rPr>
+          <w:lang w:val="sw_KE" w:bidi="sw_KE"/>
+        </w:rPr>
+        <w:t>Yohana 2:1–11</w:t>
+      </w:r>
       <w:r>
         <w:rPr>
           <w:lang w:val="sw_KE" w:bidi="sw_KE"/>
@@ -6157,18 +4555,12 @@
         </w:rPr>
         <w:t>Yesu alimponya mtoto wa ofisa (</w:t>
       </w:r>
-      <w:hyperlink r:id="rId225">
-        <w:r>
-          <w:rPr>
-            <w:lang w:val="sw_KE" w:bidi="sw_KE"/>
-          </w:rPr>
-          <w:rPr>
-            <w:color w:val="0000EE"/>
-            <w:u w:val="single"/>
-          </w:rPr>
-          <w:t>4:46–54</w:t>
-        </w:r>
-      </w:hyperlink>
+      <w:r>
+        <w:rPr>
+          <w:lang w:val="sw_KE" w:bidi="sw_KE"/>
+        </w:rPr>
+        <w:t>4:46–54</w:t>
+      </w:r>
       <w:r>
         <w:rPr>
           <w:lang w:val="sw_KE" w:bidi="sw_KE"/>
@@ -6193,18 +4585,12 @@
         </w:rPr>
         <w:t>Yesu alimponya mwanaume aliyekuwa amepooza (</w:t>
       </w:r>
-      <w:hyperlink r:id="rId226">
-        <w:r>
-          <w:rPr>
-            <w:lang w:val="sw_KE" w:bidi="sw_KE"/>
-          </w:rPr>
-          <w:rPr>
-            <w:color w:val="0000EE"/>
-            <w:u w:val="single"/>
-          </w:rPr>
-          <w:t>5:1–17</w:t>
-        </w:r>
-      </w:hyperlink>
+      <w:r>
+        <w:rPr>
+          <w:lang w:val="sw_KE" w:bidi="sw_KE"/>
+        </w:rPr>
+        <w:t>5:1–17</w:t>
+      </w:r>
       <w:r>
         <w:rPr>
           <w:lang w:val="sw_KE" w:bidi="sw_KE"/>
@@ -6229,18 +4615,12 @@
         </w:rPr>
         <w:t>Yesu aliwalisha watu elfu tano (</w:t>
       </w:r>
-      <w:hyperlink r:id="rId227">
-        <w:r>
-          <w:rPr>
-            <w:lang w:val="sw_KE" w:bidi="sw_KE"/>
-          </w:rPr>
-          <w:rPr>
-            <w:color w:val="0000EE"/>
-            <w:u w:val="single"/>
-          </w:rPr>
-          <w:t>6:1–15</w:t>
-        </w:r>
-      </w:hyperlink>
+      <w:r>
+        <w:rPr>
+          <w:lang w:val="sw_KE" w:bidi="sw_KE"/>
+        </w:rPr>
+        <w:t>6:1–15</w:t>
+      </w:r>
       <w:r>
         <w:rPr>
           <w:lang w:val="sw_KE" w:bidi="sw_KE"/>
@@ -6265,18 +4645,12 @@
         </w:rPr>
         <w:t>Yesu alitembea juu ya maji (</w:t>
       </w:r>
-      <w:hyperlink r:id="rId228">
-        <w:r>
-          <w:rPr>
-            <w:lang w:val="sw_KE" w:bidi="sw_KE"/>
-          </w:rPr>
-          <w:rPr>
-            <w:color w:val="0000EE"/>
-            <w:u w:val="single"/>
-          </w:rPr>
-          <w:t>6:16–21</w:t>
-        </w:r>
-      </w:hyperlink>
+      <w:r>
+        <w:rPr>
+          <w:lang w:val="sw_KE" w:bidi="sw_KE"/>
+        </w:rPr>
+        <w:t>6:16–21</w:t>
+      </w:r>
       <w:r>
         <w:rPr>
           <w:lang w:val="sw_KE" w:bidi="sw_KE"/>
@@ -6301,18 +4675,12 @@
         </w:rPr>
         <w:t>Yesu alimponya mtu kipofu (</w:t>
       </w:r>
-      <w:hyperlink r:id="rId229">
-        <w:r>
-          <w:rPr>
-            <w:lang w:val="sw_KE" w:bidi="sw_KE"/>
-          </w:rPr>
-          <w:rPr>
-            <w:color w:val="0000EE"/>
-            <w:u w:val="single"/>
-          </w:rPr>
-          <w:t>9:1–41</w:t>
-        </w:r>
-      </w:hyperlink>
+      <w:r>
+        <w:rPr>
+          <w:lang w:val="sw_KE" w:bidi="sw_KE"/>
+        </w:rPr>
+        <w:t>9:1–41</w:t>
+      </w:r>
       <w:r>
         <w:rPr>
           <w:lang w:val="sw_KE" w:bidi="sw_KE"/>
@@ -6337,18 +4705,12 @@
         </w:rPr>
         <w:t>Yesu alimfufua Lazaro kutoka kwa wafu (</w:t>
       </w:r>
-      <w:hyperlink r:id="rId230">
-        <w:r>
-          <w:rPr>
-            <w:lang w:val="sw_KE" w:bidi="sw_KE"/>
-          </w:rPr>
-          <w:rPr>
-            <w:color w:val="0000EE"/>
-            <w:u w:val="single"/>
-          </w:rPr>
-          <w:t>11:1–44</w:t>
-        </w:r>
-      </w:hyperlink>
+      <w:r>
+        <w:rPr>
+          <w:lang w:val="sw_KE" w:bidi="sw_KE"/>
+        </w:rPr>
+        <w:t>11:1–44</w:t>
+      </w:r>
       <w:r>
         <w:rPr>
           <w:lang w:val="sw_KE" w:bidi="sw_KE"/>
@@ -6369,72 +4731,48 @@
         </w:rPr>
         <w:t>Yohana pia anataja tukio la kushangaza la kuvua samaki baada ya ufufuo wa Yesu (</w:t>
       </w:r>
-      <w:hyperlink r:id="rId231">
-        <w:r>
-          <w:rPr>
-            <w:lang w:val="sw_KE" w:bidi="sw_KE"/>
-          </w:rPr>
-          <w:rPr>
-            <w:color w:val="0000EE"/>
-            <w:u w:val="single"/>
-          </w:rPr>
-          <w:t>Yohana 21:4–14</w:t>
-        </w:r>
-      </w:hyperlink>
+      <w:r>
+        <w:rPr>
+          <w:lang w:val="sw_KE" w:bidi="sw_KE"/>
+        </w:rPr>
+        <w:t>Yohana 21:4–14</w:t>
+      </w:r>
       <w:r>
         <w:rPr>
           <w:lang w:val="sw_KE" w:bidi="sw_KE"/>
         </w:rPr>
         <w:t>). Ishara nyingi kati ya hizi ziliwaongoza watu kumwamini Kristo (</w:t>
       </w:r>
-      <w:hyperlink r:id="rId232">
-        <w:r>
-          <w:rPr>
-            <w:lang w:val="sw_KE" w:bidi="sw_KE"/>
-          </w:rPr>
-          <w:rPr>
-            <w:color w:val="0000EE"/>
-            <w:u w:val="single"/>
-          </w:rPr>
-          <w:t>2:11</w:t>
-        </w:r>
-      </w:hyperlink>
-      <w:r>
-        <w:rPr>
-          <w:lang w:val="sw_KE" w:bidi="sw_KE"/>
-        </w:rPr>
-        <w:t xml:space="preserve">; </w:t>
-      </w:r>
-      <w:hyperlink r:id="rId233">
-        <w:r>
-          <w:rPr>
-            <w:lang w:val="sw_KE" w:bidi="sw_KE"/>
-          </w:rPr>
-          <w:rPr>
-            <w:color w:val="0000EE"/>
-            <w:u w:val="single"/>
-          </w:rPr>
-          <w:t>4:53</w:t>
-        </w:r>
-      </w:hyperlink>
-      <w:r>
-        <w:rPr>
-          <w:lang w:val="sw_KE" w:bidi="sw_KE"/>
-        </w:rPr>
-        <w:t xml:space="preserve">; </w:t>
-      </w:r>
-      <w:hyperlink r:id="rId234">
-        <w:r>
-          <w:rPr>
-            <w:lang w:val="sw_KE" w:bidi="sw_KE"/>
-          </w:rPr>
-          <w:rPr>
-            <w:color w:val="0000EE"/>
-            <w:u w:val="single"/>
-          </w:rPr>
-          <w:t>11:45–48</w:t>
-        </w:r>
-      </w:hyperlink>
+      <w:r>
+        <w:rPr>
+          <w:lang w:val="sw_KE" w:bidi="sw_KE"/>
+        </w:rPr>
+        <w:t>2:11</w:t>
+      </w:r>
+      <w:r>
+        <w:rPr>
+          <w:lang w:val="sw_KE" w:bidi="sw_KE"/>
+        </w:rPr>
+        <w:t xml:space="preserve">; </w:t>
+      </w:r>
+      <w:r>
+        <w:rPr>
+          <w:lang w:val="sw_KE" w:bidi="sw_KE"/>
+        </w:rPr>
+        <w:t>4:53</w:t>
+      </w:r>
+      <w:r>
+        <w:rPr>
+          <w:lang w:val="sw_KE" w:bidi="sw_KE"/>
+        </w:rPr>
+        <w:t xml:space="preserve">; </w:t>
+      </w:r>
+      <w:r>
+        <w:rPr>
+          <w:lang w:val="sw_KE" w:bidi="sw_KE"/>
+        </w:rPr>
+        <w:t>11:45–48</w:t>
+      </w:r>
       <w:r>
         <w:rPr>
           <w:lang w:val="sw_KE" w:bidi="sw_KE"/>
@@ -6469,36 +4807,24 @@
         </w:rPr>
         <w:t>Kwa mfano, Yesu aliwalisha wanaume elfu tano, si tu kwa kukidhi mahitaji yao ya kimwili, bali pia alionyesha kwamba yeye ni "mkate wa uzima." Angetoa nafsi yake kwa ajili yao alipokufa msalabani (</w:t>
       </w:r>
-      <w:hyperlink r:id="rId235">
-        <w:r>
-          <w:rPr>
-            <w:lang w:val="sw_KE" w:bidi="sw_KE"/>
-          </w:rPr>
-          <w:rPr>
-            <w:color w:val="0000EE"/>
-            <w:u w:val="single"/>
-          </w:rPr>
-          <w:t>Yohana 6:35</w:t>
-        </w:r>
-      </w:hyperlink>
-      <w:r>
-        <w:rPr>
-          <w:lang w:val="sw_KE" w:bidi="sw_KE"/>
-        </w:rPr>
-        <w:t xml:space="preserve">; </w:t>
-      </w:r>
-      <w:hyperlink r:id="rId236">
-        <w:r>
-          <w:rPr>
-            <w:lang w:val="sw_KE" w:bidi="sw_KE"/>
-          </w:rPr>
-          <w:rPr>
-            <w:color w:val="0000EE"/>
-            <w:u w:val="single"/>
-          </w:rPr>
-          <w:t>6:51</w:t>
-        </w:r>
-      </w:hyperlink>
+      <w:r>
+        <w:rPr>
+          <w:lang w:val="sw_KE" w:bidi="sw_KE"/>
+        </w:rPr>
+        <w:t>Yohana 6:35</w:t>
+      </w:r>
+      <w:r>
+        <w:rPr>
+          <w:lang w:val="sw_KE" w:bidi="sw_KE"/>
+        </w:rPr>
+        <w:t xml:space="preserve">; </w:t>
+      </w:r>
+      <w:r>
+        <w:rPr>
+          <w:lang w:val="sw_KE" w:bidi="sw_KE"/>
+        </w:rPr>
+        <w:t>6:51</w:t>
+      </w:r>
       <w:r>
         <w:rPr>
           <w:lang w:val="sw_KE" w:bidi="sw_KE"/>
@@ -6528,630 +4854,420 @@
           <w:lang w:val="sw_KE" w:bidi="sw_KE"/>
         </w:rPr>
       </w:r>
-      <w:hyperlink r:id="rId237">
-        <w:r>
-          <w:rPr>
-            <w:lang w:val="sw_KE" w:bidi="sw_KE"/>
-          </w:rPr>
-          <w:rPr>
-            <w:color w:val="0000EE"/>
-            <w:u w:val="single"/>
-          </w:rPr>
-          <w:t>Kutoka 4:8–31</w:t>
-        </w:r>
-      </w:hyperlink>
-      <w:r>
-        <w:rPr>
-          <w:lang w:val="sw_KE" w:bidi="sw_KE"/>
-        </w:rPr>
-        <w:t xml:space="preserve">; </w:t>
-      </w:r>
-      <w:hyperlink r:id="rId238">
-        <w:r>
-          <w:rPr>
-            <w:lang w:val="sw_KE" w:bidi="sw_KE"/>
-          </w:rPr>
-          <w:rPr>
-            <w:color w:val="0000EE"/>
-            <w:u w:val="single"/>
-          </w:rPr>
-          <w:t>7:3</w:t>
-        </w:r>
-      </w:hyperlink>
-      <w:r>
-        <w:rPr>
-          <w:lang w:val="sw_KE" w:bidi="sw_KE"/>
-        </w:rPr>
-        <w:t xml:space="preserve">; </w:t>
-      </w:r>
-      <w:hyperlink r:id="rId239">
-        <w:r>
-          <w:rPr>
-            <w:lang w:val="sw_KE" w:bidi="sw_KE"/>
-          </w:rPr>
-          <w:rPr>
-            <w:color w:val="0000EE"/>
-            <w:u w:val="single"/>
-          </w:rPr>
-          <w:t>Hesabu 14:11</w:t>
-        </w:r>
-      </w:hyperlink>
+      <w:r>
+        <w:rPr>
+          <w:lang w:val="sw_KE" w:bidi="sw_KE"/>
+        </w:rPr>
+        <w:t>Kutoka 4:8–31</w:t>
+      </w:r>
+      <w:r>
+        <w:rPr>
+          <w:lang w:val="sw_KE" w:bidi="sw_KE"/>
+        </w:rPr>
+        <w:t xml:space="preserve">; </w:t>
+      </w:r>
+      <w:r>
+        <w:rPr>
+          <w:lang w:val="sw_KE" w:bidi="sw_KE"/>
+        </w:rPr>
+        <w:t>7:3</w:t>
+      </w:r>
+      <w:r>
+        <w:rPr>
+          <w:lang w:val="sw_KE" w:bidi="sw_KE"/>
+        </w:rPr>
+        <w:t xml:space="preserve">; </w:t>
+      </w:r>
+      <w:r>
+        <w:rPr>
+          <w:lang w:val="sw_KE" w:bidi="sw_KE"/>
+        </w:rPr>
+        <w:t>Hesabu 14:11</w:t>
+      </w:r>
       <w:r>
         <w:rPr>
           <w:lang w:val="sw_KE" w:bidi="sw_KE"/>
         </w:rPr>
         <w:t xml:space="preserve">, </w:t>
       </w:r>
-      <w:hyperlink r:id="rId240">
-        <w:r>
-          <w:rPr>
-            <w:lang w:val="sw_KE" w:bidi="sw_KE"/>
-          </w:rPr>
-          <w:rPr>
-            <w:color w:val="0000EE"/>
-            <w:u w:val="single"/>
-          </w:rPr>
-          <w:t>22</w:t>
-        </w:r>
-      </w:hyperlink>
-      <w:r>
-        <w:rPr>
-          <w:lang w:val="sw_KE" w:bidi="sw_KE"/>
-        </w:rPr>
-        <w:t xml:space="preserve">; </w:t>
-      </w:r>
-      <w:hyperlink r:id="rId241">
-        <w:r>
-          <w:rPr>
-            <w:lang w:val="sw_KE" w:bidi="sw_KE"/>
-          </w:rPr>
-          <w:rPr>
-            <w:color w:val="0000EE"/>
-            <w:u w:val="single"/>
-          </w:rPr>
-          <w:t>Kumbukumbu la Torati 4:34</w:t>
-        </w:r>
-      </w:hyperlink>
-      <w:r>
-        <w:rPr>
-          <w:lang w:val="sw_KE" w:bidi="sw_KE"/>
-        </w:rPr>
-        <w:t xml:space="preserve">; </w:t>
-      </w:r>
-      <w:hyperlink r:id="rId242">
-        <w:r>
-          <w:rPr>
-            <w:lang w:val="sw_KE" w:bidi="sw_KE"/>
-          </w:rPr>
-          <w:rPr>
-            <w:color w:val="0000EE"/>
-            <w:u w:val="single"/>
-          </w:rPr>
-          <w:t>Zaburi 74:9</w:t>
-        </w:r>
-      </w:hyperlink>
-      <w:r>
-        <w:rPr>
-          <w:lang w:val="sw_KE" w:bidi="sw_KE"/>
-        </w:rPr>
-        <w:t xml:space="preserve">; </w:t>
-      </w:r>
-      <w:hyperlink r:id="rId243">
-        <w:r>
-          <w:rPr>
-            <w:lang w:val="sw_KE" w:bidi="sw_KE"/>
-          </w:rPr>
-          <w:rPr>
-            <w:color w:val="0000EE"/>
-            <w:u w:val="single"/>
-          </w:rPr>
-          <w:t>78:43</w:t>
-        </w:r>
-      </w:hyperlink>
-      <w:r>
-        <w:rPr>
-          <w:lang w:val="sw_KE" w:bidi="sw_KE"/>
-        </w:rPr>
-        <w:t xml:space="preserve">; </w:t>
-      </w:r>
-      <w:hyperlink r:id="rId244">
-        <w:r>
-          <w:rPr>
-            <w:lang w:val="sw_KE" w:bidi="sw_KE"/>
-          </w:rPr>
-          <w:rPr>
-            <w:color w:val="0000EE"/>
-            <w:u w:val="single"/>
-          </w:rPr>
-          <w:t>Mathayo 12:38–39</w:t>
-        </w:r>
-      </w:hyperlink>
-      <w:r>
-        <w:rPr>
-          <w:lang w:val="sw_KE" w:bidi="sw_KE"/>
-        </w:rPr>
-        <w:t xml:space="preserve">; </w:t>
-      </w:r>
-      <w:hyperlink r:id="rId224">
-        <w:r>
-          <w:rPr>
-            <w:lang w:val="sw_KE" w:bidi="sw_KE"/>
-          </w:rPr>
-          <w:rPr>
-            <w:color w:val="0000EE"/>
-            <w:u w:val="single"/>
-          </w:rPr>
-          <w:t>Yohana 2:1–11</w:t>
-        </w:r>
-      </w:hyperlink>
+      <w:r>
+        <w:rPr>
+          <w:lang w:val="sw_KE" w:bidi="sw_KE"/>
+        </w:rPr>
+        <w:t>22</w:t>
+      </w:r>
+      <w:r>
+        <w:rPr>
+          <w:lang w:val="sw_KE" w:bidi="sw_KE"/>
+        </w:rPr>
+        <w:t xml:space="preserve">; </w:t>
+      </w:r>
+      <w:r>
+        <w:rPr>
+          <w:lang w:val="sw_KE" w:bidi="sw_KE"/>
+        </w:rPr>
+        <w:t>Kumbukumbu la Torati 4:34</w:t>
+      </w:r>
+      <w:r>
+        <w:rPr>
+          <w:lang w:val="sw_KE" w:bidi="sw_KE"/>
+        </w:rPr>
+        <w:t xml:space="preserve">; </w:t>
+      </w:r>
+      <w:r>
+        <w:rPr>
+          <w:lang w:val="sw_KE" w:bidi="sw_KE"/>
+        </w:rPr>
+        <w:t>Zaburi 74:9</w:t>
+      </w:r>
+      <w:r>
+        <w:rPr>
+          <w:lang w:val="sw_KE" w:bidi="sw_KE"/>
+        </w:rPr>
+        <w:t xml:space="preserve">; </w:t>
+      </w:r>
+      <w:r>
+        <w:rPr>
+          <w:lang w:val="sw_KE" w:bidi="sw_KE"/>
+        </w:rPr>
+        <w:t>78:43</w:t>
+      </w:r>
+      <w:r>
+        <w:rPr>
+          <w:lang w:val="sw_KE" w:bidi="sw_KE"/>
+        </w:rPr>
+        <w:t xml:space="preserve">; </w:t>
+      </w:r>
+      <w:r>
+        <w:rPr>
+          <w:lang w:val="sw_KE" w:bidi="sw_KE"/>
+        </w:rPr>
+        <w:t>Mathayo 12:38–39</w:t>
+      </w:r>
+      <w:r>
+        <w:rPr>
+          <w:lang w:val="sw_KE" w:bidi="sw_KE"/>
+        </w:rPr>
+        <w:t xml:space="preserve">; </w:t>
+      </w:r>
+      <w:r>
+        <w:rPr>
+          <w:lang w:val="sw_KE" w:bidi="sw_KE"/>
+        </w:rPr>
+        <w:t>Yohana 2:1–11</w:t>
+      </w:r>
       <w:r>
         <w:rPr>
           <w:lang w:val="sw_KE" w:bidi="sw_KE"/>
         </w:rPr>
         <w:t xml:space="preserve">, </w:t>
       </w:r>
-      <w:hyperlink r:id="rId245">
-        <w:r>
-          <w:rPr>
-            <w:lang w:val="sw_KE" w:bidi="sw_KE"/>
-          </w:rPr>
-          <w:rPr>
-            <w:color w:val="0000EE"/>
-            <w:u w:val="single"/>
-          </w:rPr>
-          <w:t>18</w:t>
-        </w:r>
-      </w:hyperlink>
+      <w:r>
+        <w:rPr>
+          <w:lang w:val="sw_KE" w:bidi="sw_KE"/>
+        </w:rPr>
+        <w:t>18</w:t>
+      </w:r>
       <w:r>
         <w:rPr>
           <w:lang w:val="sw_KE" w:bidi="sw_KE"/>
         </w:rPr>
         <w:t xml:space="preserve">, </w:t>
       </w:r>
-      <w:hyperlink r:id="rId246">
-        <w:r>
-          <w:rPr>
-            <w:lang w:val="sw_KE" w:bidi="sw_KE"/>
-          </w:rPr>
-          <w:rPr>
-            <w:color w:val="0000EE"/>
-            <w:u w:val="single"/>
-          </w:rPr>
-          <w:t>23</w:t>
-        </w:r>
-      </w:hyperlink>
-      <w:r>
-        <w:rPr>
-          <w:lang w:val="sw_KE" w:bidi="sw_KE"/>
-        </w:rPr>
-        <w:t xml:space="preserve">; </w:t>
-      </w:r>
-      <w:hyperlink r:id="rId247">
-        <w:r>
-          <w:rPr>
-            <w:lang w:val="sw_KE" w:bidi="sw_KE"/>
-          </w:rPr>
-          <w:rPr>
-            <w:color w:val="0000EE"/>
-            <w:u w:val="single"/>
-          </w:rPr>
-          <w:t>3:2</w:t>
-        </w:r>
-      </w:hyperlink>
-      <w:r>
-        <w:rPr>
-          <w:lang w:val="sw_KE" w:bidi="sw_KE"/>
-        </w:rPr>
-        <w:t xml:space="preserve">; </w:t>
-      </w:r>
-      <w:hyperlink r:id="rId248">
-        <w:r>
-          <w:rPr>
-            <w:lang w:val="sw_KE" w:bidi="sw_KE"/>
-          </w:rPr>
-          <w:rPr>
-            <w:color w:val="0000EE"/>
-            <w:u w:val="single"/>
-          </w:rPr>
-          <w:t>4:48</w:t>
-        </w:r>
-      </w:hyperlink>
+      <w:r>
+        <w:rPr>
+          <w:lang w:val="sw_KE" w:bidi="sw_KE"/>
+        </w:rPr>
+        <w:t>23</w:t>
+      </w:r>
+      <w:r>
+        <w:rPr>
+          <w:lang w:val="sw_KE" w:bidi="sw_KE"/>
+        </w:rPr>
+        <w:t xml:space="preserve">; </w:t>
+      </w:r>
+      <w:r>
+        <w:rPr>
+          <w:lang w:val="sw_KE" w:bidi="sw_KE"/>
+        </w:rPr>
+        <w:t>3:2</w:t>
+      </w:r>
+      <w:r>
+        <w:rPr>
+          <w:lang w:val="sw_KE" w:bidi="sw_KE"/>
+        </w:rPr>
+        <w:t xml:space="preserve">; </w:t>
+      </w:r>
+      <w:r>
+        <w:rPr>
+          <w:lang w:val="sw_KE" w:bidi="sw_KE"/>
+        </w:rPr>
+        <w:t>4:48</w:t>
+      </w:r>
       <w:r>
         <w:rPr>
           <w:lang w:val="sw_KE" w:bidi="sw_KE"/>
         </w:rPr>
         <w:t xml:space="preserve">, </w:t>
       </w:r>
-      <w:hyperlink r:id="rId249">
-        <w:r>
-          <w:rPr>
-            <w:lang w:val="sw_KE" w:bidi="sw_KE"/>
-          </w:rPr>
-          <w:rPr>
-            <w:color w:val="0000EE"/>
-            <w:u w:val="single"/>
-          </w:rPr>
-          <w:t>54</w:t>
-        </w:r>
-      </w:hyperlink>
-      <w:r>
-        <w:rPr>
-          <w:lang w:val="sw_KE" w:bidi="sw_KE"/>
-        </w:rPr>
-        <w:t xml:space="preserve">; </w:t>
-      </w:r>
-      <w:hyperlink r:id="rId250">
-        <w:r>
-          <w:rPr>
-            <w:lang w:val="sw_KE" w:bidi="sw_KE"/>
-          </w:rPr>
-          <w:rPr>
-            <w:color w:val="0000EE"/>
-            <w:u w:val="single"/>
-          </w:rPr>
-          <w:t>6:2</w:t>
-        </w:r>
-      </w:hyperlink>
+      <w:r>
+        <w:rPr>
+          <w:lang w:val="sw_KE" w:bidi="sw_KE"/>
+        </w:rPr>
+        <w:t>54</w:t>
+      </w:r>
+      <w:r>
+        <w:rPr>
+          <w:lang w:val="sw_KE" w:bidi="sw_KE"/>
+        </w:rPr>
+        <w:t xml:space="preserve">; </w:t>
+      </w:r>
+      <w:r>
+        <w:rPr>
+          <w:lang w:val="sw_KE" w:bidi="sw_KE"/>
+        </w:rPr>
+        <w:t>6:2</w:t>
+      </w:r>
       <w:r>
         <w:rPr>
           <w:lang w:val="sw_KE" w:bidi="sw_KE"/>
         </w:rPr>
         <w:t xml:space="preserve">, </w:t>
       </w:r>
-      <w:hyperlink r:id="rId251">
-        <w:r>
-          <w:rPr>
-            <w:lang w:val="sw_KE" w:bidi="sw_KE"/>
-          </w:rPr>
-          <w:rPr>
-            <w:color w:val="0000EE"/>
-            <w:u w:val="single"/>
-          </w:rPr>
-          <w:t>14</w:t>
-        </w:r>
-      </w:hyperlink>
+      <w:r>
+        <w:rPr>
+          <w:lang w:val="sw_KE" w:bidi="sw_KE"/>
+        </w:rPr>
+        <w:t>14</w:t>
+      </w:r>
       <w:r>
         <w:rPr>
           <w:lang w:val="sw_KE" w:bidi="sw_KE"/>
         </w:rPr>
         <w:t xml:space="preserve">, </w:t>
       </w:r>
-      <w:hyperlink r:id="rId252">
-        <w:r>
-          <w:rPr>
-            <w:lang w:val="sw_KE" w:bidi="sw_KE"/>
-          </w:rPr>
-          <w:rPr>
-            <w:color w:val="0000EE"/>
-            <w:u w:val="single"/>
-          </w:rPr>
-          <w:t>26</w:t>
-        </w:r>
-      </w:hyperlink>
+      <w:r>
+        <w:rPr>
+          <w:lang w:val="sw_KE" w:bidi="sw_KE"/>
+        </w:rPr>
+        <w:t>26</w:t>
+      </w:r>
       <w:r>
         <w:rPr>
           <w:lang w:val="sw_KE" w:bidi="sw_KE"/>
         </w:rPr>
         <w:t xml:space="preserve">, </w:t>
       </w:r>
-      <w:hyperlink r:id="rId253">
-        <w:r>
-          <w:rPr>
-            <w:lang w:val="sw_KE" w:bidi="sw_KE"/>
-          </w:rPr>
-          <w:rPr>
-            <w:color w:val="0000EE"/>
-            <w:u w:val="single"/>
-          </w:rPr>
-          <w:t>30</w:t>
-        </w:r>
-      </w:hyperlink>
-      <w:r>
-        <w:rPr>
-          <w:lang w:val="sw_KE" w:bidi="sw_KE"/>
-        </w:rPr>
-        <w:t xml:space="preserve">; </w:t>
-      </w:r>
-      <w:hyperlink r:id="rId254">
-        <w:r>
-          <w:rPr>
-            <w:lang w:val="sw_KE" w:bidi="sw_KE"/>
-          </w:rPr>
-          <w:rPr>
-            <w:color w:val="0000EE"/>
-            <w:u w:val="single"/>
-          </w:rPr>
-          <w:t>7:31</w:t>
-        </w:r>
-      </w:hyperlink>
-      <w:r>
-        <w:rPr>
-          <w:lang w:val="sw_KE" w:bidi="sw_KE"/>
-        </w:rPr>
-        <w:t xml:space="preserve">; </w:t>
-      </w:r>
-      <w:hyperlink r:id="rId255">
-        <w:r>
-          <w:rPr>
-            <w:lang w:val="sw_KE" w:bidi="sw_KE"/>
-          </w:rPr>
-          <w:rPr>
-            <w:color w:val="0000EE"/>
-            <w:u w:val="single"/>
-          </w:rPr>
-          <w:t>9:16</w:t>
-        </w:r>
-      </w:hyperlink>
-      <w:r>
-        <w:rPr>
-          <w:lang w:val="sw_KE" w:bidi="sw_KE"/>
-        </w:rPr>
-        <w:t xml:space="preserve">; </w:t>
-      </w:r>
-      <w:hyperlink r:id="rId256">
-        <w:r>
-          <w:rPr>
-            <w:lang w:val="sw_KE" w:bidi="sw_KE"/>
-          </w:rPr>
-          <w:rPr>
-            <w:color w:val="0000EE"/>
-            <w:u w:val="single"/>
-          </w:rPr>
-          <w:t>10:41</w:t>
-        </w:r>
-      </w:hyperlink>
-      <w:r>
-        <w:rPr>
-          <w:lang w:val="sw_KE" w:bidi="sw_KE"/>
-        </w:rPr>
-        <w:t xml:space="preserve">; </w:t>
-      </w:r>
-      <w:hyperlink r:id="rId257">
-        <w:r>
-          <w:rPr>
-            <w:lang w:val="sw_KE" w:bidi="sw_KE"/>
-          </w:rPr>
-          <w:rPr>
-            <w:color w:val="0000EE"/>
-            <w:u w:val="single"/>
-          </w:rPr>
-          <w:t>11:47</w:t>
-        </w:r>
-      </w:hyperlink>
-      <w:r>
-        <w:rPr>
-          <w:lang w:val="sw_KE" w:bidi="sw_KE"/>
-        </w:rPr>
-        <w:t xml:space="preserve">; </w:t>
-      </w:r>
-      <w:hyperlink r:id="rId258">
-        <w:r>
-          <w:rPr>
-            <w:lang w:val="sw_KE" w:bidi="sw_KE"/>
-          </w:rPr>
-          <w:rPr>
-            <w:color w:val="0000EE"/>
-            <w:u w:val="single"/>
-          </w:rPr>
-          <w:t>12:18</w:t>
-        </w:r>
-      </w:hyperlink>
+      <w:r>
+        <w:rPr>
+          <w:lang w:val="sw_KE" w:bidi="sw_KE"/>
+        </w:rPr>
+        <w:t>30</w:t>
+      </w:r>
+      <w:r>
+        <w:rPr>
+          <w:lang w:val="sw_KE" w:bidi="sw_KE"/>
+        </w:rPr>
+        <w:t xml:space="preserve">; </w:t>
+      </w:r>
+      <w:r>
+        <w:rPr>
+          <w:lang w:val="sw_KE" w:bidi="sw_KE"/>
+        </w:rPr>
+        <w:t>7:31</w:t>
+      </w:r>
+      <w:r>
+        <w:rPr>
+          <w:lang w:val="sw_KE" w:bidi="sw_KE"/>
+        </w:rPr>
+        <w:t xml:space="preserve">; </w:t>
+      </w:r>
+      <w:r>
+        <w:rPr>
+          <w:lang w:val="sw_KE" w:bidi="sw_KE"/>
+        </w:rPr>
+        <w:t>9:16</w:t>
+      </w:r>
+      <w:r>
+        <w:rPr>
+          <w:lang w:val="sw_KE" w:bidi="sw_KE"/>
+        </w:rPr>
+        <w:t xml:space="preserve">; </w:t>
+      </w:r>
+      <w:r>
+        <w:rPr>
+          <w:lang w:val="sw_KE" w:bidi="sw_KE"/>
+        </w:rPr>
+        <w:t>10:41</w:t>
+      </w:r>
+      <w:r>
+        <w:rPr>
+          <w:lang w:val="sw_KE" w:bidi="sw_KE"/>
+        </w:rPr>
+        <w:t xml:space="preserve">; </w:t>
+      </w:r>
+      <w:r>
+        <w:rPr>
+          <w:lang w:val="sw_KE" w:bidi="sw_KE"/>
+        </w:rPr>
+        <w:t>11:47</w:t>
+      </w:r>
+      <w:r>
+        <w:rPr>
+          <w:lang w:val="sw_KE" w:bidi="sw_KE"/>
+        </w:rPr>
+        <w:t xml:space="preserve">; </w:t>
+      </w:r>
+      <w:r>
+        <w:rPr>
+          <w:lang w:val="sw_KE" w:bidi="sw_KE"/>
+        </w:rPr>
+        <w:t>12:18</w:t>
+      </w:r>
       <w:r>
         <w:rPr>
           <w:lang w:val="sw_KE" w:bidi="sw_KE"/>
         </w:rPr>
         <w:t xml:space="preserve">, </w:t>
       </w:r>
-      <w:hyperlink r:id="rId145">
-        <w:r>
-          <w:rPr>
-            <w:lang w:val="sw_KE" w:bidi="sw_KE"/>
-          </w:rPr>
-          <w:rPr>
-            <w:color w:val="0000EE"/>
-            <w:u w:val="single"/>
-          </w:rPr>
-          <w:t>37</w:t>
-        </w:r>
-      </w:hyperlink>
-      <w:r>
-        <w:rPr>
-          <w:lang w:val="sw_KE" w:bidi="sw_KE"/>
-        </w:rPr>
-        <w:t xml:space="preserve">; </w:t>
-      </w:r>
-      <w:hyperlink r:id="rId259">
-        <w:r>
-          <w:rPr>
-            <w:lang w:val="sw_KE" w:bidi="sw_KE"/>
-          </w:rPr>
-          <w:rPr>
-            <w:color w:val="0000EE"/>
-            <w:u w:val="single"/>
-          </w:rPr>
-          <w:t>15:24</w:t>
-        </w:r>
-      </w:hyperlink>
-      <w:r>
-        <w:rPr>
-          <w:lang w:val="sw_KE" w:bidi="sw_KE"/>
-        </w:rPr>
-        <w:t xml:space="preserve">; </w:t>
-      </w:r>
-      <w:hyperlink r:id="rId260">
-        <w:r>
-          <w:rPr>
-            <w:lang w:val="sw_KE" w:bidi="sw_KE"/>
-          </w:rPr>
-          <w:rPr>
-            <w:color w:val="0000EE"/>
-            <w:u w:val="single"/>
-          </w:rPr>
-          <w:t>20:30</w:t>
-        </w:r>
-      </w:hyperlink>
-      <w:r>
-        <w:rPr>
-          <w:lang w:val="sw_KE" w:bidi="sw_KE"/>
-        </w:rPr>
-        <w:t xml:space="preserve">; </w:t>
-      </w:r>
-      <w:hyperlink r:id="rId261">
-        <w:r>
-          <w:rPr>
-            <w:lang w:val="sw_KE" w:bidi="sw_KE"/>
-          </w:rPr>
-          <w:rPr>
-            <w:color w:val="0000EE"/>
-            <w:u w:val="single"/>
-          </w:rPr>
-          <w:t>Matendo 2:43</w:t>
-        </w:r>
-      </w:hyperlink>
-      <w:r>
-        <w:rPr>
-          <w:lang w:val="sw_KE" w:bidi="sw_KE"/>
-        </w:rPr>
-        <w:t xml:space="preserve">; </w:t>
-      </w:r>
-      <w:hyperlink r:id="rId262">
-        <w:r>
-          <w:rPr>
-            <w:lang w:val="sw_KE" w:bidi="sw_KE"/>
-          </w:rPr>
-          <w:rPr>
-            <w:color w:val="0000EE"/>
-            <w:u w:val="single"/>
-          </w:rPr>
-          <w:t>4:16</w:t>
-        </w:r>
-      </w:hyperlink>
+      <w:r>
+        <w:rPr>
+          <w:lang w:val="sw_KE" w:bidi="sw_KE"/>
+        </w:rPr>
+        <w:t>37</w:t>
+      </w:r>
+      <w:r>
+        <w:rPr>
+          <w:lang w:val="sw_KE" w:bidi="sw_KE"/>
+        </w:rPr>
+        <w:t xml:space="preserve">; </w:t>
+      </w:r>
+      <w:r>
+        <w:rPr>
+          <w:lang w:val="sw_KE" w:bidi="sw_KE"/>
+        </w:rPr>
+        <w:t>15:24</w:t>
+      </w:r>
+      <w:r>
+        <w:rPr>
+          <w:lang w:val="sw_KE" w:bidi="sw_KE"/>
+        </w:rPr>
+        <w:t xml:space="preserve">; </w:t>
+      </w:r>
+      <w:r>
+        <w:rPr>
+          <w:lang w:val="sw_KE" w:bidi="sw_KE"/>
+        </w:rPr>
+        <w:t>20:30</w:t>
+      </w:r>
+      <w:r>
+        <w:rPr>
+          <w:lang w:val="sw_KE" w:bidi="sw_KE"/>
+        </w:rPr>
+        <w:t xml:space="preserve">; </w:t>
+      </w:r>
+      <w:r>
+        <w:rPr>
+          <w:lang w:val="sw_KE" w:bidi="sw_KE"/>
+        </w:rPr>
+        <w:t>Matendo 2:43</w:t>
+      </w:r>
+      <w:r>
+        <w:rPr>
+          <w:lang w:val="sw_KE" w:bidi="sw_KE"/>
+        </w:rPr>
+        <w:t xml:space="preserve">; </w:t>
+      </w:r>
+      <w:r>
+        <w:rPr>
+          <w:lang w:val="sw_KE" w:bidi="sw_KE"/>
+        </w:rPr>
+        <w:t>4:16</w:t>
+      </w:r>
       <w:r>
         <w:rPr>
           <w:lang w:val="sw_KE" w:bidi="sw_KE"/>
         </w:rPr>
         <w:t xml:space="preserve">, </w:t>
       </w:r>
-      <w:hyperlink r:id="rId263">
-        <w:r>
-          <w:rPr>
-            <w:lang w:val="sw_KE" w:bidi="sw_KE"/>
-          </w:rPr>
-          <w:rPr>
-            <w:color w:val="0000EE"/>
-            <w:u w:val="single"/>
-          </w:rPr>
-          <w:t>22</w:t>
-        </w:r>
-      </w:hyperlink>
+      <w:r>
+        <w:rPr>
+          <w:lang w:val="sw_KE" w:bidi="sw_KE"/>
+        </w:rPr>
+        <w:t>22</w:t>
+      </w:r>
       <w:r>
         <w:rPr>
           <w:lang w:val="sw_KE" w:bidi="sw_KE"/>
         </w:rPr>
         <w:t xml:space="preserve">, </w:t>
       </w:r>
-      <w:hyperlink r:id="rId264">
-        <w:r>
-          <w:rPr>
-            <w:lang w:val="sw_KE" w:bidi="sw_KE"/>
-          </w:rPr>
-          <w:rPr>
-            <w:color w:val="0000EE"/>
-            <w:u w:val="single"/>
-          </w:rPr>
-          <w:t>30</w:t>
-        </w:r>
-      </w:hyperlink>
-      <w:r>
-        <w:rPr>
-          <w:lang w:val="sw_KE" w:bidi="sw_KE"/>
-        </w:rPr>
-        <w:t xml:space="preserve">; </w:t>
-      </w:r>
-      <w:hyperlink r:id="rId265">
-        <w:r>
-          <w:rPr>
-            <w:lang w:val="sw_KE" w:bidi="sw_KE"/>
-          </w:rPr>
-          <w:rPr>
-            <w:color w:val="0000EE"/>
-            <w:u w:val="single"/>
-          </w:rPr>
-          <w:t>5:12</w:t>
-        </w:r>
-      </w:hyperlink>
-      <w:r>
-        <w:rPr>
-          <w:lang w:val="sw_KE" w:bidi="sw_KE"/>
-        </w:rPr>
-        <w:t xml:space="preserve">; </w:t>
-      </w:r>
-      <w:hyperlink r:id="rId266">
-        <w:r>
-          <w:rPr>
-            <w:lang w:val="sw_KE" w:bidi="sw_KE"/>
-          </w:rPr>
-          <w:rPr>
-            <w:color w:val="0000EE"/>
-            <w:u w:val="single"/>
-          </w:rPr>
-          <w:t>8:6</w:t>
-        </w:r>
-      </w:hyperlink>
-      <w:r>
-        <w:rPr>
-          <w:lang w:val="sw_KE" w:bidi="sw_KE"/>
-        </w:rPr>
-        <w:t xml:space="preserve">; </w:t>
-      </w:r>
-      <w:hyperlink r:id="rId267">
-        <w:r>
-          <w:rPr>
-            <w:lang w:val="sw_KE" w:bidi="sw_KE"/>
-          </w:rPr>
-          <w:rPr>
-            <w:color w:val="0000EE"/>
-            <w:u w:val="single"/>
-          </w:rPr>
-          <w:t>14:3</w:t>
-        </w:r>
-      </w:hyperlink>
-      <w:r>
-        <w:rPr>
-          <w:lang w:val="sw_KE" w:bidi="sw_KE"/>
-        </w:rPr>
-        <w:t xml:space="preserve">; </w:t>
-      </w:r>
-      <w:hyperlink r:id="rId268">
-        <w:r>
-          <w:rPr>
-            <w:lang w:val="sw_KE" w:bidi="sw_KE"/>
-          </w:rPr>
-          <w:rPr>
-            <w:color w:val="0000EE"/>
-            <w:u w:val="single"/>
-          </w:rPr>
-          <w:t>15:12</w:t>
-        </w:r>
-      </w:hyperlink>
-      <w:r>
-        <w:rPr>
-          <w:lang w:val="sw_KE" w:bidi="sw_KE"/>
-        </w:rPr>
-        <w:t xml:space="preserve">; </w:t>
-      </w:r>
-      <w:hyperlink r:id="rId269">
-        <w:r>
-          <w:rPr>
-            <w:lang w:val="sw_KE" w:bidi="sw_KE"/>
-          </w:rPr>
-          <w:rPr>
-            <w:color w:val="0000EE"/>
-            <w:u w:val="single"/>
-          </w:rPr>
-          <w:t>Warumi 15:19</w:t>
-        </w:r>
-      </w:hyperlink>
+      <w:r>
+        <w:rPr>
+          <w:lang w:val="sw_KE" w:bidi="sw_KE"/>
+        </w:rPr>
+        <w:t>30</w:t>
+      </w:r>
+      <w:r>
+        <w:rPr>
+          <w:lang w:val="sw_KE" w:bidi="sw_KE"/>
+        </w:rPr>
+        <w:t xml:space="preserve">; </w:t>
+      </w:r>
+      <w:r>
+        <w:rPr>
+          <w:lang w:val="sw_KE" w:bidi="sw_KE"/>
+        </w:rPr>
+        <w:t>5:12</w:t>
+      </w:r>
+      <w:r>
+        <w:rPr>
+          <w:lang w:val="sw_KE" w:bidi="sw_KE"/>
+        </w:rPr>
+        <w:t xml:space="preserve">; </w:t>
+      </w:r>
+      <w:r>
+        <w:rPr>
+          <w:lang w:val="sw_KE" w:bidi="sw_KE"/>
+        </w:rPr>
+        <w:t>8:6</w:t>
+      </w:r>
+      <w:r>
+        <w:rPr>
+          <w:lang w:val="sw_KE" w:bidi="sw_KE"/>
+        </w:rPr>
+        <w:t xml:space="preserve">; </w:t>
+      </w:r>
+      <w:r>
+        <w:rPr>
+          <w:lang w:val="sw_KE" w:bidi="sw_KE"/>
+        </w:rPr>
+        <w:t>14:3</w:t>
+      </w:r>
+      <w:r>
+        <w:rPr>
+          <w:lang w:val="sw_KE" w:bidi="sw_KE"/>
+        </w:rPr>
+        <w:t xml:space="preserve">; </w:t>
+      </w:r>
+      <w:r>
+        <w:rPr>
+          <w:lang w:val="sw_KE" w:bidi="sw_KE"/>
+        </w:rPr>
+        <w:t>15:12</w:t>
+      </w:r>
+      <w:r>
+        <w:rPr>
+          <w:lang w:val="sw_KE" w:bidi="sw_KE"/>
+        </w:rPr>
+        <w:t xml:space="preserve">; </w:t>
+      </w:r>
+      <w:r>
+        <w:rPr>
+          <w:lang w:val="sw_KE" w:bidi="sw_KE"/>
+        </w:rPr>
+        <w:t>Warumi 15:19</w:t>
+      </w:r>
       <w:r>
         <w:rPr>
           <w:lang w:val="sw_KE" w:bidi="sw_KE"/>
